--- a/docs/BetsPlug-Technisch-Juridisch-Kader-NL.docx
+++ b/docs/BetsPlug-Technisch-Juridisch-Kader-NL.docx
@@ -161,28 +161,41 @@
     </w:p>
     <w:p>
       <w:pPr>
-        <w:spacing w:after="120"/>
-      </w:pPr>
-      <w:r>
-        <w:rPr>
-          <w:rFonts w:ascii="Arial" w:cs="Arial" w:eastAsia="Arial" w:hAnsi="Arial"/>
-          <w:sz w:val="22"/>
-          <w:szCs w:val="22"/>
-        </w:rPr>
-        <w:t xml:space="preserve">BetsPlug is een AI-gestuurd voetbalvoorspellingsplatform dat uitsluitend is ontworpen voor educatieve en simulatiedoeleinden. Het platform faciliteert GEEN gokken, accepteert geen inzetten en verwerkt geen weddenschappen. Alle voorspellingen worden duidelijk gelabeld als simulaties met verplichte disclaimers op elke uitvoer.</w:t>
-      </w:r>
-    </w:p>
-    <w:p>
-      <w:pPr>
-        <w:spacing w:after="120"/>
-      </w:pPr>
-      <w:r>
-        <w:rPr>
-          <w:rFonts w:ascii="Arial" w:cs="Arial" w:eastAsia="Arial" w:hAnsi="Arial"/>
-          <w:sz w:val="22"/>
-          <w:szCs w:val="22"/>
-        </w:rPr>
-        <w:t xml:space="preserve">De voorspellingsengine maakt gebruik van een statistisch gevalideerd ensemble van wiskundige modellen, rigoureus getoetst aan historische data met strikte temporele scheiding tussen trainings- en validatieperioden. Een grid search over 1.295 gewichtsconfiguraties bevestigde de optimale modelopstelling, gevalideerd op out-of-sample data uit 2026.</w:t>
+        <w:spacing w:after="140" w:line="320"/>
+      </w:pPr>
+      <w:r>
+        <w:rPr>
+          <w:rFonts w:ascii="Arial" w:cs="Arial" w:eastAsia="Arial" w:hAnsi="Arial"/>
+          <w:sz w:val="22"/>
+          <w:szCs w:val="22"/>
+        </w:rPr>
+        <w:t xml:space="preserve">BetsPlug is een online platform dat met behulp van kunstmatige intelligentie (AI) voorspellingen maakt over de uitslag van voetbalwedstrijden. Het platform is uitsluitend bedoeld voor educatieve en informatieve doeleinden. BetsPlug organiseert geen gokactiviteiten, accepteert geen inzetten en verwerkt geen weddenschappen.</w:t>
+      </w:r>
+    </w:p>
+    <w:p>
+      <w:pPr>
+        <w:spacing w:after="140" w:line="320"/>
+      </w:pPr>
+      <w:r>
+        <w:rPr>
+          <w:rFonts w:ascii="Arial" w:cs="Arial" w:eastAsia="Arial" w:hAnsi="Arial"/>
+          <w:sz w:val="22"/>
+          <w:szCs w:val="22"/>
+        </w:rPr>
+        <w:t xml:space="preserve">Het systeem analyseert jarenlange wedstrijddata — denk aan uitslagen, teamvorm, onderlinge resultaten en competitiestanden — om een inschatting te maken van de meest waarschijnlijke uitslag van een aankomende wedstrijd. Elke voorspelling wordt vergezeld van een duidelijke vermelding dat het om een simulatie gaat en geen garantie op winst biedt.</w:t>
+      </w:r>
+    </w:p>
+    <w:p>
+      <w:pPr>
+        <w:spacing w:after="140" w:line="320"/>
+      </w:pPr>
+      <w:r>
+        <w:rPr>
+          <w:rFonts w:ascii="Arial" w:cs="Arial" w:eastAsia="Arial" w:hAnsi="Arial"/>
+          <w:sz w:val="22"/>
+          <w:szCs w:val="22"/>
+        </w:rPr>
+        <w:t xml:space="preserve">Om de betrouwbaarheid van het systeem aan te tonen, is het uitvoerig getest: 1.295 verschillende configuraties zijn getoetst op meer dan 6.500 historische wedstrijden. De resultaten op data die het systeem nooit eerder had gezien (het jaar 2026) komen overeen met de resultaten op trainingsdata — dit bevestigt dat het systeem betrouwbaar werkt en niet is “overfitted” (te specifiek afgestemd op historische data).</w:t>
       </w:r>
     </w:p>
     <w:p>
@@ -199,7 +212,20 @@
           <w:sz w:val="32"/>
           <w:szCs w:val="32"/>
         </w:rPr>
-        <w:t xml:space="preserve">2. Platformoverzicht</w:t>
+        <w:t xml:space="preserve">2. Wat is BetsPlug?</w:t>
+      </w:r>
+    </w:p>
+    <w:p>
+      <w:pPr>
+        <w:spacing w:after="140" w:line="320"/>
+      </w:pPr>
+      <w:r>
+        <w:rPr>
+          <w:rFonts w:ascii="Arial" w:cs="Arial" w:eastAsia="Arial" w:hAnsi="Arial"/>
+          <w:sz w:val="22"/>
+          <w:szCs w:val="22"/>
+        </w:rPr>
+        <w:t xml:space="preserve">BetsPlug is een webapplicatie waar gebruikers kunnen inloggen om AI-gegenereerde voetbalvoorspellingen te bekijken. Het platform werkt als een abonnementsdienst met verschillende niveaus:</w:t>
       </w:r>
     </w:p>
     <w:tbl>
@@ -245,7 +271,7 @@
                 <w:sz w:val="20"/>
                 <w:szCs w:val="20"/>
               </w:rPr>
-              <w:t xml:space="preserve">Component</w:t>
+              <w:t xml:space="preserve">Onderdeel</w:t>
             </w:r>
           </w:p>
         </w:tc>
@@ -275,7 +301,7 @@
                 <w:sz w:val="20"/>
                 <w:szCs w:val="20"/>
               </w:rPr>
-              <w:t xml:space="preserve">Details</w:t>
+              <w:t xml:space="preserve">Uitleg</w:t>
             </w:r>
           </w:p>
         </w:tc>
@@ -307,7 +333,7 @@
                 <w:sz w:val="20"/>
                 <w:szCs w:val="20"/>
               </w:rPr>
-              <w:t xml:space="preserve">Architectuur</w:t>
+              <w:t xml:space="preserve">Gratis niveau</w:t>
             </w:r>
           </w:p>
         </w:tc>
@@ -337,7 +363,7 @@
                 <w:sz w:val="20"/>
                 <w:szCs w:val="20"/>
               </w:rPr>
-              <w:t xml:space="preserve">Next.js 14 frontend, FastAPI (Python) backend</w:t>
+              <w:t xml:space="preserve">Beperkte toegang: 3 dagelijkse voorspellingen, basisstatistieken</w:t>
             </w:r>
           </w:p>
         </w:tc>
@@ -369,7 +395,7 @@
                 <w:sz w:val="20"/>
                 <w:szCs w:val="20"/>
               </w:rPr>
-              <w:t xml:space="preserve">Abonnementsniveaus</w:t>
+              <w:t xml:space="preserve">Silver / Gold / Platinum</w:t>
             </w:r>
           </w:p>
         </w:tc>
@@ -399,7 +425,7 @@
                 <w:sz w:val="20"/>
                 <w:szCs w:val="20"/>
               </w:rPr>
-              <w:t xml:space="preserve">Gratis, Silver, Gold, Platinum</w:t>
+              <w:t xml:space="preserve">Uitgebreide toegang: alle voorspellingen, track record, exports, Pick van de Dag</w:t>
             </w:r>
           </w:p>
         </w:tc>
@@ -431,7 +457,7 @@
                 <w:sz w:val="20"/>
                 <w:szCs w:val="20"/>
               </w:rPr>
-              <w:t xml:space="preserve">Competitiedekking</w:t>
+              <w:t xml:space="preserve">Competities</w:t>
             </w:r>
           </w:p>
         </w:tc>
@@ -461,7 +487,7 @@
                 <w:sz w:val="20"/>
                 <w:szCs w:val="20"/>
               </w:rPr>
-              <w:t xml:space="preserve">24 voetbalcompetities wereldwijd</w:t>
+              <w:t xml:space="preserve">24 voetbalcompetities wereldwijd, waaronder Eredivisie, Premier League, Champions League</w:t>
             </w:r>
           </w:p>
         </w:tc>
@@ -523,7 +549,7 @@
                 <w:sz w:val="20"/>
                 <w:szCs w:val="20"/>
               </w:rPr>
-              <w:t xml:space="preserve">API-Football (Pro), Football-Data.org, The Odds API</w:t>
+              <w:t xml:space="preserve">Professionele sportdata-API’s (API-Football, Football-Data.org, The Odds API)</w:t>
             </w:r>
           </w:p>
         </w:tc>
@@ -555,7 +581,7 @@
                 <w:sz w:val="20"/>
                 <w:szCs w:val="20"/>
               </w:rPr>
-              <w:t xml:space="preserve">Infrastructuur</w:t>
+              <w:t xml:space="preserve">Betalingen</w:t>
             </w:r>
           </w:p>
         </w:tc>
@@ -585,74 +611,39 @@
                 <w:sz w:val="20"/>
                 <w:szCs w:val="20"/>
               </w:rPr>
-              <w:t xml:space="preserve">Railway (backend), Vercel (frontend), PostgreSQL, Redis</w:t>
-            </w:r>
-          </w:p>
-        </w:tc>
-      </w:tr>
-      <w:tr>
-        <w:tc>
-          <w:tcPr>
-            <w:tcW w:type="dxa" w:w="4500"/>
-            <w:tcBorders>
-              <w:top w:val="single" w:color="cccccc" w:sz="1"/>
-              <w:left w:val="single" w:color="cccccc" w:sz="1"/>
-              <w:bottom w:val="single" w:color="cccccc" w:sz="1"/>
-              <w:right w:val="single" w:color="cccccc" w:sz="1"/>
-            </w:tcBorders>
-            <w:shd w:fill="ffffff" w:val="clear"/>
-            <w:tcMar>
-              <w:top w:type="dxa" w:w="80"/>
-              <w:left w:type="dxa" w:w="120"/>
-              <w:bottom w:type="dxa" w:w="80"/>
-              <w:right w:type="dxa" w:w="120"/>
-            </w:tcMar>
-          </w:tcPr>
-          <w:p>
-            <w:r>
-              <w:rPr>
-                <w:rFonts w:ascii="Arial" w:cs="Arial" w:eastAsia="Arial" w:hAnsi="Arial"/>
-                <w:b w:val="false"/>
-                <w:bCs w:val="false"/>
-                <w:sz w:val="20"/>
-                <w:szCs w:val="20"/>
-              </w:rPr>
-              <w:t xml:space="preserve">Betalingen</w:t>
-            </w:r>
-          </w:p>
-        </w:tc>
-        <w:tc>
-          <w:tcPr>
-            <w:tcW w:type="dxa" w:w="4526"/>
-            <w:tcBorders>
-              <w:top w:val="single" w:color="cccccc" w:sz="1"/>
-              <w:left w:val="single" w:color="cccccc" w:sz="1"/>
-              <w:bottom w:val="single" w:color="cccccc" w:sz="1"/>
-              <w:right w:val="single" w:color="cccccc" w:sz="1"/>
-            </w:tcBorders>
-            <w:shd w:fill="ffffff" w:val="clear"/>
-            <w:tcMar>
-              <w:top w:type="dxa" w:w="80"/>
-              <w:left w:type="dxa" w:w="120"/>
-              <w:bottom w:type="dxa" w:w="80"/>
-              <w:right w:type="dxa" w:w="120"/>
-            </w:tcMar>
-          </w:tcPr>
-          <w:p>
-            <w:r>
-              <w:rPr>
-                <w:rFonts w:ascii="Arial" w:cs="Arial" w:eastAsia="Arial" w:hAnsi="Arial"/>
-                <w:b w:val="false"/>
-                <w:bCs w:val="false"/>
-                <w:sz w:val="20"/>
-                <w:szCs w:val="20"/>
-              </w:rPr>
-              <w:t xml:space="preserve">Stripe (PCI-DSS gecertificeerd, geen kaartgegevens opgeslagen)</w:t>
+              <w:t xml:space="preserve">Via Stripe — BetsPlug slaat zelf geen creditcardgegevens op</w:t>
             </w:r>
           </w:p>
         </w:tc>
       </w:tr>
     </w:tbl>
+    <w:p>
+      <w:pPr>
+        <w:shd w:fill="f5f5f5" w:val="clear"/>
+        <w:spacing w:after="160" w:before="80" w:line="320"/>
+        <w:ind w:left="200" w:right="200"/>
+      </w:pPr>
+      <w:r>
+        <w:rPr>
+          <w:rFonts w:ascii="Arial" w:cs="Arial" w:eastAsia="Arial" w:hAnsi="Arial"/>
+          <w:b/>
+          <w:bCs/>
+          <w:color w:val="1a365d"/>
+          <w:sz w:val="20"/>
+          <w:szCs w:val="20"/>
+        </w:rPr>
+        <w:t xml:space="preserve">Wat betekent dit? </w:t>
+      </w:r>
+      <w:r>
+        <w:rPr>
+          <w:rFonts w:ascii="Arial" w:cs="Arial" w:eastAsia="Arial" w:hAnsi="Arial"/>
+          <w:color w:val="444444"/>
+          <w:sz w:val="20"/>
+          <w:szCs w:val="20"/>
+        </w:rPr>
+        <w:t xml:space="preserve">BetsPlug is vergelijkbaar met een weerstation dat het weer voorspelt: het geeft een inschatting op basis van data, maar kan het weer niet garanderen. Net zo geeft BetsPlug een inschatting van wedstrijduitslagen, maar garandeert geen resultaat.</w:t>
+      </w:r>
+    </w:p>
     <w:p>
       <w:pPr>
         <w:pStyle w:val="Heading1"/>
@@ -667,7 +658,7 @@
           <w:sz w:val="32"/>
           <w:szCs w:val="32"/>
         </w:rPr>
-        <w:t xml:space="preserve">3. Voorspellingsengine — Technische Specificatie</w:t>
+        <w:t xml:space="preserve">3. Hoe werkt de voorspelling?</w:t>
       </w:r>
     </w:p>
     <w:p>
@@ -684,20 +675,159 @@
           <w:sz w:val="26"/>
           <w:szCs w:val="26"/>
         </w:rPr>
-        <w:t xml:space="preserve">3.1 Modelarchitectuur</w:t>
-      </w:r>
-    </w:p>
-    <w:p>
-      <w:pPr>
-        <w:spacing w:after="120"/>
-      </w:pPr>
-      <w:r>
-        <w:rPr>
-          <w:rFonts w:ascii="Arial" w:cs="Arial" w:eastAsia="Arial" w:hAnsi="Arial"/>
-          <w:sz w:val="22"/>
-          <w:szCs w:val="22"/>
-        </w:rPr>
-        <w:t xml:space="preserve">De engine gebruikt een gewogen ensemble van twee actieve statistische modellen:</w:t>
+        <w:t xml:space="preserve">3.1 De modellen — hoe komt een voorspelling tot stand?</w:t>
+      </w:r>
+    </w:p>
+    <w:p>
+      <w:pPr>
+        <w:spacing w:after="140" w:line="320"/>
+      </w:pPr>
+      <w:r>
+        <w:rPr>
+          <w:rFonts w:ascii="Arial" w:cs="Arial" w:eastAsia="Arial" w:hAnsi="Arial"/>
+          <w:sz w:val="22"/>
+          <w:szCs w:val="22"/>
+        </w:rPr>
+        <w:t xml:space="preserve">Het systeem combineert twee wiskundige modellen die elk op een andere manier naar wedstrijddata kijken. Door deze twee perspectieven samen te voegen, ontstaat een nauwkeurigere voorspelling dan elk model alleen zou geven.</w:t>
+      </w:r>
+    </w:p>
+    <w:p>
+      <w:pPr>
+        <w:spacing w:after="140" w:line="320"/>
+      </w:pPr>
+      <w:r>
+        <w:rPr>
+          <w:rFonts w:ascii="Arial" w:cs="Arial" w:eastAsia="Arial" w:hAnsi="Arial"/>
+          <w:b/>
+          <w:bCs/>
+          <w:sz w:val="22"/>
+          <w:szCs w:val="22"/>
+        </w:rPr>
+        <w:t xml:space="preserve">Model 1: Elo-ratingsysteem</w:t>
+      </w:r>
+    </w:p>
+    <w:p>
+      <w:pPr>
+        <w:spacing w:after="140" w:line="320"/>
+      </w:pPr>
+      <w:r>
+        <w:rPr>
+          <w:rFonts w:ascii="Arial" w:cs="Arial" w:eastAsia="Arial" w:hAnsi="Arial"/>
+          <w:sz w:val="22"/>
+          <w:szCs w:val="22"/>
+        </w:rPr>
+        <w:t xml:space="preserve">Elk team krijgt een “Elo-score” — een getal dat aangeeft hoe sterk het team is. Hoe meer wedstrijden een team wint (vooral tegen sterke tegenstanders), hoe hoger de score. Het systeem vergelijkt de Elo-scores van beide teams om te bepalen wie de favoriet is. Vergelijk het met een rankingsysteem in tennis of schaken.</w:t>
+      </w:r>
+    </w:p>
+    <w:p>
+      <w:pPr>
+        <w:spacing w:after="140" w:line="320"/>
+      </w:pPr>
+      <w:r>
+        <w:rPr>
+          <w:rFonts w:ascii="Arial" w:cs="Arial" w:eastAsia="Arial" w:hAnsi="Arial"/>
+          <w:b/>
+          <w:bCs/>
+          <w:sz w:val="22"/>
+          <w:szCs w:val="22"/>
+        </w:rPr>
+        <w:t xml:space="preserve">Model 2: Logistische Regressie</w:t>
+      </w:r>
+    </w:p>
+    <w:p>
+      <w:pPr>
+        <w:spacing w:after="140" w:line="320"/>
+      </w:pPr>
+      <w:r>
+        <w:rPr>
+          <w:rFonts w:ascii="Arial" w:cs="Arial" w:eastAsia="Arial" w:hAnsi="Arial"/>
+          <w:sz w:val="22"/>
+          <w:szCs w:val="22"/>
+        </w:rPr>
+        <w:t xml:space="preserve">Dit model kijkt naar 43 verschillende factoren tegelijk, bijvoorbeeld: hoe heeft het team de laatste 5 wedstrijden gepresteerd? Hoe vaak wonnen ze thuis? Hoe is het onderlinge resultaat? Wat is het verschil in competitiestand? Het model heeft geleerd van duizenden historische wedstrijden welke combinatie van factoren het best de uitslag voorspelt.</w:t>
+      </w:r>
+    </w:p>
+    <w:p>
+      <w:pPr>
+        <w:spacing w:after="140" w:line="320"/>
+      </w:pPr>
+      <w:r>
+        <w:rPr>
+          <w:rFonts w:ascii="Arial" w:cs="Arial" w:eastAsia="Arial" w:hAnsi="Arial"/>
+          <w:sz w:val="22"/>
+          <w:szCs w:val="22"/>
+        </w:rPr>
+        <w:t xml:space="preserve">De twee modellen worden samengevoegd met een gewicht: het Logistische model telt 2x zo zwaar mee als het Elo-model, omdat uit tests bleek dat dit de beste resultaten geeft.</w:t>
+      </w:r>
+    </w:p>
+    <w:p>
+      <w:pPr>
+        <w:shd w:fill="f5f5f5" w:val="clear"/>
+        <w:spacing w:after="160" w:before="80" w:line="320"/>
+        <w:ind w:left="200" w:right="200"/>
+      </w:pPr>
+      <w:r>
+        <w:rPr>
+          <w:rFonts w:ascii="Arial" w:cs="Arial" w:eastAsia="Arial" w:hAnsi="Arial"/>
+          <w:b/>
+          <w:bCs/>
+          <w:color w:val="1a365d"/>
+          <w:sz w:val="20"/>
+          <w:szCs w:val="20"/>
+        </w:rPr>
+        <w:t xml:space="preserve">Wat betekent dit? </w:t>
+      </w:r>
+      <w:r>
+        <w:rPr>
+          <w:rFonts w:ascii="Arial" w:cs="Arial" w:eastAsia="Arial" w:hAnsi="Arial"/>
+          <w:color w:val="444444"/>
+          <w:sz w:val="20"/>
+          <w:szCs w:val="20"/>
+        </w:rPr>
+        <w:t xml:space="preserve">Stel je voor dat je twee experts vraagt wie een wedstrijd wint. Expert 1 (Elo) kijkt alleen naar de algemene sterkte van teams. Expert 2 (Logistisch) kijkt naar 43 details. Je luistert naar allebei, maar geeft Expert 2 meer gewicht omdat die vaker gelijk heeft. Dat is wat BetsPlug doet.</w:t>
+      </w:r>
+    </w:p>
+    <w:p>
+      <w:pPr>
+        <w:pStyle w:val="Heading2"/>
+        <w:spacing w:after="160" w:before="280"/>
+      </w:pPr>
+      <w:r>
+        <w:rPr>
+          <w:rFonts w:ascii="Arial" w:cs="Arial" w:eastAsia="Arial" w:hAnsi="Arial"/>
+          <w:b/>
+          <w:bCs/>
+          <w:color w:val="1a365d"/>
+          <w:sz w:val="26"/>
+          <w:szCs w:val="26"/>
+        </w:rPr>
+        <w:t xml:space="preserve">3.2 Beveiliging tegen vals spelen met data</w:t>
+      </w:r>
+    </w:p>
+    <w:p>
+      <w:pPr>
+        <w:spacing w:after="140" w:line="320"/>
+      </w:pPr>
+      <w:r>
+        <w:rPr>
+          <w:rFonts w:ascii="Arial" w:cs="Arial" w:eastAsia="Arial" w:hAnsi="Arial"/>
+          <w:sz w:val="22"/>
+          <w:szCs w:val="22"/>
+        </w:rPr>
+        <w:t xml:space="preserve">Een groot risico bij voorspellingssystemen is dat ze per ongeluk gebruikmaken van informatie die op het moment van de voorspelling nog niet beschikbaar was. Bijvoorbeeld: als het systeem de uitslag van een wedstrijd zou kennen terwijl het die wedstrijd probeert te voorspellen, zou het vals spelen.</w:t>
+      </w:r>
+    </w:p>
+    <w:p>
+      <w:pPr>
+        <w:spacing w:after="140" w:line="320"/>
+      </w:pPr>
+      <w:r>
+        <w:rPr>
+          <w:rFonts w:ascii="Arial" w:cs="Arial" w:eastAsia="Arial" w:hAnsi="Arial"/>
+          <w:sz w:val="22"/>
+          <w:szCs w:val="22"/>
+        </w:rPr>
+        <w:t xml:space="preserve">BetsPlug heeft meerdere beveiligingen ingebouwd om dit te voorkomen:</w:t>
       </w:r>
     </w:p>
     <w:p>
@@ -707,15 +837,15 @@
           <w:ilvl w:val="0"/>
           <w:numId w:val="2"/>
         </w:numPr>
-        <w:spacing w:after="60"/>
-      </w:pPr>
-      <w:r>
-        <w:rPr>
-          <w:rFonts w:ascii="Arial" w:cs="Arial" w:eastAsia="Arial" w:hAnsi="Arial"/>
-          <w:sz w:val="22"/>
-          <w:szCs w:val="22"/>
-        </w:rPr>
-        <w:t xml:space="preserve">Elo-ratingsysteem (gewicht: 1,2) — Adaptieve teamsterkte-ratings met 65-punts thuisvoordeel-calibratie, point-in-time handhaving en K-factor van 20.</w:t>
+        <w:spacing w:after="80" w:line="320"/>
+      </w:pPr>
+      <w:r>
+        <w:rPr>
+          <w:rFonts w:ascii="Arial" w:cs="Arial" w:eastAsia="Arial" w:hAnsi="Arial"/>
+          <w:sz w:val="22"/>
+          <w:szCs w:val="22"/>
+        </w:rPr>
+        <w:t xml:space="preserve">Teamsterktes (Elo-scores) worden alleen opgehaald tot het moment VÓÓR de aftrap — nooit erna</w:t>
       </w:r>
     </w:p>
     <w:p>
@@ -725,28 +855,78 @@
           <w:ilvl w:val="0"/>
           <w:numId w:val="2"/>
         </w:numPr>
-        <w:spacing w:after="60"/>
-      </w:pPr>
-      <w:r>
-        <w:rPr>
-          <w:rFonts w:ascii="Arial" w:cs="Arial" w:eastAsia="Arial" w:hAnsi="Arial"/>
-          <w:sz w:val="22"/>
-          <w:szCs w:val="22"/>
-        </w:rPr>
-        <w:t xml:space="preserve">Logistische Regressie (gewicht: 2,0) — Classifier met 43 kenmerken, getraind op historische wedstrijddata inclusief teamvorm, onderlinge resultaten, competitiestanden en Elo-verschil.</w:t>
-      </w:r>
-    </w:p>
-    <w:p>
-      <w:pPr>
-        <w:spacing w:after="120"/>
-      </w:pPr>
-      <w:r>
-        <w:rPr>
-          <w:rFonts w:ascii="Arial" w:cs="Arial" w:eastAsia="Arial" w:hAnsi="Arial"/>
-          <w:sz w:val="22"/>
-          <w:szCs w:val="22"/>
-        </w:rPr>
-        <w:t xml:space="preserve">Twee extra modellen (Poisson en XGBoost) zijn getest maar uitgeschakeld na grid search-optimalisatie die aantoonde dat zij ruis toevoegen zonder de nauwkeurigheid te verbeteren.</w:t>
+        <w:spacing w:after="80" w:line="320"/>
+      </w:pPr>
+      <w:r>
+        <w:rPr>
+          <w:rFonts w:ascii="Arial" w:cs="Arial" w:eastAsia="Arial" w:hAnsi="Arial"/>
+          <w:sz w:val="22"/>
+          <w:szCs w:val="22"/>
+        </w:rPr>
+        <w:t xml:space="preserve">Teamvorm (de laatste 5 wedstrijden) bevat alleen wedstrijden die al gespeeld waren vóór de te voorspellen wedstrijd</w:t>
+      </w:r>
+    </w:p>
+    <w:p>
+      <w:pPr>
+        <w:pStyle w:val="ListParagraph"/>
+        <w:numPr>
+          <w:ilvl w:val="0"/>
+          <w:numId w:val="2"/>
+        </w:numPr>
+        <w:spacing w:after="80" w:line="320"/>
+      </w:pPr>
+      <w:r>
+        <w:rPr>
+          <w:rFonts w:ascii="Arial" w:cs="Arial" w:eastAsia="Arial" w:hAnsi="Arial"/>
+          <w:sz w:val="22"/>
+          <w:szCs w:val="22"/>
+        </w:rPr>
+        <w:t xml:space="preserve">Onderlinge resultaten bevatten uitsluitend eerdere ontmoetingen, nooit de wedstrijd zelf</w:t>
+      </w:r>
+    </w:p>
+    <w:p>
+      <w:pPr>
+        <w:pStyle w:val="ListParagraph"/>
+        <w:numPr>
+          <w:ilvl w:val="0"/>
+          <w:numId w:val="2"/>
+        </w:numPr>
+        <w:spacing w:after="80" w:line="320"/>
+      </w:pPr>
+      <w:r>
+        <w:rPr>
+          <w:rFonts w:ascii="Arial" w:cs="Arial" w:eastAsia="Arial" w:hAnsi="Arial"/>
+          <w:sz w:val="22"/>
+          <w:szCs w:val="22"/>
+        </w:rPr>
+        <w:t xml:space="preserve">Als het systeem detecteert dat er per ongeluk toekomstige data wordt gebruikt, stopt het automatisch met een foutmelding</w:t>
+      </w:r>
+    </w:p>
+    <w:p>
+      <w:pPr>
+        <w:shd w:fill="f5f5f5" w:val="clear"/>
+        <w:spacing w:after="160" w:before="80" w:line="320"/>
+        <w:ind w:left="200" w:right="200"/>
+      </w:pPr>
+      <w:r>
+        <w:rPr>
+          <w:rFonts w:ascii="Arial" w:cs="Arial" w:eastAsia="Arial" w:hAnsi="Arial"/>
+          <w:b/>
+          <w:bCs/>
+          <w:color w:val="1a365d"/>
+          <w:sz w:val="20"/>
+          <w:szCs w:val="20"/>
+        </w:rPr>
+        <w:t xml:space="preserve">Wat betekent dit? </w:t>
+      </w:r>
+      <w:r>
+        <w:rPr>
+          <w:rFonts w:ascii="Arial" w:cs="Arial" w:eastAsia="Arial" w:hAnsi="Arial"/>
+          <w:color w:val="444444"/>
+          <w:sz w:val="20"/>
+          <w:szCs w:val="20"/>
+        </w:rPr>
+        <w:t xml:space="preserve">Dit is vergelijkbaar met een toets op school: als een leerling de antwoorden al kent, is de toets niet eerlijk. BetsPlug zorgt ervoor dat het systeem de “antwoorden” (de wedstrijduitslag) nooit kan zien voordat het de voorspelling maakt.</w:t>
       </w:r>
     </w:p>
     <w:p>
@@ -763,140 +943,20 @@
           <w:sz w:val="26"/>
           <w:szCs w:val="26"/>
         </w:rPr>
-        <w:t xml:space="preserve">3.2 Anti-Lekkage Waarborgen</w:t>
-      </w:r>
-    </w:p>
-    <w:p>
-      <w:pPr>
-        <w:spacing w:after="120"/>
-      </w:pPr>
-      <w:r>
-        <w:rPr>
-          <w:rFonts w:ascii="Arial" w:cs="Arial" w:eastAsia="Arial" w:hAnsi="Arial"/>
-          <w:sz w:val="22"/>
-          <w:szCs w:val="22"/>
-        </w:rPr>
-        <w:t xml:space="preserve">Data-integriteit wordt afgedwongen via meerdere beveiligingen om te voorkomen dat toekomstige informatie voorspellingen contamineert:</w:t>
-      </w:r>
-    </w:p>
-    <w:p>
-      <w:pPr>
-        <w:pStyle w:val="ListParagraph"/>
-        <w:numPr>
-          <w:ilvl w:val="0"/>
-          <w:numId w:val="2"/>
-        </w:numPr>
-        <w:spacing w:after="60"/>
-      </w:pPr>
-      <w:r>
-        <w:rPr>
-          <w:rFonts w:ascii="Arial" w:cs="Arial" w:eastAsia="Arial" w:hAnsi="Arial"/>
-          <w:sz w:val="22"/>
-          <w:szCs w:val="22"/>
-        </w:rPr>
-        <w:t xml:space="preserve">Elo-ratings: opgevraagd met strikt effective_at &lt; kickoff temporeel filter</w:t>
-      </w:r>
-    </w:p>
-    <w:p>
-      <w:pPr>
-        <w:pStyle w:val="ListParagraph"/>
-        <w:numPr>
-          <w:ilvl w:val="0"/>
-          <w:numId w:val="2"/>
-        </w:numPr>
-        <w:spacing w:after="60"/>
-      </w:pPr>
-      <w:r>
-        <w:rPr>
-          <w:rFonts w:ascii="Arial" w:cs="Arial" w:eastAsia="Arial" w:hAnsi="Arial"/>
-          <w:sz w:val="22"/>
-          <w:szCs w:val="22"/>
-        </w:rPr>
-        <w:t xml:space="preserve">FeatureLeakageError: runtime-exceptie bij elke schending van data-integriteit</w:t>
-      </w:r>
-    </w:p>
-    <w:p>
-      <w:pPr>
-        <w:pStyle w:val="ListParagraph"/>
-        <w:numPr>
-          <w:ilvl w:val="0"/>
-          <w:numId w:val="2"/>
-        </w:numPr>
-        <w:spacing w:after="60"/>
-      </w:pPr>
-      <w:r>
-        <w:rPr>
-          <w:rFonts w:ascii="Arial" w:cs="Arial" w:eastAsia="Arial" w:hAnsi="Arial"/>
-          <w:sz w:val="22"/>
-          <w:szCs w:val="22"/>
-        </w:rPr>
-        <w:t xml:space="preserve">Teamvorm: gefilterd met before=scheduled_at, uitsluitend pre-wedstrijd data</w:t>
-      </w:r>
-    </w:p>
-    <w:p>
-      <w:pPr>
-        <w:pStyle w:val="ListParagraph"/>
-        <w:numPr>
-          <w:ilvl w:val="0"/>
-          <w:numId w:val="2"/>
-        </w:numPr>
-        <w:spacing w:after="60"/>
-      </w:pPr>
-      <w:r>
-        <w:rPr>
-          <w:rFonts w:ascii="Arial" w:cs="Arial" w:eastAsia="Arial" w:hAnsi="Arial"/>
-          <w:sz w:val="22"/>
-          <w:szCs w:val="22"/>
-        </w:rPr>
-        <w:t xml:space="preserve">Onderlinge resultaten: beperkt tot uitsluitend historische ontmoetingen</w:t>
-      </w:r>
-    </w:p>
-    <w:p>
-      <w:pPr>
-        <w:pStyle w:val="ListParagraph"/>
-        <w:numPr>
-          <w:ilvl w:val="0"/>
-          <w:numId w:val="2"/>
-        </w:numPr>
-        <w:spacing w:after="60"/>
-      </w:pPr>
-      <w:r>
-        <w:rPr>
-          <w:rFonts w:ascii="Arial" w:cs="Arial" w:eastAsia="Arial" w:hAnsi="Arial"/>
-          <w:sz w:val="22"/>
-          <w:szCs w:val="22"/>
-        </w:rPr>
-        <w:t xml:space="preserve">Alle 43 kenmerken geverifieerd als point-in-time veilig via code-level handhaving</w:t>
-      </w:r>
-    </w:p>
-    <w:p>
-      <w:pPr>
-        <w:pStyle w:val="Heading2"/>
-        <w:spacing w:after="160" w:before="280"/>
-      </w:pPr>
-      <w:r>
-        <w:rPr>
-          <w:rFonts w:ascii="Arial" w:cs="Arial" w:eastAsia="Arial" w:hAnsi="Arial"/>
-          <w:b/>
-          <w:bCs/>
-          <w:color w:val="1a365d"/>
-          <w:sz w:val="26"/>
-          <w:szCs w:val="26"/>
-        </w:rPr>
-        <w:t xml:space="preserve">3.3 Classificatie van Voorspellingsbron</w:t>
-      </w:r>
-    </w:p>
-    <w:p>
-      <w:pPr>
-        <w:spacing w:after="120"/>
-      </w:pPr>
-      <w:r>
-        <w:rPr>
-          <w:rFonts w:ascii="Arial" w:cs="Arial" w:eastAsia="Arial" w:hAnsi="Arial"/>
-          <w:sz w:val="22"/>
-          <w:szCs w:val="22"/>
-        </w:rPr>
-        <w:t xml:space="preserve">Elke voorspelling wordt onveranderlijk geclassificeerd bij aanmaak:</w:t>
+        <w:t xml:space="preserve">3.3 Live vs. Backtest — twee soorten voorspellingen</w:t>
+      </w:r>
+    </w:p>
+    <w:p>
+      <w:pPr>
+        <w:spacing w:after="140" w:line="320"/>
+      </w:pPr>
+      <w:r>
+        <w:rPr>
+          <w:rFonts w:ascii="Arial" w:cs="Arial" w:eastAsia="Arial" w:hAnsi="Arial"/>
+          <w:sz w:val="22"/>
+          <w:szCs w:val="22"/>
+        </w:rPr>
+        <w:t xml:space="preserve">BetsPlug maakt onderscheid tussen twee soorten voorspellingen:</w:t>
       </w:r>
     </w:p>
     <w:tbl>
@@ -942,7 +1002,7 @@
                 <w:sz w:val="20"/>
                 <w:szCs w:val="20"/>
               </w:rPr>
-              <w:t xml:space="preserve">Veld</w:t>
+              <w:t xml:space="preserve">Type</w:t>
             </w:r>
           </w:p>
         </w:tc>
@@ -972,7 +1032,7 @@
                 <w:sz w:val="20"/>
                 <w:szCs w:val="20"/>
               </w:rPr>
-              <w:t xml:space="preserve">Beschrijving</w:t>
+              <w:t xml:space="preserve">Uitleg</w:t>
             </w:r>
           </w:p>
         </w:tc>
@@ -1004,7 +1064,7 @@
                 <w:sz w:val="20"/>
                 <w:szCs w:val="20"/>
               </w:rPr>
-              <w:t xml:space="preserve">prediction_source</w:t>
+              <w:t xml:space="preserve">Live voorspelling</w:t>
             </w:r>
           </w:p>
         </w:tc>
@@ -1034,7 +1094,7 @@
                 <w:sz w:val="20"/>
                 <w:szCs w:val="20"/>
               </w:rPr>
-              <w:t xml:space="preserve">'live' (pre-wedstrijd) of 'backtest' (retroactieve simulatie)</w:t>
+              <w:t xml:space="preserve">Gemaakt VÓÓR de wedstrijd begint. Wordt vastgelegd met een tijdstempel als bewijs. Dit is de “echte” voorspelling.</w:t>
             </w:r>
           </w:p>
         </w:tc>
@@ -1066,7 +1126,7 @@
                 <w:sz w:val="20"/>
                 <w:szCs w:val="20"/>
               </w:rPr>
-              <w:t xml:space="preserve">locked_at</w:t>
+              <w:t xml:space="preserve">Backtest voorspelling</w:t>
             </w:r>
           </w:p>
         </w:tc>
@@ -1096,198 +1156,52 @@
                 <w:sz w:val="20"/>
                 <w:szCs w:val="20"/>
               </w:rPr>
-              <w:t xml:space="preserve">Tijdstempelbewijs wanneer live-voorspelling is vastgelegd</w:t>
-            </w:r>
-          </w:p>
-        </w:tc>
-      </w:tr>
-      <w:tr>
-        <w:tc>
-          <w:tcPr>
-            <w:tcW w:type="dxa" w:w="4500"/>
-            <w:tcBorders>
-              <w:top w:val="single" w:color="cccccc" w:sz="1"/>
-              <w:left w:val="single" w:color="cccccc" w:sz="1"/>
-              <w:bottom w:val="single" w:color="cccccc" w:sz="1"/>
-              <w:right w:val="single" w:color="cccccc" w:sz="1"/>
-            </w:tcBorders>
-            <w:shd w:fill="ffffff" w:val="clear"/>
-            <w:tcMar>
-              <w:top w:type="dxa" w:w="80"/>
-              <w:left w:type="dxa" w:w="120"/>
-              <w:bottom w:type="dxa" w:w="80"/>
-              <w:right w:type="dxa" w:w="120"/>
-            </w:tcMar>
-          </w:tcPr>
-          <w:p>
-            <w:r>
-              <w:rPr>
-                <w:rFonts w:ascii="Arial" w:cs="Arial" w:eastAsia="Arial" w:hAnsi="Arial"/>
-                <w:b w:val="false"/>
-                <w:bCs w:val="false"/>
-                <w:sz w:val="20"/>
-                <w:szCs w:val="20"/>
-              </w:rPr>
-              <w:t xml:space="preserve">match_scheduled_at</w:t>
-            </w:r>
-          </w:p>
-        </w:tc>
-        <w:tc>
-          <w:tcPr>
-            <w:tcW w:type="dxa" w:w="4526"/>
-            <w:tcBorders>
-              <w:top w:val="single" w:color="cccccc" w:sz="1"/>
-              <w:left w:val="single" w:color="cccccc" w:sz="1"/>
-              <w:bottom w:val="single" w:color="cccccc" w:sz="1"/>
-              <w:right w:val="single" w:color="cccccc" w:sz="1"/>
-            </w:tcBorders>
-            <w:shd w:fill="ffffff" w:val="clear"/>
-            <w:tcMar>
-              <w:top w:type="dxa" w:w="80"/>
-              <w:left w:type="dxa" w:w="120"/>
-              <w:bottom w:type="dxa" w:w="80"/>
-              <w:right w:type="dxa" w:w="120"/>
-            </w:tcMar>
-          </w:tcPr>
-          <w:p>
-            <w:r>
-              <w:rPr>
-                <w:rFonts w:ascii="Arial" w:cs="Arial" w:eastAsia="Arial" w:hAnsi="Arial"/>
-                <w:b w:val="false"/>
-                <w:bCs w:val="false"/>
-                <w:sz w:val="20"/>
-                <w:szCs w:val="20"/>
-              </w:rPr>
-              <w:t xml:space="preserve">Onveranderlijke snapshot van aftrap op voorspellingsmoment</w:t>
-            </w:r>
-          </w:p>
-        </w:tc>
-      </w:tr>
-      <w:tr>
-        <w:tc>
-          <w:tcPr>
-            <w:tcW w:type="dxa" w:w="4500"/>
-            <w:tcBorders>
-              <w:top w:val="single" w:color="cccccc" w:sz="1"/>
-              <w:left w:val="single" w:color="cccccc" w:sz="1"/>
-              <w:bottom w:val="single" w:color="cccccc" w:sz="1"/>
-              <w:right w:val="single" w:color="cccccc" w:sz="1"/>
-            </w:tcBorders>
-            <w:shd w:fill="ffffff" w:val="clear"/>
-            <w:tcMar>
-              <w:top w:type="dxa" w:w="80"/>
-              <w:left w:type="dxa" w:w="120"/>
-              <w:bottom w:type="dxa" w:w="80"/>
-              <w:right w:type="dxa" w:w="120"/>
-            </w:tcMar>
-          </w:tcPr>
-          <w:p>
-            <w:r>
-              <w:rPr>
-                <w:rFonts w:ascii="Arial" w:cs="Arial" w:eastAsia="Arial" w:hAnsi="Arial"/>
-                <w:b w:val="false"/>
-                <w:bCs w:val="false"/>
-                <w:sz w:val="20"/>
-                <w:szCs w:val="20"/>
-              </w:rPr>
-              <w:t xml:space="preserve">lead_time_hours</w:t>
-            </w:r>
-          </w:p>
-        </w:tc>
-        <w:tc>
-          <w:tcPr>
-            <w:tcW w:type="dxa" w:w="4526"/>
-            <w:tcBorders>
-              <w:top w:val="single" w:color="cccccc" w:sz="1"/>
-              <w:left w:val="single" w:color="cccccc" w:sz="1"/>
-              <w:bottom w:val="single" w:color="cccccc" w:sz="1"/>
-              <w:right w:val="single" w:color="cccccc" w:sz="1"/>
-            </w:tcBorders>
-            <w:shd w:fill="ffffff" w:val="clear"/>
-            <w:tcMar>
-              <w:top w:type="dxa" w:w="80"/>
-              <w:left w:type="dxa" w:w="120"/>
-              <w:bottom w:type="dxa" w:w="80"/>
-              <w:right w:type="dxa" w:w="120"/>
-            </w:tcMar>
-          </w:tcPr>
-          <w:p>
-            <w:r>
-              <w:rPr>
-                <w:rFonts w:ascii="Arial" w:cs="Arial" w:eastAsia="Arial" w:hAnsi="Arial"/>
-                <w:b w:val="false"/>
-                <w:bCs w:val="false"/>
-                <w:sz w:val="20"/>
-                <w:szCs w:val="20"/>
-              </w:rPr>
-              <w:t xml:space="preserve">Uren voor aftrap dat de voorspelling is gegenereerd</w:t>
-            </w:r>
-          </w:p>
-        </w:tc>
-      </w:tr>
-      <w:tr>
-        <w:tc>
-          <w:tcPr>
-            <w:tcW w:type="dxa" w:w="4500"/>
-            <w:tcBorders>
-              <w:top w:val="single" w:color="cccccc" w:sz="1"/>
-              <w:left w:val="single" w:color="cccccc" w:sz="1"/>
-              <w:bottom w:val="single" w:color="cccccc" w:sz="1"/>
-              <w:right w:val="single" w:color="cccccc" w:sz="1"/>
-            </w:tcBorders>
-            <w:shd w:fill="ffffff" w:val="clear"/>
-            <w:tcMar>
-              <w:top w:type="dxa" w:w="80"/>
-              <w:left w:type="dxa" w:w="120"/>
-              <w:bottom w:type="dxa" w:w="80"/>
-              <w:right w:type="dxa" w:w="120"/>
-            </w:tcMar>
-          </w:tcPr>
-          <w:p>
-            <w:r>
-              <w:rPr>
-                <w:rFonts w:ascii="Arial" w:cs="Arial" w:eastAsia="Arial" w:hAnsi="Arial"/>
-                <w:b w:val="false"/>
-                <w:bCs w:val="false"/>
-                <w:sz w:val="20"/>
-                <w:szCs w:val="20"/>
-              </w:rPr>
-              <w:t xml:space="preserve">closing_odds_snapshot</w:t>
-            </w:r>
-          </w:p>
-        </w:tc>
-        <w:tc>
-          <w:tcPr>
-            <w:tcW w:type="dxa" w:w="4526"/>
-            <w:tcBorders>
-              <w:top w:val="single" w:color="cccccc" w:sz="1"/>
-              <w:left w:val="single" w:color="cccccc" w:sz="1"/>
-              <w:bottom w:val="single" w:color="cccccc" w:sz="1"/>
-              <w:right w:val="single" w:color="cccccc" w:sz="1"/>
-            </w:tcBorders>
-            <w:shd w:fill="ffffff" w:val="clear"/>
-            <w:tcMar>
-              <w:top w:type="dxa" w:w="80"/>
-              <w:left w:type="dxa" w:w="120"/>
-              <w:bottom w:type="dxa" w:w="80"/>
-              <w:right w:type="dxa" w:w="120"/>
-            </w:tcMar>
-          </w:tcPr>
-          <w:p>
-            <w:r>
-              <w:rPr>
-                <w:rFonts w:ascii="Arial" w:cs="Arial" w:eastAsia="Arial" w:hAnsi="Arial"/>
-                <w:b w:val="false"/>
-                <w:bCs w:val="false"/>
-                <w:sz w:val="20"/>
-                <w:szCs w:val="20"/>
-              </w:rPr>
-              <w:t xml:space="preserve">Bookmaker-odds en waarde-analyse op voorspellingsmoment</w:t>
+              <w:t xml:space="preserve">Achteraf gemaakt op historische data om het systeem te testen. Wordt duidelijk gelabeld als “simulatie”.</w:t>
             </w:r>
           </w:p>
         </w:tc>
       </w:tr>
     </w:tbl>
+    <w:p>
+      <w:pPr>
+        <w:spacing w:after="140" w:line="320"/>
+      </w:pPr>
+      <w:r>
+        <w:rPr>
+          <w:rFonts w:ascii="Arial" w:cs="Arial" w:eastAsia="Arial" w:hAnsi="Arial"/>
+          <w:sz w:val="22"/>
+          <w:szCs w:val="22"/>
+        </w:rPr>
+        <w:t xml:space="preserve">Dit onderscheid is cruciaal voor eerlijkheid. Veel voorspellingsplatforms laten dit verschil niet zien, waardoor het lijkt alsof ze beter presteren dan ze werkelijk doen. BetsPlug rapporteert altijd afzonderlijk hoe goed live voorspellingen en backtests presteren.</w:t>
+      </w:r>
+    </w:p>
+    <w:p>
+      <w:pPr>
+        <w:shd w:fill="f5f5f5" w:val="clear"/>
+        <w:spacing w:after="160" w:before="80" w:line="320"/>
+        <w:ind w:left="200" w:right="200"/>
+      </w:pPr>
+      <w:r>
+        <w:rPr>
+          <w:rFonts w:ascii="Arial" w:cs="Arial" w:eastAsia="Arial" w:hAnsi="Arial"/>
+          <w:b/>
+          <w:bCs/>
+          <w:color w:val="1a365d"/>
+          <w:sz w:val="20"/>
+          <w:szCs w:val="20"/>
+        </w:rPr>
+        <w:t xml:space="preserve">Wat betekent dit? </w:t>
+      </w:r>
+      <w:r>
+        <w:rPr>
+          <w:rFonts w:ascii="Arial" w:cs="Arial" w:eastAsia="Arial" w:hAnsi="Arial"/>
+          <w:color w:val="444444"/>
+          <w:sz w:val="20"/>
+          <w:szCs w:val="20"/>
+        </w:rPr>
+        <w:t xml:space="preserve">Vergelijk het met een dokter die achteraf zegt “Ik wist het al” versus een dokter die van tevoren een diagnose stelt. Alleen de vooraf gestelde diagnose telt echt. BetsPlug laat altijd zien welke voorspellingen echt vooraf zijn gemaakt.</w:t>
+      </w:r>
+    </w:p>
     <w:p>
       <w:pPr>
         <w:pStyle w:val="Heading2"/>
@@ -1302,20 +1216,20 @@
           <w:sz w:val="26"/>
           <w:szCs w:val="26"/>
         </w:rPr>
-        <w:t xml:space="preserve">3.4 Gevalideerde Prestatiemetrieken</w:t>
-      </w:r>
-    </w:p>
-    <w:p>
-      <w:pPr>
-        <w:spacing w:after="120"/>
-      </w:pPr>
-      <w:r>
-        <w:rPr>
-          <w:rFonts w:ascii="Arial" w:cs="Arial" w:eastAsia="Arial" w:hAnsi="Arial"/>
-          <w:sz w:val="22"/>
-          <w:szCs w:val="22"/>
-        </w:rPr>
-        <w:t xml:space="preserve">Optimalisatie is uitgevoerd via uitputtende grid search over 1.295 gewichtsconfiguraties op 6.502 gevalueerde voorspellingen:</w:t>
+        <w:t xml:space="preserve">3.4 Hoe goed presteert het systeem?</w:t>
+      </w:r>
+    </w:p>
+    <w:p>
+      <w:pPr>
+        <w:spacing w:after="140" w:line="320"/>
+      </w:pPr>
+      <w:r>
+        <w:rPr>
+          <w:rFonts w:ascii="Arial" w:cs="Arial" w:eastAsia="Arial" w:hAnsi="Arial"/>
+          <w:sz w:val="22"/>
+          <w:szCs w:val="22"/>
+        </w:rPr>
+        <w:t xml:space="preserve">Het systeem is uitvoerig getest om de betrouwbaarheid te meten. Hieronder de resultaten:</w:t>
       </w:r>
     </w:p>
     <w:tbl>
@@ -1391,7 +1305,7 @@
                 <w:sz w:val="20"/>
                 <w:szCs w:val="20"/>
               </w:rPr>
-              <w:t xml:space="preserve">Waarde</w:t>
+              <w:t xml:space="preserve">Resultaat</w:t>
             </w:r>
           </w:p>
         </w:tc>
@@ -1423,7 +1337,7 @@
                 <w:sz w:val="20"/>
                 <w:szCs w:val="20"/>
               </w:rPr>
-              <w:t xml:space="preserve">Configuraties getest</w:t>
+              <w:t xml:space="preserve">Aantal geteste configuraties</w:t>
             </w:r>
           </w:p>
         </w:tc>
@@ -1453,7 +1367,7 @@
                 <w:sz w:val="20"/>
                 <w:szCs w:val="20"/>
               </w:rPr>
-              <w:t xml:space="preserve">1.295</w:t>
+              <w:t xml:space="preserve">1.295 verschillende instellingen vergeleken</w:t>
             </w:r>
           </w:p>
         </w:tc>
@@ -1485,7 +1399,7 @@
                 <w:sz w:val="20"/>
                 <w:szCs w:val="20"/>
               </w:rPr>
-              <w:t xml:space="preserve">Totaal gevalueerde voorspellingen</w:t>
+              <w:t xml:space="preserve">Totaal getoetste wedstrijden</w:t>
             </w:r>
           </w:p>
         </w:tc>
@@ -1515,7 +1429,7 @@
                 <w:sz w:val="20"/>
                 <w:szCs w:val="20"/>
               </w:rPr>
-              <w:t xml:space="preserve">6.502</w:t>
+              <w:t xml:space="preserve">6.502 wedstrijden</w:t>
             </w:r>
           </w:p>
         </w:tc>
@@ -1547,7 +1461,7 @@
                 <w:sz w:val="20"/>
                 <w:szCs w:val="20"/>
               </w:rPr>
-              <w:t xml:space="preserve">Backtest-nauwkeurigheid (aug 2024 – dec 2025)</w:t>
+              <w:t xml:space="preserve">Nauwkeurigheid op trainingsdata (2024–2025)</w:t>
             </w:r>
           </w:p>
         </w:tc>
@@ -1577,7 +1491,7 @@
                 <w:sz w:val="20"/>
                 <w:szCs w:val="20"/>
               </w:rPr>
-              <w:t xml:space="preserve">50,4% (3.743 voorspellingen)</w:t>
+              <w:t xml:space="preserve">50,4% correct (bij 3.743 wedstrijden)</w:t>
             </w:r>
           </w:p>
         </w:tc>
@@ -1609,7 +1523,7 @@
                 <w:sz w:val="20"/>
                 <w:szCs w:val="20"/>
               </w:rPr>
-              <w:t xml:space="preserve">Validatie-nauwkeurigheid (jan 2026 – apr 2026)</w:t>
+              <w:t xml:space="preserve">Nauwkeurigheid op nieuwe data (2026)</w:t>
             </w:r>
           </w:p>
         </w:tc>
@@ -1639,7 +1553,7 @@
                 <w:sz w:val="20"/>
                 <w:szCs w:val="20"/>
               </w:rPr>
-              <w:t xml:space="preserve">48,9% (2.759 voorspellingen)</w:t>
+              <w:t xml:space="preserve">48,9% correct (bij 2.759 wedstrijden)</w:t>
             </w:r>
           </w:p>
         </w:tc>
@@ -1671,7 +1585,7 @@
                 <w:sz w:val="20"/>
                 <w:szCs w:val="20"/>
               </w:rPr>
-              <w:t xml:space="preserve">BOTD backtest-nauwkeurigheid</w:t>
+              <w:t xml:space="preserve">Pick van de Dag op trainingsdata</w:t>
             </w:r>
           </w:p>
         </w:tc>
@@ -1701,7 +1615,7 @@
                 <w:sz w:val="20"/>
                 <w:szCs w:val="20"/>
               </w:rPr>
-              <w:t xml:space="preserve">70,1% (432 picks)</w:t>
+              <w:t xml:space="preserve">70,1% correct (432 picks)</w:t>
             </w:r>
           </w:p>
         </w:tc>
@@ -1733,7 +1647,7 @@
                 <w:sz w:val="20"/>
                 <w:szCs w:val="20"/>
               </w:rPr>
-              <w:t xml:space="preserve">BOTD validatie-nauwkeurigheid</w:t>
+              <w:t xml:space="preserve">Pick van de Dag op nieuwe data</w:t>
             </w:r>
           </w:p>
         </w:tc>
@@ -1763,7 +1677,7 @@
                 <w:sz w:val="20"/>
                 <w:szCs w:val="20"/>
               </w:rPr>
-              <w:t xml:space="preserve">71,1% (232 picks)</w:t>
+              <w:t xml:space="preserve">71,1% correct (232 picks)</w:t>
             </w:r>
           </w:p>
         </w:tc>
@@ -1795,7 +1709,7 @@
                 <w:sz w:val="20"/>
                 <w:szCs w:val="20"/>
               </w:rPr>
-              <w:t xml:space="preserve">Willekeurige baseline (3-weg)</w:t>
+              <w:t xml:space="preserve">Willekeurig gokken (thuis/gelijk/uit)</w:t>
             </w:r>
           </w:p>
         </w:tc>
@@ -1825,74 +1739,52 @@
                 <w:sz w:val="20"/>
                 <w:szCs w:val="20"/>
               </w:rPr>
-              <w:t xml:space="preserve">33,3%</w:t>
-            </w:r>
-          </w:p>
-        </w:tc>
-      </w:tr>
-      <w:tr>
-        <w:tc>
-          <w:tcPr>
-            <w:tcW w:type="dxa" w:w="4500"/>
-            <w:tcBorders>
-              <w:top w:val="single" w:color="cccccc" w:sz="1"/>
-              <w:left w:val="single" w:color="cccccc" w:sz="1"/>
-              <w:bottom w:val="single" w:color="cccccc" w:sz="1"/>
-              <w:right w:val="single" w:color="cccccc" w:sz="1"/>
-            </w:tcBorders>
-            <w:shd w:fill="ffffff" w:val="clear"/>
-            <w:tcMar>
-              <w:top w:type="dxa" w:w="80"/>
-              <w:left w:type="dxa" w:w="120"/>
-              <w:bottom w:type="dxa" w:w="80"/>
-              <w:right w:type="dxa" w:w="120"/>
-            </w:tcMar>
-          </w:tcPr>
-          <w:p>
-            <w:r>
-              <w:rPr>
-                <w:rFonts w:ascii="Arial" w:cs="Arial" w:eastAsia="Arial" w:hAnsi="Arial"/>
-                <w:b w:val="false"/>
-                <w:bCs w:val="false"/>
-                <w:sz w:val="20"/>
-                <w:szCs w:val="20"/>
-              </w:rPr>
-              <w:t xml:space="preserve">Backtest-validatie verschil</w:t>
-            </w:r>
-          </w:p>
-        </w:tc>
-        <w:tc>
-          <w:tcPr>
-            <w:tcW w:type="dxa" w:w="4526"/>
-            <w:tcBorders>
-              <w:top w:val="single" w:color="cccccc" w:sz="1"/>
-              <w:left w:val="single" w:color="cccccc" w:sz="1"/>
-              <w:bottom w:val="single" w:color="cccccc" w:sz="1"/>
-              <w:right w:val="single" w:color="cccccc" w:sz="1"/>
-            </w:tcBorders>
-            <w:shd w:fill="ffffff" w:val="clear"/>
-            <w:tcMar>
-              <w:top w:type="dxa" w:w="80"/>
-              <w:left w:type="dxa" w:w="120"/>
-              <w:bottom w:type="dxa" w:w="80"/>
-              <w:right w:type="dxa" w:w="120"/>
-            </w:tcMar>
-          </w:tcPr>
-          <w:p>
-            <w:r>
-              <w:rPr>
-                <w:rFonts w:ascii="Arial" w:cs="Arial" w:eastAsia="Arial" w:hAnsi="Arial"/>
-                <w:b w:val="false"/>
-                <w:bCs w:val="false"/>
-                <w:sz w:val="20"/>
-                <w:szCs w:val="20"/>
-              </w:rPr>
-              <w:t xml:space="preserve">1,5 procentpunt (geen overfitting)</w:t>
+              <w:t xml:space="preserve">33,3% correct</w:t>
             </w:r>
           </w:p>
         </w:tc>
       </w:tr>
     </w:tbl>
+    <w:p>
+      <w:pPr>
+        <w:spacing w:after="140" w:line="320"/>
+      </w:pPr>
+      <w:r>
+        <w:rPr>
+          <w:rFonts w:ascii="Arial" w:cs="Arial" w:eastAsia="Arial" w:hAnsi="Arial"/>
+          <w:sz w:val="22"/>
+          <w:szCs w:val="22"/>
+        </w:rPr>
+        <w:t xml:space="preserve">Het verschil tussen trainings- en testresultaten is klein (1,5 procentpunt), wat aantoont dat het systeem niet is “overfitted” — het werkt ook betrouwbaar op data die het nog nooit heeft gezien.</w:t>
+      </w:r>
+    </w:p>
+    <w:p>
+      <w:pPr>
+        <w:shd w:fill="f5f5f5" w:val="clear"/>
+        <w:spacing w:after="160" w:before="80" w:line="320"/>
+        <w:ind w:left="200" w:right="200"/>
+      </w:pPr>
+      <w:r>
+        <w:rPr>
+          <w:rFonts w:ascii="Arial" w:cs="Arial" w:eastAsia="Arial" w:hAnsi="Arial"/>
+          <w:b/>
+          <w:bCs/>
+          <w:color w:val="1a365d"/>
+          <w:sz w:val="20"/>
+          <w:szCs w:val="20"/>
+        </w:rPr>
+        <w:t xml:space="preserve">Wat betekent dit? </w:t>
+      </w:r>
+      <w:r>
+        <w:rPr>
+          <w:rFonts w:ascii="Arial" w:cs="Arial" w:eastAsia="Arial" w:hAnsi="Arial"/>
+          <w:color w:val="444444"/>
+          <w:sz w:val="20"/>
+          <w:szCs w:val="20"/>
+        </w:rPr>
+        <w:t xml:space="preserve">Bij voetbal zijn er drie mogelijke uitslagen: thuiswinst, gelijkspel, of uitwinst. Als je willekeurig gokt heb je 33% kans op goed. BetsPlug scoort gemiddeld 49% — dat is 48% beter dan willekeurig gokken. De “Pick van de Dag” (de beste dagelijkse voorspelling) scoort zelfs 71%.</w:t>
+      </w:r>
+    </w:p>
     <w:p>
       <w:pPr>
         <w:pStyle w:val="Heading1"/>
@@ -1907,7 +1799,7 @@
           <w:sz w:val="32"/>
           <w:szCs w:val="32"/>
         </w:rPr>
-        <w:t xml:space="preserve">4. Data-integriteit &amp; Transparantie</w:t>
+        <w:t xml:space="preserve">4. Eerlijkheid &amp; Transparantie</w:t>
       </w:r>
     </w:p>
     <w:p>
@@ -1924,7 +1816,20 @@
           <w:sz w:val="26"/>
           <w:szCs w:val="26"/>
         </w:rPr>
-        <w:t xml:space="preserve">4.1 Twee-Sporen Track Record</w:t>
+        <w:t xml:space="preserve">4.1 Twee aparte track records</w:t>
+      </w:r>
+    </w:p>
+    <w:p>
+      <w:pPr>
+        <w:spacing w:after="140" w:line="320"/>
+      </w:pPr>
+      <w:r>
+        <w:rPr>
+          <w:rFonts w:ascii="Arial" w:cs="Arial" w:eastAsia="Arial" w:hAnsi="Arial"/>
+          <w:sz w:val="22"/>
+          <w:szCs w:val="22"/>
+        </w:rPr>
+        <w:t xml:space="preserve">BetsPlug houdt twee aparte scoreborden bij:</w:t>
       </w:r>
     </w:p>
     <w:p>
@@ -1934,15 +1839,15 @@
           <w:ilvl w:val="0"/>
           <w:numId w:val="2"/>
         </w:numPr>
-        <w:spacing w:after="60"/>
-      </w:pPr>
-      <w:r>
-        <w:rPr>
-          <w:rFonts w:ascii="Arial" w:cs="Arial" w:eastAsia="Arial" w:hAnsi="Arial"/>
-          <w:sz w:val="22"/>
-          <w:szCs w:val="22"/>
-        </w:rPr>
-        <w:t xml:space="preserve">Live track record: uitsluitend authentieke pre-wedstrijd voorspellingen met tijdstempelbewijs</w:t>
+        <w:spacing w:after="80" w:line="320"/>
+      </w:pPr>
+      <w:r>
+        <w:rPr>
+          <w:rFonts w:ascii="Arial" w:cs="Arial" w:eastAsia="Arial" w:hAnsi="Arial"/>
+          <w:sz w:val="22"/>
+          <w:szCs w:val="22"/>
+        </w:rPr>
+        <w:t xml:space="preserve">Live track record: alleen voorspellingen die aantoonbaar VÓÓR de wedstrijd zijn gemaakt, met tijdstempelbewijs</w:t>
       </w:r>
     </w:p>
     <w:p>
@@ -1952,15 +1857,58 @@
           <w:ilvl w:val="0"/>
           <w:numId w:val="2"/>
         </w:numPr>
-        <w:spacing w:after="60"/>
-      </w:pPr>
-      <w:r>
-        <w:rPr>
-          <w:rFonts w:ascii="Arial" w:cs="Arial" w:eastAsia="Arial" w:hAnsi="Arial"/>
-          <w:sz w:val="22"/>
-          <w:szCs w:val="22"/>
-        </w:rPr>
-        <w:t xml:space="preserve">Backtest track record: historische simulaties duidelijk als zodanig gelabeld</w:t>
+        <w:spacing w:after="80" w:line="320"/>
+      </w:pPr>
+      <w:r>
+        <w:rPr>
+          <w:rFonts w:ascii="Arial" w:cs="Arial" w:eastAsia="Arial" w:hAnsi="Arial"/>
+          <w:sz w:val="22"/>
+          <w:szCs w:val="22"/>
+        </w:rPr>
+        <w:t xml:space="preserve">Backtest track record: historische simulaties, duidelijk als zodanig gelabeld</w:t>
+      </w:r>
+    </w:p>
+    <w:p>
+      <w:pPr>
+        <w:spacing w:after="140" w:line="320"/>
+      </w:pPr>
+      <w:r>
+        <w:rPr>
+          <w:rFonts w:ascii="Arial" w:cs="Arial" w:eastAsia="Arial" w:hAnsi="Arial"/>
+          <w:sz w:val="22"/>
+          <w:szCs w:val="22"/>
+        </w:rPr>
+        <w:t xml:space="preserve">Gebruikers kunnen via de API en de website filteren welk type ze willen zien. CSV-exports bevatten altijd de bron (live of backtest), het aantal uren voor aftrap, en alle evaluatiegegevens.</w:t>
+      </w:r>
+    </w:p>
+    <w:p>
+      <w:pPr>
+        <w:pStyle w:val="Heading2"/>
+        <w:spacing w:after="160" w:before="280"/>
+      </w:pPr>
+      <w:r>
+        <w:rPr>
+          <w:rFonts w:ascii="Arial" w:cs="Arial" w:eastAsia="Arial" w:hAnsi="Arial"/>
+          <w:b/>
+          <w:bCs/>
+          <w:color w:val="1a365d"/>
+          <w:sz w:val="26"/>
+          <w:szCs w:val="26"/>
+        </w:rPr>
+        <w:t xml:space="preserve">4.2 Eerlijke financiele berekeningen</w:t>
+      </w:r>
+    </w:p>
+    <w:p>
+      <w:pPr>
+        <w:spacing w:after="140" w:line="320"/>
+      </w:pPr>
+      <w:r>
+        <w:rPr>
+          <w:rFonts w:ascii="Arial" w:cs="Arial" w:eastAsia="Arial" w:hAnsi="Arial"/>
+          <w:sz w:val="22"/>
+          <w:szCs w:val="22"/>
+        </w:rPr>
+        <w:t xml:space="preserve">Winst- en verliesberekeningen worden uitsluitend gemaakt met echte bookmaker-odds van gelicentieerde databronnen (zoals Bet365, Pinnacle). Het systeem berekent GEEN nep-winst op basis van eigen kansschattingen — dat zou neerkomen op zelfbeoordeling.</w:t>
       </w:r>
     </w:p>
     <w:p>
@@ -1970,15 +1918,15 @@
           <w:ilvl w:val="0"/>
           <w:numId w:val="2"/>
         </w:numPr>
-        <w:spacing w:after="60"/>
-      </w:pPr>
-      <w:r>
-        <w:rPr>
-          <w:rFonts w:ascii="Arial" w:cs="Arial" w:eastAsia="Arial" w:hAnsi="Arial"/>
-          <w:sz w:val="22"/>
-          <w:szCs w:val="22"/>
-        </w:rPr>
-        <w:t xml:space="preserve">API-filtering: ?source=live of ?source=backtest voor alle metriek-endpoints</w:t>
+        <w:spacing w:after="80" w:line="320"/>
+      </w:pPr>
+      <w:r>
+        <w:rPr>
+          <w:rFonts w:ascii="Arial" w:cs="Arial" w:eastAsia="Arial" w:hAnsi="Arial"/>
+          <w:sz w:val="22"/>
+          <w:szCs w:val="22"/>
+        </w:rPr>
+        <w:t xml:space="preserve">Wanneer echte odds beschikbaar zijn: W/V wordt berekend op basis van die odds</w:t>
       </w:r>
     </w:p>
     <w:p>
@@ -1988,15 +1936,60 @@
           <w:ilvl w:val="0"/>
           <w:numId w:val="2"/>
         </w:numPr>
-        <w:spacing w:after="60"/>
-      </w:pPr>
-      <w:r>
-        <w:rPr>
-          <w:rFonts w:ascii="Arial" w:cs="Arial" w:eastAsia="Arial" w:hAnsi="Arial"/>
-          <w:sz w:val="22"/>
-          <w:szCs w:val="22"/>
-        </w:rPr>
-        <w:t xml:space="preserve">CSV-export: bevat voorspellingsbron, doorlooptijd en alle evaluatiemetrieken</w:t>
+        <w:spacing w:after="80" w:line="320"/>
+      </w:pPr>
+      <w:r>
+        <w:rPr>
+          <w:rFonts w:ascii="Arial" w:cs="Arial" w:eastAsia="Arial" w:hAnsi="Arial"/>
+          <w:sz w:val="22"/>
+          <w:szCs w:val="22"/>
+        </w:rPr>
+        <w:t xml:space="preserve">Wanneer geen echte odds beschikbaar zijn: W/V wordt als “onbekend” gerapporteerd, niet geschat</w:t>
+      </w:r>
+    </w:p>
+    <w:p>
+      <w:pPr>
+        <w:pStyle w:val="ListParagraph"/>
+        <w:numPr>
+          <w:ilvl w:val="0"/>
+          <w:numId w:val="2"/>
+        </w:numPr>
+        <w:spacing w:after="80" w:line="320"/>
+      </w:pPr>
+      <w:r>
+        <w:rPr>
+          <w:rFonts w:ascii="Arial" w:cs="Arial" w:eastAsia="Arial" w:hAnsi="Arial"/>
+          <w:sz w:val="22"/>
+          <w:szCs w:val="22"/>
+        </w:rPr>
+        <w:t xml:space="preserve">Bij elke metriek wordt vermeld welk percentage van de picks echte odds had</w:t>
+      </w:r>
+    </w:p>
+    <w:p>
+      <w:pPr>
+        <w:shd w:fill="f5f5f5" w:val="clear"/>
+        <w:spacing w:after="160" w:before="80" w:line="320"/>
+        <w:ind w:left="200" w:right="200"/>
+      </w:pPr>
+      <w:r>
+        <w:rPr>
+          <w:rFonts w:ascii="Arial" w:cs="Arial" w:eastAsia="Arial" w:hAnsi="Arial"/>
+          <w:b/>
+          <w:bCs/>
+          <w:color w:val="1a365d"/>
+          <w:sz w:val="20"/>
+          <w:szCs w:val="20"/>
+        </w:rPr>
+        <w:t xml:space="preserve">Wat betekent dit? </w:t>
+      </w:r>
+      <w:r>
+        <w:rPr>
+          <w:rFonts w:ascii="Arial" w:cs="Arial" w:eastAsia="Arial" w:hAnsi="Arial"/>
+          <w:color w:val="444444"/>
+          <w:sz w:val="20"/>
+          <w:szCs w:val="20"/>
+        </w:rPr>
+        <w:t xml:space="preserve">Stel: het model zegt “60% kans op thuiswinst”. Als we dan zelf odds berekenen (1/0.60 = 1.67) en zeggen “we maakten winst!”, dan beoordeelt het model zichzelf. BetsPlug doet dit niet — we gebruiken alleen echte bookmaker-odds.</w:t>
       </w:r>
     </w:p>
     <w:p>
@@ -2013,79 +2006,52 @@
           <w:sz w:val="26"/>
           <w:szCs w:val="26"/>
         </w:rPr>
-        <w:t xml:space="preserve">4.2 Financiele Berekeningen</w:t>
-      </w:r>
-    </w:p>
-    <w:p>
-      <w:pPr>
-        <w:pStyle w:val="ListParagraph"/>
-        <w:numPr>
-          <w:ilvl w:val="0"/>
-          <w:numId w:val="2"/>
-        </w:numPr>
-        <w:spacing w:after="60"/>
-      </w:pPr>
-      <w:r>
-        <w:rPr>
-          <w:rFonts w:ascii="Arial" w:cs="Arial" w:eastAsia="Arial" w:hAnsi="Arial"/>
-          <w:sz w:val="22"/>
-          <w:szCs w:val="22"/>
-        </w:rPr>
-        <w:t xml:space="preserve">W/V uitsluitend berekend met echte bookmaker-odds van gelicentieerde databronnen</w:t>
-      </w:r>
-    </w:p>
-    <w:p>
-      <w:pPr>
-        <w:pStyle w:val="ListParagraph"/>
-        <w:numPr>
-          <w:ilvl w:val="0"/>
-          <w:numId w:val="2"/>
-        </w:numPr>
-        <w:spacing w:after="60"/>
-      </w:pPr>
-      <w:r>
-        <w:rPr>
-          <w:rFonts w:ascii="Arial" w:cs="Arial" w:eastAsia="Arial" w:hAnsi="Arial"/>
-          <w:sz w:val="22"/>
-          <w:szCs w:val="22"/>
-        </w:rPr>
-        <w:t xml:space="preserve">Geen circulaire implied-odds berekeningen (model dat zichzelf beoordeelt)</w:t>
-      </w:r>
-    </w:p>
-    <w:p>
-      <w:pPr>
-        <w:pStyle w:val="ListParagraph"/>
-        <w:numPr>
-          <w:ilvl w:val="0"/>
-          <w:numId w:val="2"/>
-        </w:numPr>
-        <w:spacing w:after="60"/>
-      </w:pPr>
-      <w:r>
-        <w:rPr>
-          <w:rFonts w:ascii="Arial" w:cs="Arial" w:eastAsia="Arial" w:hAnsi="Arial"/>
-          <w:sz w:val="22"/>
-          <w:szCs w:val="22"/>
-        </w:rPr>
-        <w:t xml:space="preserve">Wanneer geen echte odds beschikbaar: W/V wordt gerapporteerd als null, niet geschat</w:t>
-      </w:r>
-    </w:p>
-    <w:p>
-      <w:pPr>
-        <w:pStyle w:val="ListParagraph"/>
-        <w:numPr>
-          <w:ilvl w:val="0"/>
-          <w:numId w:val="2"/>
-        </w:numPr>
-        <w:spacing w:after="60"/>
-      </w:pPr>
-      <w:r>
-        <w:rPr>
-          <w:rFonts w:ascii="Arial" w:cs="Arial" w:eastAsia="Arial" w:hAnsi="Arial"/>
-          <w:sz w:val="22"/>
-          <w:szCs w:val="22"/>
-        </w:rPr>
-        <w:t xml:space="preserve">Dekkingspercentage odds transparant vermeld bij elke metriek</w:t>
+        <w:t xml:space="preserve">4.3 Verplichte waarschuwingen</w:t>
+      </w:r>
+    </w:p>
+    <w:p>
+      <w:pPr>
+        <w:spacing w:after="140" w:line="320"/>
+      </w:pPr>
+      <w:r>
+        <w:rPr>
+          <w:rFonts w:ascii="Arial" w:cs="Arial" w:eastAsia="Arial" w:hAnsi="Arial"/>
+          <w:sz w:val="22"/>
+          <w:szCs w:val="22"/>
+        </w:rPr>
+        <w:t xml:space="preserve">Elke voorspelling die BetsPlug toont, bevat de volgende disclaimer:</w:t>
+      </w:r>
+    </w:p>
+    <w:p>
+      <w:pPr>
+        <w:spacing w:after="140" w:line="320"/>
+      </w:pPr>
+      <w:r>
+        <w:rPr>
+          <w:rFonts w:ascii="Arial" w:cs="Arial" w:eastAsia="Arial" w:hAnsi="Arial"/>
+          <w:i/>
+          <w:iCs/>
+          <w:sz w:val="20"/>
+          <w:szCs w:val="20"/>
+        </w:rPr>
+        <w:t xml:space="preserve">“SIMULATIE / UITSLUITEND EDUCATIEF GEBRUIK. Deze kansschattingen zijn gegenereerd door een statistisch model voor onderzoeks- en educatieve doeleinden. Ze vormen GEEN financieel, gok- of beleggingsadvies. Prestaties uit het verleden bieden geen garantie voor toekomstige resultaten. Gok altijd verantwoord en binnen de geldende wetgeving.”</w:t>
+      </w:r>
+    </w:p>
+    <w:p>
+      <w:pPr>
+        <w:pStyle w:val="Heading1"/>
+        <w:spacing w:after="200" w:before="360"/>
+      </w:pPr>
+      <w:r>
+        <w:rPr>
+          <w:rFonts w:ascii="Arial" w:cs="Arial" w:eastAsia="Arial" w:hAnsi="Arial"/>
+          <w:b/>
+          <w:bCs/>
+          <w:color w:val="1a365d"/>
+          <w:sz w:val="32"/>
+          <w:szCs w:val="32"/>
+        </w:rPr>
+        <w:t xml:space="preserve">5. Juridisch Kader</w:t>
       </w:r>
     </w:p>
     <w:p>
@@ -2102,288 +2068,20 @@
           <w:sz w:val="26"/>
           <w:szCs w:val="26"/>
         </w:rPr>
-        <w:t xml:space="preserve">4.3 Verplichte Disclaimers</w:t>
-      </w:r>
-    </w:p>
-    <w:p>
-      <w:pPr>
-        <w:spacing w:after="120"/>
-      </w:pPr>
-      <w:r>
-        <w:rPr>
-          <w:rFonts w:ascii="Arial" w:cs="Arial" w:eastAsia="Arial" w:hAnsi="Arial"/>
-          <w:i/>
-          <w:iCs/>
-          <w:sz w:val="22"/>
-          <w:szCs w:val="22"/>
-        </w:rPr>
-        <w:t xml:space="preserve">Elke API-respons en UI-component met voorspellingsdata bevat:</w:t>
-      </w:r>
-    </w:p>
-    <w:p>
-      <w:pPr>
-        <w:spacing w:after="120"/>
-      </w:pPr>
-      <w:r>
-        <w:rPr>
-          <w:rFonts w:ascii="Arial" w:cs="Arial" w:eastAsia="Arial" w:hAnsi="Arial"/>
-          <w:i/>
-          <w:iCs/>
-          <w:sz w:val="20"/>
-          <w:szCs w:val="20"/>
-        </w:rPr>
-        <w:t xml:space="preserve">"SIMULATIE / UITSLUITEND EDUCATIEF GEBRUIK. Deze kansschattingen zijn gegenereerd door een statistisch model voor onderzoeks- en educatieve doeleinden. Ze vormen GEEN financieel, gok- of beleggingsadvies. Prestaties uit het verleden bieden geen garantie voor toekomstige resultaten. Gok altijd verantwoord en binnen de geldende wetgeving."</w:t>
-      </w:r>
-    </w:p>
-    <w:p>
-      <w:pPr>
-        <w:pStyle w:val="Heading1"/>
-        <w:spacing w:after="200" w:before="360"/>
-      </w:pPr>
-      <w:r>
-        <w:rPr>
-          <w:rFonts w:ascii="Arial" w:cs="Arial" w:eastAsia="Arial" w:hAnsi="Arial"/>
-          <w:b/>
-          <w:bCs/>
-          <w:color w:val="1a365d"/>
-          <w:sz w:val="32"/>
-          <w:szCs w:val="32"/>
-        </w:rPr>
-        <w:t xml:space="preserve">5. Juridisch Kader</w:t>
-      </w:r>
-    </w:p>
-    <w:p>
-      <w:pPr>
-        <w:pStyle w:val="Heading2"/>
-        <w:spacing w:after="160" w:before="280"/>
-      </w:pPr>
-      <w:r>
-        <w:rPr>
-          <w:rFonts w:ascii="Arial" w:cs="Arial" w:eastAsia="Arial" w:hAnsi="Arial"/>
-          <w:b/>
-          <w:bCs/>
-          <w:color w:val="1a365d"/>
-          <w:sz w:val="26"/>
-          <w:szCs w:val="26"/>
-        </w:rPr>
-        <w:t xml:space="preserve">5.1 Regelgevende Classificatie</w:t>
-      </w:r>
-    </w:p>
-    <w:p>
-      <w:pPr>
-        <w:spacing w:after="120"/>
-      </w:pPr>
-      <w:r>
-        <w:rPr>
-          <w:rFonts w:ascii="Arial" w:cs="Arial" w:eastAsia="Arial" w:hAnsi="Arial"/>
-          <w:sz w:val="22"/>
-          <w:szCs w:val="22"/>
-        </w:rPr>
-        <w:t xml:space="preserve">BetsPlug biedt statistische analyse en educatieve content. Het platform is uitdrukkelijk NIET:</w:t>
-      </w:r>
-    </w:p>
-    <w:p>
-      <w:pPr>
-        <w:pStyle w:val="ListParagraph"/>
-        <w:numPr>
-          <w:ilvl w:val="0"/>
-          <w:numId w:val="2"/>
-        </w:numPr>
-        <w:spacing w:after="60"/>
-      </w:pPr>
-      <w:r>
-        <w:rPr>
-          <w:rFonts w:ascii="Arial" w:cs="Arial" w:eastAsia="Arial" w:hAnsi="Arial"/>
-          <w:sz w:val="22"/>
-          <w:szCs w:val="22"/>
-        </w:rPr>
-        <w:t xml:space="preserve">Een gokoperator — er worden geen inzetten geaccepteerd of gefaciliteerd</w:t>
-      </w:r>
-    </w:p>
-    <w:p>
-      <w:pPr>
-        <w:pStyle w:val="ListParagraph"/>
-        <w:numPr>
-          <w:ilvl w:val="0"/>
-          <w:numId w:val="2"/>
-        </w:numPr>
-        <w:spacing w:after="60"/>
-      </w:pPr>
-      <w:r>
-        <w:rPr>
-          <w:rFonts w:ascii="Arial" w:cs="Arial" w:eastAsia="Arial" w:hAnsi="Arial"/>
-          <w:sz w:val="22"/>
-          <w:szCs w:val="22"/>
-        </w:rPr>
-        <w:t xml:space="preserve">Een tipgevendienst — er worden geen rendementen gegarandeerd of gesuggereerd</w:t>
-      </w:r>
-    </w:p>
-    <w:p>
-      <w:pPr>
-        <w:pStyle w:val="ListParagraph"/>
-        <w:numPr>
-          <w:ilvl w:val="0"/>
-          <w:numId w:val="2"/>
-        </w:numPr>
-        <w:spacing w:after="60"/>
-      </w:pPr>
-      <w:r>
-        <w:rPr>
-          <w:rFonts w:ascii="Arial" w:cs="Arial" w:eastAsia="Arial" w:hAnsi="Arial"/>
-          <w:sz w:val="22"/>
-          <w:szCs w:val="22"/>
-        </w:rPr>
-        <w:t xml:space="preserve">Financieel advies — er wordt geen beleggings- of gokadvies verstrekt</w:t>
-      </w:r>
-    </w:p>
-    <w:p>
-      <w:pPr>
-        <w:spacing w:after="120"/>
-      </w:pPr>
-      <w:r>
-        <w:rPr>
-          <w:rFonts w:ascii="Arial" w:cs="Arial" w:eastAsia="Arial" w:hAnsi="Arial"/>
-          <w:sz w:val="22"/>
-          <w:szCs w:val="22"/>
-        </w:rPr>
-        <w:t xml:space="preserve">Het platform opereert als een informatie- en analysedienst onder de toepasselijke EU Digital Services Act-bepalingen en nationale regelgeving voor informatiediensten.</w:t>
-      </w:r>
-    </w:p>
-    <w:p>
-      <w:pPr>
-        <w:pStyle w:val="Heading2"/>
-        <w:spacing w:after="160" w:before="280"/>
-      </w:pPr>
-      <w:r>
-        <w:rPr>
-          <w:rFonts w:ascii="Arial" w:cs="Arial" w:eastAsia="Arial" w:hAnsi="Arial"/>
-          <w:b/>
-          <w:bCs/>
-          <w:color w:val="1a365d"/>
-          <w:sz w:val="26"/>
-          <w:szCs w:val="26"/>
-        </w:rPr>
-        <w:t xml:space="preserve">5.2 Verantwoord Gokken</w:t>
-      </w:r>
-    </w:p>
-    <w:p>
-      <w:pPr>
-        <w:pStyle w:val="ListParagraph"/>
-        <w:numPr>
-          <w:ilvl w:val="0"/>
-          <w:numId w:val="2"/>
-        </w:numPr>
-        <w:spacing w:after="60"/>
-      </w:pPr>
-      <w:r>
-        <w:rPr>
-          <w:rFonts w:ascii="Arial" w:cs="Arial" w:eastAsia="Arial" w:hAnsi="Arial"/>
-          <w:sz w:val="22"/>
-          <w:szCs w:val="22"/>
-        </w:rPr>
-        <w:t xml:space="preserve">Verplichte simulatie/educatieve disclaimer op alle voorspellingsuitvoer</w:t>
-      </w:r>
-    </w:p>
-    <w:p>
-      <w:pPr>
-        <w:pStyle w:val="ListParagraph"/>
-        <w:numPr>
-          <w:ilvl w:val="0"/>
-          <w:numId w:val="2"/>
-        </w:numPr>
-        <w:spacing w:after="60"/>
-      </w:pPr>
-      <w:r>
-        <w:rPr>
-          <w:rFonts w:ascii="Arial" w:cs="Arial" w:eastAsia="Arial" w:hAnsi="Arial"/>
-          <w:sz w:val="22"/>
-          <w:szCs w:val="22"/>
-        </w:rPr>
-        <w:t xml:space="preserve">Geen garantie op nauwkeurigheid of winstgevendheid — expliciet uitgesloten</w:t>
-      </w:r>
-    </w:p>
-    <w:p>
-      <w:pPr>
-        <w:pStyle w:val="ListParagraph"/>
-        <w:numPr>
-          <w:ilvl w:val="0"/>
-          <w:numId w:val="2"/>
-        </w:numPr>
-        <w:spacing w:after="60"/>
-      </w:pPr>
-      <w:r>
-        <w:rPr>
-          <w:rFonts w:ascii="Arial" w:cs="Arial" w:eastAsia="Arial" w:hAnsi="Arial"/>
-          <w:sz w:val="22"/>
-          <w:szCs w:val="22"/>
-        </w:rPr>
-        <w:t xml:space="preserve">"Resultaten uit het verleden bieden geen garantie voor de toekomst" boodschap</w:t>
-      </w:r>
-    </w:p>
-    <w:p>
-      <w:pPr>
-        <w:pStyle w:val="ListParagraph"/>
-        <w:numPr>
-          <w:ilvl w:val="0"/>
-          <w:numId w:val="2"/>
-        </w:numPr>
-        <w:spacing w:after="60"/>
-      </w:pPr>
-      <w:r>
-        <w:rPr>
-          <w:rFonts w:ascii="Arial" w:cs="Arial" w:eastAsia="Arial" w:hAnsi="Arial"/>
-          <w:sz w:val="22"/>
-          <w:szCs w:val="22"/>
-        </w:rPr>
-        <w:t xml:space="preserve">Leeftijdsverificatie (18+) vereist voor abonnementsaankopen via Stripe</w:t>
-      </w:r>
-    </w:p>
-    <w:p>
-      <w:pPr>
-        <w:pStyle w:val="ListParagraph"/>
-        <w:numPr>
-          <w:ilvl w:val="0"/>
-          <w:numId w:val="2"/>
-        </w:numPr>
-        <w:spacing w:after="60"/>
-      </w:pPr>
-      <w:r>
-        <w:rPr>
-          <w:rFonts w:ascii="Arial" w:cs="Arial" w:eastAsia="Arial" w:hAnsi="Arial"/>
-          <w:sz w:val="22"/>
-          <w:szCs w:val="22"/>
-        </w:rPr>
-        <w:t xml:space="preserve">Zelfuitsluiting: gebruikers kunnen hun account en alle bijbehorende gegevens verwijderen</w:t>
-      </w:r>
-    </w:p>
-    <w:p>
-      <w:pPr>
-        <w:pStyle w:val="Heading2"/>
-        <w:spacing w:after="160" w:before="280"/>
-      </w:pPr>
-      <w:r>
-        <w:rPr>
-          <w:rFonts w:ascii="Arial" w:cs="Arial" w:eastAsia="Arial" w:hAnsi="Arial"/>
-          <w:b/>
-          <w:bCs/>
-          <w:color w:val="1a365d"/>
-          <w:sz w:val="26"/>
-          <w:szCs w:val="26"/>
-        </w:rPr>
-        <w:t xml:space="preserve">5.3 Gegevensbescherming (AVG/GDPR)</w:t>
-      </w:r>
-    </w:p>
-    <w:p>
-      <w:pPr>
-        <w:spacing w:after="120"/>
-      </w:pPr>
-      <w:r>
-        <w:rPr>
-          <w:rFonts w:ascii="Arial" w:cs="Arial" w:eastAsia="Arial" w:hAnsi="Arial"/>
-          <w:sz w:val="22"/>
-          <w:szCs w:val="22"/>
-        </w:rPr>
-        <w:t xml:space="preserve">Het platform verwerkt minimale persoonsgegevens in overeenstemming met de AVG:</w:t>
+        <w:t xml:space="preserve">5.1 Wat is BetsPlug WEL en wat NIET?</w:t>
+      </w:r>
+    </w:p>
+    <w:p>
+      <w:pPr>
+        <w:spacing w:after="140" w:line="320"/>
+      </w:pPr>
+      <w:r>
+        <w:rPr>
+          <w:rFonts w:ascii="Arial" w:cs="Arial" w:eastAsia="Arial" w:hAnsi="Arial"/>
+          <w:sz w:val="22"/>
+          <w:szCs w:val="22"/>
+        </w:rPr>
+        <w:t xml:space="preserve">BetsPlug is een informatiedienst die statistische analyses aanbiedt. Het is belangrijk te begrijpen wat het platform WEL en NIET is:</w:t>
       </w:r>
     </w:p>
     <w:tbl>
@@ -2429,7 +2127,7 @@
                 <w:sz w:val="20"/>
                 <w:szCs w:val="20"/>
               </w:rPr>
-              <w:t xml:space="preserve">Gegevenscategorie</w:t>
+              <w:t xml:space="preserve">BetsPlug is WEL</w:t>
             </w:r>
           </w:p>
         </w:tc>
@@ -2459,7 +2157,7 @@
                 <w:sz w:val="20"/>
                 <w:szCs w:val="20"/>
               </w:rPr>
-              <w:t xml:space="preserve">Verwerkingsgrondslag</w:t>
+              <w:t xml:space="preserve">BetsPlug is NIET</w:t>
             </w:r>
           </w:p>
         </w:tc>
@@ -2491,7 +2189,7 @@
                 <w:sz w:val="20"/>
                 <w:szCs w:val="20"/>
               </w:rPr>
-              <w:t xml:space="preserve">E-mail, gebruikersnaam</w:t>
+              <w:t xml:space="preserve">Een informatieplatform met AI-analyses</w:t>
             </w:r>
           </w:p>
         </w:tc>
@@ -2521,7 +2219,7 @@
                 <w:sz w:val="20"/>
                 <w:szCs w:val="20"/>
               </w:rPr>
-              <w:t xml:space="preserve">Uitvoering overeenkomst (accountcreatie)</w:t>
+              <w:t xml:space="preserve">Een gokbedrijf of casino</w:t>
             </w:r>
           </w:p>
         </w:tc>
@@ -2553,7 +2251,7 @@
                 <w:sz w:val="20"/>
                 <w:szCs w:val="20"/>
               </w:rPr>
-              <w:t xml:space="preserve">Abonnementsstatus</w:t>
+              <w:t xml:space="preserve">Een educatieve dienst over sportstatistiek</w:t>
             </w:r>
           </w:p>
         </w:tc>
@@ -2583,7 +2281,7 @@
                 <w:sz w:val="20"/>
                 <w:szCs w:val="20"/>
               </w:rPr>
-              <w:t xml:space="preserve">Uitvoering overeenkomst</w:t>
+              <w:t xml:space="preserve">Een tipgevendienst die winst garandeert</w:t>
             </w:r>
           </w:p>
         </w:tc>
@@ -2615,7 +2313,7 @@
                 <w:sz w:val="20"/>
                 <w:szCs w:val="20"/>
               </w:rPr>
-              <w:t xml:space="preserve">Verlaten checkout e-mail</w:t>
+              <w:t xml:space="preserve">Een abonnementsdienst voor data-inzichten</w:t>
             </w:r>
           </w:p>
         </w:tc>
@@ -2645,136 +2343,55 @@
                 <w:sz w:val="20"/>
                 <w:szCs w:val="20"/>
               </w:rPr>
-              <w:t xml:space="preserve">Gerechtvaardigd belang (eenmalige herinnering)</w:t>
-            </w:r>
-          </w:p>
-        </w:tc>
-      </w:tr>
-      <w:tr>
-        <w:tc>
-          <w:tcPr>
-            <w:tcW w:type="dxa" w:w="4500"/>
-            <w:tcBorders>
-              <w:top w:val="single" w:color="cccccc" w:sz="1"/>
-              <w:left w:val="single" w:color="cccccc" w:sz="1"/>
-              <w:bottom w:val="single" w:color="cccccc" w:sz="1"/>
-              <w:right w:val="single" w:color="cccccc" w:sz="1"/>
-            </w:tcBorders>
-            <w:shd w:fill="ffffff" w:val="clear"/>
-            <w:tcMar>
-              <w:top w:type="dxa" w:w="80"/>
-              <w:left w:type="dxa" w:w="120"/>
-              <w:bottom w:type="dxa" w:w="80"/>
-              <w:right w:type="dxa" w:w="120"/>
-            </w:tcMar>
-          </w:tcPr>
-          <w:p>
-            <w:r>
-              <w:rPr>
-                <w:rFonts w:ascii="Arial" w:cs="Arial" w:eastAsia="Arial" w:hAnsi="Arial"/>
-                <w:b w:val="false"/>
-                <w:bCs w:val="false"/>
-                <w:sz w:val="20"/>
-                <w:szCs w:val="20"/>
-              </w:rPr>
-              <w:t xml:space="preserve">Betaalgegevens</w:t>
-            </w:r>
-          </w:p>
-        </w:tc>
-        <w:tc>
-          <w:tcPr>
-            <w:tcW w:type="dxa" w:w="4526"/>
-            <w:tcBorders>
-              <w:top w:val="single" w:color="cccccc" w:sz="1"/>
-              <w:left w:val="single" w:color="cccccc" w:sz="1"/>
-              <w:bottom w:val="single" w:color="cccccc" w:sz="1"/>
-              <w:right w:val="single" w:color="cccccc" w:sz="1"/>
-            </w:tcBorders>
-            <w:shd w:fill="ffffff" w:val="clear"/>
-            <w:tcMar>
-              <w:top w:type="dxa" w:w="80"/>
-              <w:left w:type="dxa" w:w="120"/>
-              <w:bottom w:type="dxa" w:w="80"/>
-              <w:right w:type="dxa" w:w="120"/>
-            </w:tcMar>
-          </w:tcPr>
-          <w:p>
-            <w:r>
-              <w:rPr>
-                <w:rFonts w:ascii="Arial" w:cs="Arial" w:eastAsia="Arial" w:hAnsi="Arial"/>
-                <w:b w:val="false"/>
-                <w:bCs w:val="false"/>
-                <w:sz w:val="20"/>
-                <w:szCs w:val="20"/>
-              </w:rPr>
-              <w:t xml:space="preserve">NIET opgeslagen — verwerkt door Stripe (PCI-DSS Level 1)</w:t>
-            </w:r>
-          </w:p>
-        </w:tc>
-      </w:tr>
-      <w:tr>
-        <w:tc>
-          <w:tcPr>
-            <w:tcW w:type="dxa" w:w="4500"/>
-            <w:tcBorders>
-              <w:top w:val="single" w:color="cccccc" w:sz="1"/>
-              <w:left w:val="single" w:color="cccccc" w:sz="1"/>
-              <w:bottom w:val="single" w:color="cccccc" w:sz="1"/>
-              <w:right w:val="single" w:color="cccccc" w:sz="1"/>
-            </w:tcBorders>
-            <w:shd w:fill="ffffff" w:val="clear"/>
-            <w:tcMar>
-              <w:top w:type="dxa" w:w="80"/>
-              <w:left w:type="dxa" w:w="120"/>
-              <w:bottom w:type="dxa" w:w="80"/>
-              <w:right w:type="dxa" w:w="120"/>
-            </w:tcMar>
-          </w:tcPr>
-          <w:p>
-            <w:r>
-              <w:rPr>
-                <w:rFonts w:ascii="Arial" w:cs="Arial" w:eastAsia="Arial" w:hAnsi="Arial"/>
-                <w:b w:val="false"/>
-                <w:bCs w:val="false"/>
-                <w:sz w:val="20"/>
-                <w:szCs w:val="20"/>
-              </w:rPr>
-              <w:t xml:space="preserve">Voorspellingsgeschiedenis</w:t>
-            </w:r>
-          </w:p>
-        </w:tc>
-        <w:tc>
-          <w:tcPr>
-            <w:tcW w:type="dxa" w:w="4526"/>
-            <w:tcBorders>
-              <w:top w:val="single" w:color="cccccc" w:sz="1"/>
-              <w:left w:val="single" w:color="cccccc" w:sz="1"/>
-              <w:bottom w:val="single" w:color="cccccc" w:sz="1"/>
-              <w:right w:val="single" w:color="cccccc" w:sz="1"/>
-            </w:tcBorders>
-            <w:shd w:fill="ffffff" w:val="clear"/>
-            <w:tcMar>
-              <w:top w:type="dxa" w:w="80"/>
-              <w:left w:type="dxa" w:w="120"/>
-              <w:bottom w:type="dxa" w:w="80"/>
-              <w:right w:type="dxa" w:w="120"/>
-            </w:tcMar>
-          </w:tcPr>
-          <w:p>
-            <w:r>
-              <w:rPr>
-                <w:rFonts w:ascii="Arial" w:cs="Arial" w:eastAsia="Arial" w:hAnsi="Arial"/>
-                <w:b w:val="false"/>
-                <w:bCs w:val="false"/>
-                <w:sz w:val="20"/>
-                <w:szCs w:val="20"/>
-              </w:rPr>
-              <w:t xml:space="preserve">Uitvoering overeenkomst (dienstverlening)</w:t>
+              <w:t xml:space="preserve">Financieel of beleggingsadvies</w:t>
             </w:r>
           </w:p>
         </w:tc>
       </w:tr>
     </w:tbl>
+    <w:p>
+      <w:pPr>
+        <w:spacing w:after="140" w:line="320"/>
+      </w:pPr>
+      <w:r>
+        <w:rPr>
+          <w:rFonts w:ascii="Arial" w:cs="Arial" w:eastAsia="Arial" w:hAnsi="Arial"/>
+          <w:sz w:val="22"/>
+          <w:szCs w:val="22"/>
+        </w:rPr>
+        <w:t xml:space="preserve">BetsPlug accepteert geen inzetten, organiseert geen weddenschappen en faciliteert op geen enkele wijze gokactiviteiten. Het platform valt onder de EU Digital Services Act als informatiedienst.</w:t>
+      </w:r>
+    </w:p>
+    <w:p>
+      <w:pPr>
+        <w:pStyle w:val="Heading2"/>
+        <w:spacing w:after="160" w:before="280"/>
+      </w:pPr>
+      <w:r>
+        <w:rPr>
+          <w:rFonts w:ascii="Arial" w:cs="Arial" w:eastAsia="Arial" w:hAnsi="Arial"/>
+          <w:b/>
+          <w:bCs/>
+          <w:color w:val="1a365d"/>
+          <w:sz w:val="26"/>
+          <w:szCs w:val="26"/>
+        </w:rPr>
+        <w:t xml:space="preserve">5.2 Verantwoord gokken</w:t>
+      </w:r>
+    </w:p>
+    <w:p>
+      <w:pPr>
+        <w:spacing w:after="140" w:line="320"/>
+      </w:pPr>
+      <w:r>
+        <w:rPr>
+          <w:rFonts w:ascii="Arial" w:cs="Arial" w:eastAsia="Arial" w:hAnsi="Arial"/>
+          <w:sz w:val="22"/>
+          <w:szCs w:val="22"/>
+        </w:rPr>
+        <w:t xml:space="preserve">Hoewel BetsPlug zelf geen gokdienst is, erkent het platform dat sommige gebruikers de informatie mogelijk gebruiken in combinatie met gokactiviteiten. Daarom neemt BetsPlug de volgende maatregelen:</w:t>
+      </w:r>
+    </w:p>
     <w:p>
       <w:pPr>
         <w:pStyle w:val="ListParagraph"/>
@@ -2782,15 +2399,15 @@
           <w:ilvl w:val="0"/>
           <w:numId w:val="2"/>
         </w:numPr>
-        <w:spacing w:after="60"/>
-      </w:pPr>
-      <w:r>
-        <w:rPr>
-          <w:rFonts w:ascii="Arial" w:cs="Arial" w:eastAsia="Arial" w:hAnsi="Arial"/>
-          <w:sz w:val="22"/>
-          <w:szCs w:val="22"/>
-        </w:rPr>
-        <w:t xml:space="preserve">Recht op vergetelheid: gebruikers kunnen hun account verwijderen via instellingen of AVG-verzoek</w:t>
+        <w:spacing w:after="80" w:line="320"/>
+      </w:pPr>
+      <w:r>
+        <w:rPr>
+          <w:rFonts w:ascii="Arial" w:cs="Arial" w:eastAsia="Arial" w:hAnsi="Arial"/>
+          <w:sz w:val="22"/>
+          <w:szCs w:val="22"/>
+        </w:rPr>
+        <w:t xml:space="preserve">Verplichte disclaimer bij elke voorspelling</w:t>
       </w:r>
     </w:p>
     <w:p>
@@ -2800,15 +2417,15 @@
           <w:ilvl w:val="0"/>
           <w:numId w:val="2"/>
         </w:numPr>
-        <w:spacing w:after="60"/>
-      </w:pPr>
-      <w:r>
-        <w:rPr>
-          <w:rFonts w:ascii="Arial" w:cs="Arial" w:eastAsia="Arial" w:hAnsi="Arial"/>
-          <w:sz w:val="22"/>
-          <w:szCs w:val="22"/>
-        </w:rPr>
-        <w:t xml:space="preserve">Gegevensverwerking: EU-gebaseerde infrastructuur (Railway EU, Vercel EU edge)</w:t>
+        <w:spacing w:after="80" w:line="320"/>
+      </w:pPr>
+      <w:r>
+        <w:rPr>
+          <w:rFonts w:ascii="Arial" w:cs="Arial" w:eastAsia="Arial" w:hAnsi="Arial"/>
+          <w:sz w:val="22"/>
+          <w:szCs w:val="22"/>
+        </w:rPr>
+        <w:t xml:space="preserve">Duidelijke vermelding dat nauwkeurigheid niet gegarandeerd is</w:t>
       </w:r>
     </w:p>
     <w:p>
@@ -2818,15 +2435,51 @@
           <w:ilvl w:val="0"/>
           <w:numId w:val="2"/>
         </w:numPr>
-        <w:spacing w:after="60"/>
-      </w:pPr>
-      <w:r>
-        <w:rPr>
-          <w:rFonts w:ascii="Arial" w:cs="Arial" w:eastAsia="Arial" w:hAnsi="Arial"/>
-          <w:sz w:val="22"/>
-          <w:szCs w:val="22"/>
-        </w:rPr>
-        <w:t xml:space="preserve">Geen profilering voor geautomatiseerde besluitvorming die gebruikers raakt</w:t>
+        <w:spacing w:after="80" w:line="320"/>
+      </w:pPr>
+      <w:r>
+        <w:rPr>
+          <w:rFonts w:ascii="Arial" w:cs="Arial" w:eastAsia="Arial" w:hAnsi="Arial"/>
+          <w:sz w:val="22"/>
+          <w:szCs w:val="22"/>
+        </w:rPr>
+        <w:t xml:space="preserve">De boodschap “Resultaten uit het verleden bieden geen garantie voor de toekomst”</w:t>
+      </w:r>
+    </w:p>
+    <w:p>
+      <w:pPr>
+        <w:pStyle w:val="ListParagraph"/>
+        <w:numPr>
+          <w:ilvl w:val="0"/>
+          <w:numId w:val="2"/>
+        </w:numPr>
+        <w:spacing w:after="80" w:line="320"/>
+      </w:pPr>
+      <w:r>
+        <w:rPr>
+          <w:rFonts w:ascii="Arial" w:cs="Arial" w:eastAsia="Arial" w:hAnsi="Arial"/>
+          <w:sz w:val="22"/>
+          <w:szCs w:val="22"/>
+        </w:rPr>
+        <w:t xml:space="preserve">Leeftijdsverificatie (18+) bij het afsluiten van een abonnement</w:t>
+      </w:r>
+    </w:p>
+    <w:p>
+      <w:pPr>
+        <w:pStyle w:val="ListParagraph"/>
+        <w:numPr>
+          <w:ilvl w:val="0"/>
+          <w:numId w:val="2"/>
+        </w:numPr>
+        <w:spacing w:after="80" w:line="320"/>
+      </w:pPr>
+      <w:r>
+        <w:rPr>
+          <w:rFonts w:ascii="Arial" w:cs="Arial" w:eastAsia="Arial" w:hAnsi="Arial"/>
+          <w:sz w:val="22"/>
+          <w:szCs w:val="22"/>
+        </w:rPr>
+        <w:t xml:space="preserve">Mogelijkheid tot zelfuitsluiting: gebruikers kunnen hun account volledig verwijderen</w:t>
       </w:r>
     </w:p>
     <w:p>
@@ -2843,372 +2496,20 @@
           <w:sz w:val="26"/>
           <w:szCs w:val="26"/>
         </w:rPr>
-        <w:t xml:space="preserve">5.4 Intellectueel Eigendom</w:t>
-      </w:r>
-    </w:p>
-    <w:p>
-      <w:pPr>
-        <w:pStyle w:val="ListParagraph"/>
-        <w:numPr>
-          <w:ilvl w:val="0"/>
-          <w:numId w:val="2"/>
-        </w:numPr>
-        <w:spacing w:after="60"/>
-      </w:pPr>
-      <w:r>
-        <w:rPr>
-          <w:rFonts w:ascii="Arial" w:cs="Arial" w:eastAsia="Arial" w:hAnsi="Arial"/>
-          <w:sz w:val="22"/>
-          <w:szCs w:val="22"/>
-        </w:rPr>
-        <w:t xml:space="preserve">Voorspellingsengine: eigen ensemble-methodologie, intern ontwikkeld</w:t>
-      </w:r>
-    </w:p>
-    <w:p>
-      <w:pPr>
-        <w:pStyle w:val="ListParagraph"/>
-        <w:numPr>
-          <w:ilvl w:val="0"/>
-          <w:numId w:val="2"/>
-        </w:numPr>
-        <w:spacing w:after="60"/>
-      </w:pPr>
-      <w:r>
-        <w:rPr>
-          <w:rFonts w:ascii="Arial" w:cs="Arial" w:eastAsia="Arial" w:hAnsi="Arial"/>
-          <w:sz w:val="22"/>
-          <w:szCs w:val="22"/>
-        </w:rPr>
-        <w:t xml:space="preserve">Trainingsdata: gelicentieerd van API-Football (Pro-licentie)</w:t>
-      </w:r>
-    </w:p>
-    <w:p>
-      <w:pPr>
-        <w:pStyle w:val="ListParagraph"/>
-        <w:numPr>
-          <w:ilvl w:val="0"/>
-          <w:numId w:val="2"/>
-        </w:numPr>
-        <w:spacing w:after="60"/>
-      </w:pPr>
-      <w:r>
-        <w:rPr>
-          <w:rFonts w:ascii="Arial" w:cs="Arial" w:eastAsia="Arial" w:hAnsi="Arial"/>
-          <w:sz w:val="22"/>
-          <w:szCs w:val="22"/>
-        </w:rPr>
-        <w:t xml:space="preserve">Aanvullende data: Football-Data.org (attributielicentie)</w:t>
-      </w:r>
-    </w:p>
-    <w:p>
-      <w:pPr>
-        <w:pStyle w:val="ListParagraph"/>
-        <w:numPr>
-          <w:ilvl w:val="0"/>
-          <w:numId w:val="2"/>
-        </w:numPr>
-        <w:spacing w:after="60"/>
-      </w:pPr>
-      <w:r>
-        <w:rPr>
-          <w:rFonts w:ascii="Arial" w:cs="Arial" w:eastAsia="Arial" w:hAnsi="Arial"/>
-          <w:sz w:val="22"/>
-          <w:szCs w:val="22"/>
-        </w:rPr>
-        <w:t xml:space="preserve">Oddsdata: gelicentieerd van The Odds API (commercieel abonnement)</w:t>
-      </w:r>
-    </w:p>
-    <w:p>
-      <w:pPr>
-        <w:pStyle w:val="ListParagraph"/>
-        <w:numPr>
-          <w:ilvl w:val="0"/>
-          <w:numId w:val="2"/>
-        </w:numPr>
-        <w:spacing w:after="60"/>
-      </w:pPr>
-      <w:r>
-        <w:rPr>
-          <w:rFonts w:ascii="Arial" w:cs="Arial" w:eastAsia="Arial" w:hAnsi="Arial"/>
-          <w:sz w:val="22"/>
-          <w:szCs w:val="22"/>
-        </w:rPr>
-        <w:t xml:space="preserve">Alle gegevens van derden gebruikt binnen de respectievelijke licentievoorwaarden</w:t>
-      </w:r>
-    </w:p>
-    <w:p>
-      <w:pPr>
-        <w:pStyle w:val="Heading1"/>
-        <w:spacing w:after="200" w:before="360"/>
-      </w:pPr>
-      <w:r>
-        <w:rPr>
-          <w:rFonts w:ascii="Arial" w:cs="Arial" w:eastAsia="Arial" w:hAnsi="Arial"/>
-          <w:b/>
-          <w:bCs/>
-          <w:color w:val="1a365d"/>
-          <w:sz w:val="32"/>
-          <w:szCs w:val="32"/>
-        </w:rPr>
-        <w:t xml:space="preserve">6. Risico-informatie</w:t>
-      </w:r>
-    </w:p>
-    <w:p>
-      <w:pPr>
-        <w:spacing w:after="120"/>
-      </w:pPr>
-      <w:r>
-        <w:rPr>
-          <w:rFonts w:ascii="Arial" w:cs="Arial" w:eastAsia="Arial" w:hAnsi="Arial"/>
-          <w:sz w:val="22"/>
-          <w:szCs w:val="22"/>
-        </w:rPr>
-        <w:t xml:space="preserve">Gebruikers en belanghebbenden dienen de volgende inherente beperkingen te begrijpen:</w:t>
-      </w:r>
-    </w:p>
-    <w:p>
-      <w:pPr>
-        <w:pStyle w:val="ListParagraph"/>
-        <w:numPr>
-          <w:ilvl w:val="0"/>
-          <w:numId w:val="2"/>
-        </w:numPr>
-        <w:spacing w:after="60"/>
-      </w:pPr>
-      <w:r>
-        <w:rPr>
-          <w:rFonts w:ascii="Arial" w:cs="Arial" w:eastAsia="Arial" w:hAnsi="Arial"/>
-          <w:sz w:val="22"/>
-          <w:szCs w:val="22"/>
-        </w:rPr>
-        <w:t xml:space="preserve">Voorspellingen zijn probabilistische schattingen op basis van historische patronen, geen zekerheden</w:t>
-      </w:r>
-    </w:p>
-    <w:p>
-      <w:pPr>
-        <w:pStyle w:val="ListParagraph"/>
-        <w:numPr>
-          <w:ilvl w:val="0"/>
-          <w:numId w:val="2"/>
-        </w:numPr>
-        <w:spacing w:after="60"/>
-      </w:pPr>
-      <w:r>
-        <w:rPr>
-          <w:rFonts w:ascii="Arial" w:cs="Arial" w:eastAsia="Arial" w:hAnsi="Arial"/>
-          <w:sz w:val="22"/>
-          <w:szCs w:val="22"/>
-        </w:rPr>
-        <w:t xml:space="preserve">Historische nauwkeurigheid (48,9% overall, 71,1% BOTD) biedt geen garantie voor toekomstige prestaties</w:t>
-      </w:r>
-    </w:p>
-    <w:p>
-      <w:pPr>
-        <w:pStyle w:val="ListParagraph"/>
-        <w:numPr>
-          <w:ilvl w:val="0"/>
-          <w:numId w:val="2"/>
-        </w:numPr>
-        <w:spacing w:after="60"/>
-      </w:pPr>
-      <w:r>
-        <w:rPr>
-          <w:rFonts w:ascii="Arial" w:cs="Arial" w:eastAsia="Arial" w:hAnsi="Arial"/>
-          <w:sz w:val="22"/>
-          <w:szCs w:val="22"/>
-        </w:rPr>
-        <w:t xml:space="preserve">Modellen kunnen onderpresteren tijdens atypische omstandigheden (bijv. pandemie, stakingen, regelwijzigingen)</w:t>
-      </w:r>
-    </w:p>
-    <w:p>
-      <w:pPr>
-        <w:pStyle w:val="ListParagraph"/>
-        <w:numPr>
-          <w:ilvl w:val="0"/>
-          <w:numId w:val="2"/>
-        </w:numPr>
-        <w:spacing w:after="60"/>
-      </w:pPr>
-      <w:r>
-        <w:rPr>
-          <w:rFonts w:ascii="Arial" w:cs="Arial" w:eastAsia="Arial" w:hAnsi="Arial"/>
-          <w:sz w:val="22"/>
-          <w:szCs w:val="22"/>
-        </w:rPr>
-        <w:t xml:space="preserve">Nauwkeurigheid per competitie varieert: top-6 Europese competities circa 50%, lagere competities circa 40%</w:t>
-      </w:r>
-    </w:p>
-    <w:p>
-      <w:pPr>
-        <w:pStyle w:val="ListParagraph"/>
-        <w:numPr>
-          <w:ilvl w:val="0"/>
-          <w:numId w:val="2"/>
-        </w:numPr>
-        <w:spacing w:after="60"/>
-      </w:pPr>
-      <w:r>
-        <w:rPr>
-          <w:rFonts w:ascii="Arial" w:cs="Arial" w:eastAsia="Arial" w:hAnsi="Arial"/>
-          <w:sz w:val="22"/>
-          <w:szCs w:val="22"/>
-        </w:rPr>
-        <w:t xml:space="preserve">Gebruikers dienen nooit geld in te zetten dat zij niet kunnen missen</w:t>
-      </w:r>
-    </w:p>
-    <w:p>
-      <w:pPr>
-        <w:pStyle w:val="ListParagraph"/>
-        <w:numPr>
-          <w:ilvl w:val="0"/>
-          <w:numId w:val="2"/>
-        </w:numPr>
-        <w:spacing w:after="60"/>
-      </w:pPr>
-      <w:r>
-        <w:rPr>
-          <w:rFonts w:ascii="Arial" w:cs="Arial" w:eastAsia="Arial" w:hAnsi="Arial"/>
-          <w:sz w:val="22"/>
-          <w:szCs w:val="22"/>
-        </w:rPr>
-        <w:t xml:space="preserve">BetsPlug aanvaardt geen aansprakelijkheid voor financiele verliezen door gebruik van haar voorspellingen</w:t>
-      </w:r>
-    </w:p>
-    <w:p>
-      <w:pPr>
-        <w:pStyle w:val="Heading1"/>
-        <w:spacing w:after="200" w:before="360"/>
-      </w:pPr>
-      <w:r>
-        <w:rPr>
-          <w:rFonts w:ascii="Arial" w:cs="Arial" w:eastAsia="Arial" w:hAnsi="Arial"/>
-          <w:b/>
-          <w:bCs/>
-          <w:color w:val="1a365d"/>
-          <w:sz w:val="32"/>
-          <w:szCs w:val="32"/>
-        </w:rPr>
-        <w:t xml:space="preserve">7. Auditspoor &amp; Reproduceerbaarheid</w:t>
-      </w:r>
-    </w:p>
-    <w:p>
-      <w:pPr>
-        <w:spacing w:after="120"/>
-      </w:pPr>
-      <w:r>
-        <w:rPr>
-          <w:rFonts w:ascii="Arial" w:cs="Arial" w:eastAsia="Arial" w:hAnsi="Arial"/>
-          <w:sz w:val="22"/>
-          <w:szCs w:val="22"/>
-        </w:rPr>
-        <w:t xml:space="preserve">Het platform onderhoudt een volledig auditspoor voor elke voorspelling:</w:t>
-      </w:r>
-    </w:p>
-    <w:p>
-      <w:pPr>
-        <w:pStyle w:val="ListParagraph"/>
-        <w:numPr>
-          <w:ilvl w:val="0"/>
-          <w:numId w:val="2"/>
-        </w:numPr>
-        <w:spacing w:after="60"/>
-      </w:pPr>
-      <w:r>
-        <w:rPr>
-          <w:rFonts w:ascii="Arial" w:cs="Arial" w:eastAsia="Arial" w:hAnsi="Arial"/>
-          <w:sz w:val="22"/>
-          <w:szCs w:val="22"/>
-        </w:rPr>
-        <w:t xml:space="preserve">Onveranderlijk voorspellingsrecord: tijdstempel, modelversie, 43-kenmerken snapshot, ruwe modeluitvoer</w:t>
-      </w:r>
-    </w:p>
-    <w:p>
-      <w:pPr>
-        <w:pStyle w:val="ListParagraph"/>
-        <w:numPr>
-          <w:ilvl w:val="0"/>
-          <w:numId w:val="2"/>
-        </w:numPr>
-        <w:spacing w:after="60"/>
-      </w:pPr>
-      <w:r>
-        <w:rPr>
-          <w:rFonts w:ascii="Arial" w:cs="Arial" w:eastAsia="Arial" w:hAnsi="Arial"/>
-          <w:sz w:val="22"/>
-          <w:szCs w:val="22"/>
-        </w:rPr>
-        <w:t xml:space="preserve">Evaluatierecords: koppelen voorspellingen aan daadwerkelijke wedstrijduitslagen met Brier score en log-loss</w:t>
-      </w:r>
-    </w:p>
-    <w:p>
-      <w:pPr>
-        <w:pStyle w:val="ListParagraph"/>
-        <w:numPr>
-          <w:ilvl w:val="0"/>
-          <w:numId w:val="2"/>
-        </w:numPr>
-        <w:spacing w:after="60"/>
-      </w:pPr>
-      <w:r>
-        <w:rPr>
-          <w:rFonts w:ascii="Arial" w:cs="Arial" w:eastAsia="Arial" w:hAnsi="Arial"/>
-          <w:sz w:val="22"/>
-          <w:szCs w:val="22"/>
-        </w:rPr>
-        <w:t xml:space="preserve">Volledige reproduceerbaarheid: bij identieke kenmerken produceert het model identieke uitvoer</w:t>
-      </w:r>
-    </w:p>
-    <w:p>
-      <w:pPr>
-        <w:pStyle w:val="ListParagraph"/>
-        <w:numPr>
-          <w:ilvl w:val="0"/>
-          <w:numId w:val="2"/>
-        </w:numPr>
-        <w:spacing w:after="60"/>
-      </w:pPr>
-      <w:r>
-        <w:rPr>
-          <w:rFonts w:ascii="Arial" w:cs="Arial" w:eastAsia="Arial" w:hAnsi="Arial"/>
-          <w:sz w:val="22"/>
-          <w:szCs w:val="22"/>
-        </w:rPr>
-        <w:t xml:space="preserve">Versiebeheer: alle modelwijzigingen gedocumenteerd in git-geschiedenis met commit-berichten</w:t>
-      </w:r>
-    </w:p>
-    <w:p>
-      <w:pPr>
-        <w:pStyle w:val="ListParagraph"/>
-        <w:numPr>
-          <w:ilvl w:val="0"/>
-          <w:numId w:val="2"/>
-        </w:numPr>
-        <w:spacing w:after="60"/>
-      </w:pPr>
-      <w:r>
-        <w:rPr>
-          <w:rFonts w:ascii="Arial" w:cs="Arial" w:eastAsia="Arial" w:hAnsi="Arial"/>
-          <w:sz w:val="22"/>
-          <w:szCs w:val="22"/>
-        </w:rPr>
-        <w:t xml:space="preserve">Databasemigraties: schemawijzigingen bijgehouden via Alembic met up/down omkeerbaarheid</w:t>
-      </w:r>
-    </w:p>
-    <w:p>
-      <w:pPr>
-        <w:pStyle w:val="Heading1"/>
-        <w:spacing w:after="200" w:before="360"/>
-      </w:pPr>
-      <w:r>
-        <w:rPr>
-          <w:rFonts w:ascii="Arial" w:cs="Arial" w:eastAsia="Arial" w:hAnsi="Arial"/>
-          <w:b/>
-          <w:bCs/>
-          <w:color w:val="1a365d"/>
-          <w:sz w:val="32"/>
-          <w:szCs w:val="32"/>
-        </w:rPr>
-        <w:t xml:space="preserve">8. Contact &amp; Governance</w:t>
+        <w:t xml:space="preserve">5.3 Privacy en gegevensbescherming (AVG/GDPR)</w:t>
+      </w:r>
+    </w:p>
+    <w:p>
+      <w:pPr>
+        <w:spacing w:after="140" w:line="320"/>
+      </w:pPr>
+      <w:r>
+        <w:rPr>
+          <w:rFonts w:ascii="Arial" w:cs="Arial" w:eastAsia="Arial" w:hAnsi="Arial"/>
+          <w:sz w:val="22"/>
+          <w:szCs w:val="22"/>
+        </w:rPr>
+        <w:t xml:space="preserve">BetsPlug verwerkt zo min mogelijk persoonsgegevens, in volledige overeenstemming met de Algemene Verordening Gegevensbescherming (AVG):</w:t>
       </w:r>
     </w:p>
     <w:tbl>
@@ -3254,7 +2555,7 @@
                 <w:sz w:val="20"/>
                 <w:szCs w:val="20"/>
               </w:rPr>
-              <w:t xml:space="preserve">Onderdeel</w:t>
+              <w:t xml:space="preserve">Wat we bewaren</w:t>
             </w:r>
           </w:p>
         </w:tc>
@@ -3284,7 +2585,7 @@
                 <w:sz w:val="20"/>
                 <w:szCs w:val="20"/>
               </w:rPr>
-              <w:t xml:space="preserve">Details</w:t>
+              <w:t xml:space="preserve">Waarom</w:t>
             </w:r>
           </w:p>
         </w:tc>
@@ -3316,7 +2617,7 @@
                 <w:sz w:val="20"/>
                 <w:szCs w:val="20"/>
               </w:rPr>
-              <w:t xml:space="preserve">Rechtspersoon</w:t>
+              <w:t xml:space="preserve">E-mailadres en gebruikersnaam</w:t>
             </w:r>
           </w:p>
         </w:tc>
@@ -3346,7 +2647,7 @@
                 <w:sz w:val="20"/>
                 <w:szCs w:val="20"/>
               </w:rPr>
-              <w:t xml:space="preserve">BetsPlug B.V.</w:t>
+              <w:t xml:space="preserve">Nodig om in te loggen en het account te beheren</w:t>
             </w:r>
           </w:p>
         </w:tc>
@@ -3378,7 +2679,7 @@
                 <w:sz w:val="20"/>
                 <w:szCs w:val="20"/>
               </w:rPr>
-              <w:t xml:space="preserve">Website</w:t>
+              <w:t xml:space="preserve">Abonnementsstatus</w:t>
             </w:r>
           </w:p>
         </w:tc>
@@ -3408,7 +2709,7 @@
                 <w:sz w:val="20"/>
                 <w:szCs w:val="20"/>
               </w:rPr>
-              <w:t xml:space="preserve">https://betsplug.com</w:t>
+              <w:t xml:space="preserve">Om te bepalen welke content toegankelijk is</w:t>
             </w:r>
           </w:p>
         </w:tc>
@@ -3440,7 +2741,7 @@
                 <w:sz w:val="20"/>
                 <w:szCs w:val="20"/>
               </w:rPr>
-              <w:t xml:space="preserve">Technisch contact</w:t>
+              <w:t xml:space="preserve">Betaalgegevens (creditcard, IBAN)</w:t>
             </w:r>
           </w:p>
         </w:tc>
@@ -3470,7 +2771,7 @@
                 <w:sz w:val="20"/>
                 <w:szCs w:val="20"/>
               </w:rPr>
-              <w:t xml:space="preserve">Via contactpagina</w:t>
+              <w:t xml:space="preserve">Worden NIET door BetsPlug opgeslagen — Stripe verwerkt alle betalingen</w:t>
             </w:r>
           </w:p>
         </w:tc>
@@ -3502,7 +2803,7 @@
                 <w:sz w:val="20"/>
                 <w:szCs w:val="20"/>
               </w:rPr>
-              <w:t xml:space="preserve">Gegevensbescherming</w:t>
+              <w:t xml:space="preserve">Voorspellingsgeschiedenis</w:t>
             </w:r>
           </w:p>
         </w:tc>
@@ -3532,7 +2833,606 @@
                 <w:sz w:val="20"/>
                 <w:szCs w:val="20"/>
               </w:rPr>
-              <w:t xml:space="preserve">AVG-verzoeken via contactpagina</w:t>
+              <w:t xml:space="preserve">Om het track record te tonen en de dienst te leveren</w:t>
+            </w:r>
+          </w:p>
+        </w:tc>
+      </w:tr>
+    </w:tbl>
+    <w:p>
+      <w:pPr>
+        <w:pStyle w:val="ListParagraph"/>
+        <w:numPr>
+          <w:ilvl w:val="0"/>
+          <w:numId w:val="2"/>
+        </w:numPr>
+        <w:spacing w:after="80" w:line="320"/>
+      </w:pPr>
+      <w:r>
+        <w:rPr>
+          <w:rFonts w:ascii="Arial" w:cs="Arial" w:eastAsia="Arial" w:hAnsi="Arial"/>
+          <w:sz w:val="22"/>
+          <w:szCs w:val="22"/>
+        </w:rPr>
+        <w:t xml:space="preserve">Recht op vergetelheid: u kunt uw account en alle gegevens laten verwijderen via de instellingen of een AVG-verzoek</w:t>
+      </w:r>
+    </w:p>
+    <w:p>
+      <w:pPr>
+        <w:pStyle w:val="ListParagraph"/>
+        <w:numPr>
+          <w:ilvl w:val="0"/>
+          <w:numId w:val="2"/>
+        </w:numPr>
+        <w:spacing w:after="80" w:line="320"/>
+      </w:pPr>
+      <w:r>
+        <w:rPr>
+          <w:rFonts w:ascii="Arial" w:cs="Arial" w:eastAsia="Arial" w:hAnsi="Arial"/>
+          <w:sz w:val="22"/>
+          <w:szCs w:val="22"/>
+        </w:rPr>
+        <w:t xml:space="preserve">Gegevensverwerking vindt plaats op Europese servers (Railway EU, Vercel EU)</w:t>
+      </w:r>
+    </w:p>
+    <w:p>
+      <w:pPr>
+        <w:pStyle w:val="ListParagraph"/>
+        <w:numPr>
+          <w:ilvl w:val="0"/>
+          <w:numId w:val="2"/>
+        </w:numPr>
+        <w:spacing w:after="80" w:line="320"/>
+      </w:pPr>
+      <w:r>
+        <w:rPr>
+          <w:rFonts w:ascii="Arial" w:cs="Arial" w:eastAsia="Arial" w:hAnsi="Arial"/>
+          <w:sz w:val="22"/>
+          <w:szCs w:val="22"/>
+        </w:rPr>
+        <w:t xml:space="preserve">Er vindt geen profilering of geautomatiseerde besluitvorming plaats die gebruikers raakt</w:t>
+      </w:r>
+    </w:p>
+    <w:p>
+      <w:pPr>
+        <w:shd w:fill="f5f5f5" w:val="clear"/>
+        <w:spacing w:after="160" w:before="80" w:line="320"/>
+        <w:ind w:left="200" w:right="200"/>
+      </w:pPr>
+      <w:r>
+        <w:rPr>
+          <w:rFonts w:ascii="Arial" w:cs="Arial" w:eastAsia="Arial" w:hAnsi="Arial"/>
+          <w:b/>
+          <w:bCs/>
+          <w:color w:val="1a365d"/>
+          <w:sz w:val="20"/>
+          <w:szCs w:val="20"/>
+        </w:rPr>
+        <w:t xml:space="preserve">Wat betekent dit? </w:t>
+      </w:r>
+      <w:r>
+        <w:rPr>
+          <w:rFonts w:ascii="Arial" w:cs="Arial" w:eastAsia="Arial" w:hAnsi="Arial"/>
+          <w:color w:val="444444"/>
+          <w:sz w:val="20"/>
+          <w:szCs w:val="20"/>
+        </w:rPr>
+        <w:t xml:space="preserve">In gewoon Nederlands: BetsPlug weet uw e-mailadres en wat voor abonnement u heeft. Uw creditcardgegevens worden door Stripe verwerkt — BetsPlug ziet of bewaart deze nooit. U kunt op elk moment al uw gegevens laten verwijderen.</w:t>
+      </w:r>
+    </w:p>
+    <w:p>
+      <w:pPr>
+        <w:pStyle w:val="Heading2"/>
+        <w:spacing w:after="160" w:before="280"/>
+      </w:pPr>
+      <w:r>
+        <w:rPr>
+          <w:rFonts w:ascii="Arial" w:cs="Arial" w:eastAsia="Arial" w:hAnsi="Arial"/>
+          <w:b/>
+          <w:bCs/>
+          <w:color w:val="1a365d"/>
+          <w:sz w:val="26"/>
+          <w:szCs w:val="26"/>
+        </w:rPr>
+        <w:t xml:space="preserve">5.4 Intellectueel eigendom en licenties</w:t>
+      </w:r>
+    </w:p>
+    <w:p>
+      <w:pPr>
+        <w:spacing w:after="140" w:line="320"/>
+      </w:pPr>
+      <w:r>
+        <w:rPr>
+          <w:rFonts w:ascii="Arial" w:cs="Arial" w:eastAsia="Arial" w:hAnsi="Arial"/>
+          <w:sz w:val="22"/>
+          <w:szCs w:val="22"/>
+        </w:rPr>
+        <w:t xml:space="preserve">Het voorspellingssysteem is volledig in eigen huis ontwikkeld. De data waarop het systeem draait, is gelicentieerd van professionele dataleveranciers:</w:t>
+      </w:r>
+    </w:p>
+    <w:p>
+      <w:pPr>
+        <w:pStyle w:val="ListParagraph"/>
+        <w:numPr>
+          <w:ilvl w:val="0"/>
+          <w:numId w:val="2"/>
+        </w:numPr>
+        <w:spacing w:after="80" w:line="320"/>
+      </w:pPr>
+      <w:r>
+        <w:rPr>
+          <w:rFonts w:ascii="Arial" w:cs="Arial" w:eastAsia="Arial" w:hAnsi="Arial"/>
+          <w:sz w:val="22"/>
+          <w:szCs w:val="22"/>
+        </w:rPr>
+        <w:t xml:space="preserve">API-Football (Pro-licentie): levert wedstrijddata, uitslagen, teamstatistieken</w:t>
+      </w:r>
+    </w:p>
+    <w:p>
+      <w:pPr>
+        <w:pStyle w:val="ListParagraph"/>
+        <w:numPr>
+          <w:ilvl w:val="0"/>
+          <w:numId w:val="2"/>
+        </w:numPr>
+        <w:spacing w:after="80" w:line="320"/>
+      </w:pPr>
+      <w:r>
+        <w:rPr>
+          <w:rFonts w:ascii="Arial" w:cs="Arial" w:eastAsia="Arial" w:hAnsi="Arial"/>
+          <w:sz w:val="22"/>
+          <w:szCs w:val="22"/>
+        </w:rPr>
+        <w:t xml:space="preserve">Football-Data.org: aanvullende competitiedata</w:t>
+      </w:r>
+    </w:p>
+    <w:p>
+      <w:pPr>
+        <w:pStyle w:val="ListParagraph"/>
+        <w:numPr>
+          <w:ilvl w:val="0"/>
+          <w:numId w:val="2"/>
+        </w:numPr>
+        <w:spacing w:after="80" w:line="320"/>
+      </w:pPr>
+      <w:r>
+        <w:rPr>
+          <w:rFonts w:ascii="Arial" w:cs="Arial" w:eastAsia="Arial" w:hAnsi="Arial"/>
+          <w:sz w:val="22"/>
+          <w:szCs w:val="22"/>
+        </w:rPr>
+        <w:t xml:space="preserve">The Odds API: levert bookmaker-odds van 40+ aanbieders</w:t>
+      </w:r>
+    </w:p>
+    <w:p>
+      <w:pPr>
+        <w:spacing w:after="140" w:line="320"/>
+      </w:pPr>
+      <w:r>
+        <w:rPr>
+          <w:rFonts w:ascii="Arial" w:cs="Arial" w:eastAsia="Arial" w:hAnsi="Arial"/>
+          <w:sz w:val="22"/>
+          <w:szCs w:val="22"/>
+        </w:rPr>
+        <w:t xml:space="preserve">Alle data wordt gebruikt binnen de voorwaarden van de respectievelijke licenties.</w:t>
+      </w:r>
+    </w:p>
+    <w:p>
+      <w:pPr>
+        <w:pStyle w:val="Heading1"/>
+        <w:spacing w:after="200" w:before="360"/>
+      </w:pPr>
+      <w:r>
+        <w:rPr>
+          <w:rFonts w:ascii="Arial" w:cs="Arial" w:eastAsia="Arial" w:hAnsi="Arial"/>
+          <w:b/>
+          <w:bCs/>
+          <w:color w:val="1a365d"/>
+          <w:sz w:val="32"/>
+          <w:szCs w:val="32"/>
+        </w:rPr>
+        <w:t xml:space="preserve">6. Risico-informatie</w:t>
+      </w:r>
+    </w:p>
+    <w:p>
+      <w:pPr>
+        <w:spacing w:after="140" w:line="320"/>
+      </w:pPr>
+      <w:r>
+        <w:rPr>
+          <w:rFonts w:ascii="Arial" w:cs="Arial" w:eastAsia="Arial" w:hAnsi="Arial"/>
+          <w:sz w:val="22"/>
+          <w:szCs w:val="22"/>
+        </w:rPr>
+        <w:t xml:space="preserve">Het is essentieel dat gebruikers en belanghebbenden de beperkingen van het systeem begrijpen:</w:t>
+      </w:r>
+    </w:p>
+    <w:p>
+      <w:pPr>
+        <w:pStyle w:val="ListParagraph"/>
+        <w:numPr>
+          <w:ilvl w:val="0"/>
+          <w:numId w:val="2"/>
+        </w:numPr>
+        <w:spacing w:after="80" w:line="320"/>
+      </w:pPr>
+      <w:r>
+        <w:rPr>
+          <w:rFonts w:ascii="Arial" w:cs="Arial" w:eastAsia="Arial" w:hAnsi="Arial"/>
+          <w:sz w:val="22"/>
+          <w:szCs w:val="22"/>
+        </w:rPr>
+        <w:t xml:space="preserve">Voorspellingen zijn schattingen op basis van historische patronen — geen zekerheden. Voetbal is onvoorspelbaar en verrassingen zijn onvermijdelijk.</w:t>
+      </w:r>
+    </w:p>
+    <w:p>
+      <w:pPr>
+        <w:pStyle w:val="ListParagraph"/>
+        <w:numPr>
+          <w:ilvl w:val="0"/>
+          <w:numId w:val="2"/>
+        </w:numPr>
+        <w:spacing w:after="80" w:line="320"/>
+      </w:pPr>
+      <w:r>
+        <w:rPr>
+          <w:rFonts w:ascii="Arial" w:cs="Arial" w:eastAsia="Arial" w:hAnsi="Arial"/>
+          <w:sz w:val="22"/>
+          <w:szCs w:val="22"/>
+        </w:rPr>
+        <w:t xml:space="preserve">Dat het systeem in het verleden 49% scoorde, betekent niet dat het in de toekomst hetzelfde zal doen. Omstandigheden veranderen.</w:t>
+      </w:r>
+    </w:p>
+    <w:p>
+      <w:pPr>
+        <w:pStyle w:val="ListParagraph"/>
+        <w:numPr>
+          <w:ilvl w:val="0"/>
+          <w:numId w:val="2"/>
+        </w:numPr>
+        <w:spacing w:after="80" w:line="320"/>
+      </w:pPr>
+      <w:r>
+        <w:rPr>
+          <w:rFonts w:ascii="Arial" w:cs="Arial" w:eastAsia="Arial" w:hAnsi="Arial"/>
+          <w:sz w:val="22"/>
+          <w:szCs w:val="22"/>
+        </w:rPr>
+        <w:t xml:space="preserve">Het model kan onderpresteren bij ongewone situaties, zoals pandemieën, stakingen, of drastische regelwijzigingen.</w:t>
+      </w:r>
+    </w:p>
+    <w:p>
+      <w:pPr>
+        <w:pStyle w:val="ListParagraph"/>
+        <w:numPr>
+          <w:ilvl w:val="0"/>
+          <w:numId w:val="2"/>
+        </w:numPr>
+        <w:spacing w:after="80" w:line="320"/>
+      </w:pPr>
+      <w:r>
+        <w:rPr>
+          <w:rFonts w:ascii="Arial" w:cs="Arial" w:eastAsia="Arial" w:hAnsi="Arial"/>
+          <w:sz w:val="22"/>
+          <w:szCs w:val="22"/>
+        </w:rPr>
+        <w:t xml:space="preserve">De nauwkeurigheid verschilt per competitie: top-6 Europese competities scoren rond de 50%, terwijl kleinere competities rond de 40% scoren.</w:t>
+      </w:r>
+    </w:p>
+    <w:p>
+      <w:pPr>
+        <w:pStyle w:val="ListParagraph"/>
+        <w:numPr>
+          <w:ilvl w:val="0"/>
+          <w:numId w:val="2"/>
+        </w:numPr>
+        <w:spacing w:after="80" w:line="320"/>
+      </w:pPr>
+      <w:r>
+        <w:rPr>
+          <w:rFonts w:ascii="Arial" w:cs="Arial" w:eastAsia="Arial" w:hAnsi="Arial"/>
+          <w:sz w:val="22"/>
+          <w:szCs w:val="22"/>
+        </w:rPr>
+        <w:t xml:space="preserve">Gebruik informatie van BetsPlug nooit als enige basis voor financiele beslissingen. Zet nooit geld in dat u niet kunt missen.</w:t>
+      </w:r>
+    </w:p>
+    <w:p>
+      <w:pPr>
+        <w:pStyle w:val="ListParagraph"/>
+        <w:numPr>
+          <w:ilvl w:val="0"/>
+          <w:numId w:val="2"/>
+        </w:numPr>
+        <w:spacing w:after="80" w:line="320"/>
+      </w:pPr>
+      <w:r>
+        <w:rPr>
+          <w:rFonts w:ascii="Arial" w:cs="Arial" w:eastAsia="Arial" w:hAnsi="Arial"/>
+          <w:sz w:val="22"/>
+          <w:szCs w:val="22"/>
+        </w:rPr>
+        <w:t xml:space="preserve">BetsPlug aanvaardt geen enkele aansprakelijkheid voor financiele verliezen die ontstaan door het gebruik van haar voorspellingen.</w:t>
+      </w:r>
+    </w:p>
+    <w:p>
+      <w:pPr>
+        <w:shd w:fill="f5f5f5" w:val="clear"/>
+        <w:spacing w:after="160" w:before="80" w:line="320"/>
+        <w:ind w:left="200" w:right="200"/>
+      </w:pPr>
+      <w:r>
+        <w:rPr>
+          <w:rFonts w:ascii="Arial" w:cs="Arial" w:eastAsia="Arial" w:hAnsi="Arial"/>
+          <w:b/>
+          <w:bCs/>
+          <w:color w:val="1a365d"/>
+          <w:sz w:val="20"/>
+          <w:szCs w:val="20"/>
+        </w:rPr>
+        <w:t xml:space="preserve">Wat betekent dit? </w:t>
+      </w:r>
+      <w:r>
+        <w:rPr>
+          <w:rFonts w:ascii="Arial" w:cs="Arial" w:eastAsia="Arial" w:hAnsi="Arial"/>
+          <w:color w:val="444444"/>
+          <w:sz w:val="20"/>
+          <w:szCs w:val="20"/>
+        </w:rPr>
+        <w:t xml:space="preserve">Vergelijk het met een weersvoorspelling: 70% kans op regen betekent dat het in 3 van de 10 gevallen NIET regent. Zelfs de beste voorspelling is geen garantie. BetsPlug werkt op dezelfde manier — het geeft kansen, geen zekerheden.</w:t>
+      </w:r>
+    </w:p>
+    <w:p>
+      <w:pPr>
+        <w:pStyle w:val="Heading1"/>
+        <w:spacing w:after="200" w:before="360"/>
+      </w:pPr>
+      <w:r>
+        <w:rPr>
+          <w:rFonts w:ascii="Arial" w:cs="Arial" w:eastAsia="Arial" w:hAnsi="Arial"/>
+          <w:b/>
+          <w:bCs/>
+          <w:color w:val="1a365d"/>
+          <w:sz w:val="32"/>
+          <w:szCs w:val="32"/>
+        </w:rPr>
+        <w:t xml:space="preserve">7. Controleerbaarheid &amp; Naspeurbaarheid</w:t>
+      </w:r>
+    </w:p>
+    <w:p>
+      <w:pPr>
+        <w:spacing w:after="140" w:line="320"/>
+      </w:pPr>
+      <w:r>
+        <w:rPr>
+          <w:rFonts w:ascii="Arial" w:cs="Arial" w:eastAsia="Arial" w:hAnsi="Arial"/>
+          <w:sz w:val="22"/>
+          <w:szCs w:val="22"/>
+        </w:rPr>
+        <w:t xml:space="preserve">Elke voorspelling die BetsPlug maakt, wordt permanent opgeslagen met alle achterliggende gegevens. Dit maakt het mogelijk om achteraf precies na te gaan hoe een voorspelling tot stand is gekomen:</w:t>
+      </w:r>
+    </w:p>
+    <w:p>
+      <w:pPr>
+        <w:pStyle w:val="ListParagraph"/>
+        <w:numPr>
+          <w:ilvl w:val="0"/>
+          <w:numId w:val="2"/>
+        </w:numPr>
+        <w:spacing w:after="80" w:line="320"/>
+      </w:pPr>
+      <w:r>
+        <w:rPr>
+          <w:rFonts w:ascii="Arial" w:cs="Arial" w:eastAsia="Arial" w:hAnsi="Arial"/>
+          <w:sz w:val="22"/>
+          <w:szCs w:val="22"/>
+        </w:rPr>
+        <w:t xml:space="preserve">Tijdstempel: wanneer de voorspelling is gemaakt (bewijs dat het vóór de wedstrijd was)</w:t>
+      </w:r>
+    </w:p>
+    <w:p>
+      <w:pPr>
+        <w:pStyle w:val="ListParagraph"/>
+        <w:numPr>
+          <w:ilvl w:val="0"/>
+          <w:numId w:val="2"/>
+        </w:numPr>
+        <w:spacing w:after="80" w:line="320"/>
+      </w:pPr>
+      <w:r>
+        <w:rPr>
+          <w:rFonts w:ascii="Arial" w:cs="Arial" w:eastAsia="Arial" w:hAnsi="Arial"/>
+          <w:sz w:val="22"/>
+          <w:szCs w:val="22"/>
+        </w:rPr>
+        <w:t xml:space="preserve">Modelversie: welke versie van het systeem de voorspelling heeft gemaakt</w:t>
+      </w:r>
+    </w:p>
+    <w:p>
+      <w:pPr>
+        <w:pStyle w:val="ListParagraph"/>
+        <w:numPr>
+          <w:ilvl w:val="0"/>
+          <w:numId w:val="2"/>
+        </w:numPr>
+        <w:spacing w:after="80" w:line="320"/>
+      </w:pPr>
+      <w:r>
+        <w:rPr>
+          <w:rFonts w:ascii="Arial" w:cs="Arial" w:eastAsia="Arial" w:hAnsi="Arial"/>
+          <w:sz w:val="22"/>
+          <w:szCs w:val="22"/>
+        </w:rPr>
+        <w:t xml:space="preserve">Kenmerken-snapshot: alle 43 datapunten die op dat moment zijn gebruikt</w:t>
+      </w:r>
+    </w:p>
+    <w:p>
+      <w:pPr>
+        <w:pStyle w:val="ListParagraph"/>
+        <w:numPr>
+          <w:ilvl w:val="0"/>
+          <w:numId w:val="2"/>
+        </w:numPr>
+        <w:spacing w:after="80" w:line="320"/>
+      </w:pPr>
+      <w:r>
+        <w:rPr>
+          <w:rFonts w:ascii="Arial" w:cs="Arial" w:eastAsia="Arial" w:hAnsi="Arial"/>
+          <w:sz w:val="22"/>
+          <w:szCs w:val="22"/>
+        </w:rPr>
+        <w:t xml:space="preserve">Ruwe modeluitvoer: de exacte berekeningen van elk model</w:t>
+      </w:r>
+    </w:p>
+    <w:p>
+      <w:pPr>
+        <w:pStyle w:val="ListParagraph"/>
+        <w:numPr>
+          <w:ilvl w:val="0"/>
+          <w:numId w:val="2"/>
+        </w:numPr>
+        <w:spacing w:after="80" w:line="320"/>
+      </w:pPr>
+      <w:r>
+        <w:rPr>
+          <w:rFonts w:ascii="Arial" w:cs="Arial" w:eastAsia="Arial" w:hAnsi="Arial"/>
+          <w:sz w:val="22"/>
+          <w:szCs w:val="22"/>
+        </w:rPr>
+        <w:t xml:space="preserve">Evaluatierecord: de vergelijking met de daadwerkelijke wedstrijduitslag</w:t>
+      </w:r>
+    </w:p>
+    <w:p>
+      <w:pPr>
+        <w:spacing w:after="140" w:line="320"/>
+      </w:pPr>
+      <w:r>
+        <w:rPr>
+          <w:rFonts w:ascii="Arial" w:cs="Arial" w:eastAsia="Arial" w:hAnsi="Arial"/>
+          <w:sz w:val="22"/>
+          <w:szCs w:val="22"/>
+        </w:rPr>
+        <w:t xml:space="preserve">Al deze gegevens zijn reproduceerbaar: als je dezelfde input geeft, krijg je dezelfde uitvoer. Alle wijzigingen aan het systeem worden bijgehouden in een versiebeheersysteem (git).</w:t>
+      </w:r>
+    </w:p>
+    <w:p>
+      <w:pPr>
+        <w:shd w:fill="f5f5f5" w:val="clear"/>
+        <w:spacing w:after="160" w:before="80" w:line="320"/>
+        <w:ind w:left="200" w:right="200"/>
+      </w:pPr>
+      <w:r>
+        <w:rPr>
+          <w:rFonts w:ascii="Arial" w:cs="Arial" w:eastAsia="Arial" w:hAnsi="Arial"/>
+          <w:b/>
+          <w:bCs/>
+          <w:color w:val="1a365d"/>
+          <w:sz w:val="20"/>
+          <w:szCs w:val="20"/>
+        </w:rPr>
+        <w:t xml:space="preserve">Wat betekent dit? </w:t>
+      </w:r>
+      <w:r>
+        <w:rPr>
+          <w:rFonts w:ascii="Arial" w:cs="Arial" w:eastAsia="Arial" w:hAnsi="Arial"/>
+          <w:color w:val="444444"/>
+          <w:sz w:val="20"/>
+          <w:szCs w:val="20"/>
+        </w:rPr>
+        <w:t xml:space="preserve">Dit betekent dat een auditor of toezichthouder op elk moment kan verifiëren: (1) wanneer een voorspelling is gemaakt, (2) op basis van welke gegevens, (3) of die gegevens eerlijk waren, en (4) of de voorspelling correct was. Niets kan achteraf worden aangepast.</w:t>
+      </w:r>
+    </w:p>
+    <w:p>
+      <w:pPr>
+        <w:pStyle w:val="Heading1"/>
+        <w:spacing w:after="200" w:before="360"/>
+      </w:pPr>
+      <w:r>
+        <w:rPr>
+          <w:rFonts w:ascii="Arial" w:cs="Arial" w:eastAsia="Arial" w:hAnsi="Arial"/>
+          <w:b/>
+          <w:bCs/>
+          <w:color w:val="1a365d"/>
+          <w:sz w:val="32"/>
+          <w:szCs w:val="32"/>
+        </w:rPr>
+        <w:t xml:space="preserve">8. Contact &amp; Organisatie</w:t>
+      </w:r>
+    </w:p>
+    <w:tbl>
+      <w:tblPr>
+        <w:tblW w:type="dxa" w:w="9026"/>
+        <w:tblBorders>
+          <w:top w:val="single" w:color="auto" w:sz="4"/>
+          <w:left w:val="single" w:color="auto" w:sz="4"/>
+          <w:bottom w:val="single" w:color="auto" w:sz="4"/>
+          <w:right w:val="single" w:color="auto" w:sz="4"/>
+          <w:insideH w:val="single" w:color="auto" w:sz="4"/>
+          <w:insideV w:val="single" w:color="auto" w:sz="4"/>
+        </w:tblBorders>
+      </w:tblPr>
+      <w:tblGrid>
+        <w:gridCol w:w="4500"/>
+        <w:gridCol w:w="4526"/>
+      </w:tblGrid>
+      <w:tr>
+        <w:tc>
+          <w:tcPr>
+            <w:tcW w:type="dxa" w:w="4500"/>
+            <w:tcBorders>
+              <w:top w:val="single" w:color="cccccc" w:sz="1"/>
+              <w:left w:val="single" w:color="cccccc" w:sz="1"/>
+              <w:bottom w:val="single" w:color="cccccc" w:sz="1"/>
+              <w:right w:val="single" w:color="cccccc" w:sz="1"/>
+            </w:tcBorders>
+            <w:shd w:fill="e8f0fe" w:val="clear"/>
+            <w:tcMar>
+              <w:top w:type="dxa" w:w="80"/>
+              <w:left w:type="dxa" w:w="120"/>
+              <w:bottom w:type="dxa" w:w="80"/>
+              <w:right w:type="dxa" w:w="120"/>
+            </w:tcMar>
+          </w:tcPr>
+          <w:p>
+            <w:r>
+              <w:rPr>
+                <w:rFonts w:ascii="Arial" w:cs="Arial" w:eastAsia="Arial" w:hAnsi="Arial"/>
+                <w:b/>
+                <w:bCs/>
+                <w:sz w:val="20"/>
+                <w:szCs w:val="20"/>
+              </w:rPr>
+              <w:t xml:space="preserve">Onderdeel</w:t>
+            </w:r>
+          </w:p>
+        </w:tc>
+        <w:tc>
+          <w:tcPr>
+            <w:tcW w:type="dxa" w:w="4526"/>
+            <w:tcBorders>
+              <w:top w:val="single" w:color="cccccc" w:sz="1"/>
+              <w:left w:val="single" w:color="cccccc" w:sz="1"/>
+              <w:bottom w:val="single" w:color="cccccc" w:sz="1"/>
+              <w:right w:val="single" w:color="cccccc" w:sz="1"/>
+            </w:tcBorders>
+            <w:shd w:fill="e8f0fe" w:val="clear"/>
+            <w:tcMar>
+              <w:top w:type="dxa" w:w="80"/>
+              <w:left w:type="dxa" w:w="120"/>
+              <w:bottom w:type="dxa" w:w="80"/>
+              <w:right w:type="dxa" w:w="120"/>
+            </w:tcMar>
+          </w:tcPr>
+          <w:p>
+            <w:r>
+              <w:rPr>
+                <w:rFonts w:ascii="Arial" w:cs="Arial" w:eastAsia="Arial" w:hAnsi="Arial"/>
+                <w:b/>
+                <w:bCs/>
+                <w:sz w:val="20"/>
+                <w:szCs w:val="20"/>
+              </w:rPr>
+              <w:t xml:space="preserve">Details</w:t>
             </w:r>
           </w:p>
         </w:tc>
@@ -3564,6 +3464,254 @@
                 <w:sz w:val="20"/>
                 <w:szCs w:val="20"/>
               </w:rPr>
+              <w:t xml:space="preserve">Rechtspersoon</w:t>
+            </w:r>
+          </w:p>
+        </w:tc>
+        <w:tc>
+          <w:tcPr>
+            <w:tcW w:type="dxa" w:w="4526"/>
+            <w:tcBorders>
+              <w:top w:val="single" w:color="cccccc" w:sz="1"/>
+              <w:left w:val="single" w:color="cccccc" w:sz="1"/>
+              <w:bottom w:val="single" w:color="cccccc" w:sz="1"/>
+              <w:right w:val="single" w:color="cccccc" w:sz="1"/>
+            </w:tcBorders>
+            <w:shd w:fill="ffffff" w:val="clear"/>
+            <w:tcMar>
+              <w:top w:type="dxa" w:w="80"/>
+              <w:left w:type="dxa" w:w="120"/>
+              <w:bottom w:type="dxa" w:w="80"/>
+              <w:right w:type="dxa" w:w="120"/>
+            </w:tcMar>
+          </w:tcPr>
+          <w:p>
+            <w:r>
+              <w:rPr>
+                <w:rFonts w:ascii="Arial" w:cs="Arial" w:eastAsia="Arial" w:hAnsi="Arial"/>
+                <w:b w:val="false"/>
+                <w:bCs w:val="false"/>
+                <w:sz w:val="20"/>
+                <w:szCs w:val="20"/>
+              </w:rPr>
+              <w:t xml:space="preserve">BetsPlug B.V.</w:t>
+            </w:r>
+          </w:p>
+        </w:tc>
+      </w:tr>
+      <w:tr>
+        <w:tc>
+          <w:tcPr>
+            <w:tcW w:type="dxa" w:w="4500"/>
+            <w:tcBorders>
+              <w:top w:val="single" w:color="cccccc" w:sz="1"/>
+              <w:left w:val="single" w:color="cccccc" w:sz="1"/>
+              <w:bottom w:val="single" w:color="cccccc" w:sz="1"/>
+              <w:right w:val="single" w:color="cccccc" w:sz="1"/>
+            </w:tcBorders>
+            <w:shd w:fill="ffffff" w:val="clear"/>
+            <w:tcMar>
+              <w:top w:type="dxa" w:w="80"/>
+              <w:left w:type="dxa" w:w="120"/>
+              <w:bottom w:type="dxa" w:w="80"/>
+              <w:right w:type="dxa" w:w="120"/>
+            </w:tcMar>
+          </w:tcPr>
+          <w:p>
+            <w:r>
+              <w:rPr>
+                <w:rFonts w:ascii="Arial" w:cs="Arial" w:eastAsia="Arial" w:hAnsi="Arial"/>
+                <w:b w:val="false"/>
+                <w:bCs w:val="false"/>
+                <w:sz w:val="20"/>
+                <w:szCs w:val="20"/>
+              </w:rPr>
+              <w:t xml:space="preserve">Website</w:t>
+            </w:r>
+          </w:p>
+        </w:tc>
+        <w:tc>
+          <w:tcPr>
+            <w:tcW w:type="dxa" w:w="4526"/>
+            <w:tcBorders>
+              <w:top w:val="single" w:color="cccccc" w:sz="1"/>
+              <w:left w:val="single" w:color="cccccc" w:sz="1"/>
+              <w:bottom w:val="single" w:color="cccccc" w:sz="1"/>
+              <w:right w:val="single" w:color="cccccc" w:sz="1"/>
+            </w:tcBorders>
+            <w:shd w:fill="ffffff" w:val="clear"/>
+            <w:tcMar>
+              <w:top w:type="dxa" w:w="80"/>
+              <w:left w:type="dxa" w:w="120"/>
+              <w:bottom w:type="dxa" w:w="80"/>
+              <w:right w:type="dxa" w:w="120"/>
+            </w:tcMar>
+          </w:tcPr>
+          <w:p>
+            <w:r>
+              <w:rPr>
+                <w:rFonts w:ascii="Arial" w:cs="Arial" w:eastAsia="Arial" w:hAnsi="Arial"/>
+                <w:b w:val="false"/>
+                <w:bCs w:val="false"/>
+                <w:sz w:val="20"/>
+                <w:szCs w:val="20"/>
+              </w:rPr>
+              <w:t xml:space="preserve">https://betsplug.com</w:t>
+            </w:r>
+          </w:p>
+        </w:tc>
+      </w:tr>
+      <w:tr>
+        <w:tc>
+          <w:tcPr>
+            <w:tcW w:type="dxa" w:w="4500"/>
+            <w:tcBorders>
+              <w:top w:val="single" w:color="cccccc" w:sz="1"/>
+              <w:left w:val="single" w:color="cccccc" w:sz="1"/>
+              <w:bottom w:val="single" w:color="cccccc" w:sz="1"/>
+              <w:right w:val="single" w:color="cccccc" w:sz="1"/>
+            </w:tcBorders>
+            <w:shd w:fill="ffffff" w:val="clear"/>
+            <w:tcMar>
+              <w:top w:type="dxa" w:w="80"/>
+              <w:left w:type="dxa" w:w="120"/>
+              <w:bottom w:type="dxa" w:w="80"/>
+              <w:right w:type="dxa" w:w="120"/>
+            </w:tcMar>
+          </w:tcPr>
+          <w:p>
+            <w:r>
+              <w:rPr>
+                <w:rFonts w:ascii="Arial" w:cs="Arial" w:eastAsia="Arial" w:hAnsi="Arial"/>
+                <w:b w:val="false"/>
+                <w:bCs w:val="false"/>
+                <w:sz w:val="20"/>
+                <w:szCs w:val="20"/>
+              </w:rPr>
+              <w:t xml:space="preserve">Technisch contact</w:t>
+            </w:r>
+          </w:p>
+        </w:tc>
+        <w:tc>
+          <w:tcPr>
+            <w:tcW w:type="dxa" w:w="4526"/>
+            <w:tcBorders>
+              <w:top w:val="single" w:color="cccccc" w:sz="1"/>
+              <w:left w:val="single" w:color="cccccc" w:sz="1"/>
+              <w:bottom w:val="single" w:color="cccccc" w:sz="1"/>
+              <w:right w:val="single" w:color="cccccc" w:sz="1"/>
+            </w:tcBorders>
+            <w:shd w:fill="ffffff" w:val="clear"/>
+            <w:tcMar>
+              <w:top w:type="dxa" w:w="80"/>
+              <w:left w:type="dxa" w:w="120"/>
+              <w:bottom w:type="dxa" w:w="80"/>
+              <w:right w:type="dxa" w:w="120"/>
+            </w:tcMar>
+          </w:tcPr>
+          <w:p>
+            <w:r>
+              <w:rPr>
+                <w:rFonts w:ascii="Arial" w:cs="Arial" w:eastAsia="Arial" w:hAnsi="Arial"/>
+                <w:b w:val="false"/>
+                <w:bCs w:val="false"/>
+                <w:sz w:val="20"/>
+                <w:szCs w:val="20"/>
+              </w:rPr>
+              <w:t xml:space="preserve">Via de contactpagina op de website</w:t>
+            </w:r>
+          </w:p>
+        </w:tc>
+      </w:tr>
+      <w:tr>
+        <w:tc>
+          <w:tcPr>
+            <w:tcW w:type="dxa" w:w="4500"/>
+            <w:tcBorders>
+              <w:top w:val="single" w:color="cccccc" w:sz="1"/>
+              <w:left w:val="single" w:color="cccccc" w:sz="1"/>
+              <w:bottom w:val="single" w:color="cccccc" w:sz="1"/>
+              <w:right w:val="single" w:color="cccccc" w:sz="1"/>
+            </w:tcBorders>
+            <w:shd w:fill="ffffff" w:val="clear"/>
+            <w:tcMar>
+              <w:top w:type="dxa" w:w="80"/>
+              <w:left w:type="dxa" w:w="120"/>
+              <w:bottom w:type="dxa" w:w="80"/>
+              <w:right w:type="dxa" w:w="120"/>
+            </w:tcMar>
+          </w:tcPr>
+          <w:p>
+            <w:r>
+              <w:rPr>
+                <w:rFonts w:ascii="Arial" w:cs="Arial" w:eastAsia="Arial" w:hAnsi="Arial"/>
+                <w:b w:val="false"/>
+                <w:bCs w:val="false"/>
+                <w:sz w:val="20"/>
+                <w:szCs w:val="20"/>
+              </w:rPr>
+              <w:t xml:space="preserve">Privacyverzoeken</w:t>
+            </w:r>
+          </w:p>
+        </w:tc>
+        <w:tc>
+          <w:tcPr>
+            <w:tcW w:type="dxa" w:w="4526"/>
+            <w:tcBorders>
+              <w:top w:val="single" w:color="cccccc" w:sz="1"/>
+              <w:left w:val="single" w:color="cccccc" w:sz="1"/>
+              <w:bottom w:val="single" w:color="cccccc" w:sz="1"/>
+              <w:right w:val="single" w:color="cccccc" w:sz="1"/>
+            </w:tcBorders>
+            <w:shd w:fill="ffffff" w:val="clear"/>
+            <w:tcMar>
+              <w:top w:type="dxa" w:w="80"/>
+              <w:left w:type="dxa" w:w="120"/>
+              <w:bottom w:type="dxa" w:w="80"/>
+              <w:right w:type="dxa" w:w="120"/>
+            </w:tcMar>
+          </w:tcPr>
+          <w:p>
+            <w:r>
+              <w:rPr>
+                <w:rFonts w:ascii="Arial" w:cs="Arial" w:eastAsia="Arial" w:hAnsi="Arial"/>
+                <w:b w:val="false"/>
+                <w:bCs w:val="false"/>
+                <w:sz w:val="20"/>
+                <w:szCs w:val="20"/>
+              </w:rPr>
+              <w:t xml:space="preserve">AVG-verzoeken via de contactpagina</w:t>
+            </w:r>
+          </w:p>
+        </w:tc>
+      </w:tr>
+      <w:tr>
+        <w:tc>
+          <w:tcPr>
+            <w:tcW w:type="dxa" w:w="4500"/>
+            <w:tcBorders>
+              <w:top w:val="single" w:color="cccccc" w:sz="1"/>
+              <w:left w:val="single" w:color="cccccc" w:sz="1"/>
+              <w:bottom w:val="single" w:color="cccccc" w:sz="1"/>
+              <w:right w:val="single" w:color="cccccc" w:sz="1"/>
+            </w:tcBorders>
+            <w:shd w:fill="ffffff" w:val="clear"/>
+            <w:tcMar>
+              <w:top w:type="dxa" w:w="80"/>
+              <w:left w:type="dxa" w:w="120"/>
+              <w:bottom w:type="dxa" w:w="80"/>
+              <w:right w:type="dxa" w:w="120"/>
+            </w:tcMar>
+          </w:tcPr>
+          <w:p>
+            <w:r>
+              <w:rPr>
+                <w:rFonts w:ascii="Arial" w:cs="Arial" w:eastAsia="Arial" w:hAnsi="Arial"/>
+                <w:b w:val="false"/>
+                <w:bCs w:val="false"/>
+                <w:sz w:val="20"/>
+                <w:szCs w:val="20"/>
+              </w:rPr>
               <w:t xml:space="preserve">Documentversie</w:t>
             </w:r>
           </w:p>
@@ -3607,7 +3755,7 @@
     </w:p>
     <w:p>
       <w:pPr>
-        <w:spacing w:after="120"/>
+        <w:spacing w:after="140" w:line="320"/>
       </w:pPr>
       <w:r>
         <w:rPr>

--- a/docs/BetsPlug-Technisch-Juridisch-Kader-NL.docx
+++ b/docs/BetsPlug-Technisch-Juridisch-Kader-NL.docx
@@ -112,7 +112,7 @@
           <w:sz w:val="22"/>
           <w:szCs w:val="22"/>
         </w:rPr>
-        <w:t xml:space="preserve">Versie 7.0  |  April 2026</w:t>
+        <w:t xml:space="preserve">Versie 8.0  |  April 2026</w:t>
       </w:r>
     </w:p>
     <w:p>
@@ -182,7 +182,7 @@
           <w:sz w:val="22"/>
           <w:szCs w:val="22"/>
         </w:rPr>
-        <w:t xml:space="preserve">Het systeem analyseert jarenlange wedstrijddata — denk aan uitslagen, teamvorm, onderlinge resultaten en competitiestanden — om een inschatting te maken van de meest waarschijnlijke uitslag van een aankomende wedstrijd. Elke voorspelling wordt vergezeld van een duidelijke vermelding dat het om een simulatie gaat en geen garantie op winst biedt.</w:t>
+        <w:t xml:space="preserve">Het systeem is getraind op 43.257 echte wedstrijden uit 30 verschillende competities, verzameld over 5,5 jaar (augustus 2020 — april 2026). Alle data komt uit één gelicentieerde professionele databron (API-Football Pro). Geen externe of willekeurige data.</w:t>
       </w:r>
     </w:p>
     <w:p>
@@ -195,7 +195,22 @@
           <w:sz w:val="22"/>
           <w:szCs w:val="22"/>
         </w:rPr>
-        <w:t xml:space="preserve">Om de betrouwbaarheid van het systeem aan te tonen, is het uitvoerig getest: 1.295 verschillende configuraties zijn getoetst op meer dan 6.500 historische wedstrijden. De resultaten op data die het systeem nooit eerder had gezien (het jaar 2026) komen overeen met de resultaten op trainingsdata — dit bevestigt dat het systeem betrouwbaar werkt en niet is “overfitted” (te specifiek afgestemd op historische data).</w:t>
+        <w:t xml:space="preserve">Om de betrouwbaarheid te bewijzen is het systeem getest via “walk-forward validatie”: het model wordt getraind op het verleden en getest op wedstrijden die het nog nooit heeft gezien. Deze test is uitgevoerd op 28.838 wedstrijden verdeeld over 4 aparte periodes. De resultaten zijn consistent en eerlijk — geen data-leakage, geen gebruik van toekomstinformatie.</w:t>
+      </w:r>
+    </w:p>
+    <w:p>
+      <w:pPr>
+        <w:spacing w:after="140" w:line="320"/>
+      </w:pPr>
+      <w:r>
+        <w:rPr>
+          <w:rFonts w:ascii="Arial" w:cs="Arial" w:eastAsia="Arial" w:hAnsi="Arial"/>
+          <w:b/>
+          <w:bCs/>
+          <w:sz w:val="22"/>
+          <w:szCs w:val="22"/>
+        </w:rPr>
+        <w:t xml:space="preserve">Het model behaalt op zeer zekere voorspellingen (confidence ≥ 70%) een nauwkeurigheid van 74,4% op 2.473 test-picks — een professioneel niveau volgens internationale benchmarks.</w:t>
       </w:r>
     </w:p>
     <w:p>
@@ -363,7 +378,7 @@
                 <w:sz w:val="20"/>
                 <w:szCs w:val="20"/>
               </w:rPr>
-              <w:t xml:space="preserve">Beperkte toegang: 3 dagelijkse voorspellingen, basisstatistieken</w:t>
+              <w:t xml:space="preserve">Beperkte toegang: dagelijkse Pick van de Dag, basisstatistieken</w:t>
             </w:r>
           </w:p>
         </w:tc>
@@ -425,7 +440,7 @@
                 <w:sz w:val="20"/>
                 <w:szCs w:val="20"/>
               </w:rPr>
-              <w:t xml:space="preserve">Uitgebreide toegang: alle voorspellingen, track record, exports, Pick van de Dag</w:t>
+              <w:t xml:space="preserve">Uitgebreide toegang: filtering op betrouwbaarheidsniveau, volledige trackrecord, exports</w:t>
             </w:r>
           </w:p>
         </w:tc>
@@ -487,7 +502,7 @@
                 <w:sz w:val="20"/>
                 <w:szCs w:val="20"/>
               </w:rPr>
-              <w:t xml:space="preserve">24 voetbalcompetities wereldwijd, waaronder Eredivisie, Premier League, Champions League</w:t>
+              <w:t xml:space="preserve">30 voetbalcompetities wereldwijd, waaronder Eredivisie, Premier League, Champions League, Saudi Pro League</w:t>
             </w:r>
           </w:p>
         </w:tc>
@@ -519,7 +534,7 @@
                 <w:sz w:val="20"/>
                 <w:szCs w:val="20"/>
               </w:rPr>
-              <w:t xml:space="preserve">Databronnen</w:t>
+              <w:t xml:space="preserve">Databron</w:t>
             </w:r>
           </w:p>
         </w:tc>
@@ -549,7 +564,7 @@
                 <w:sz w:val="20"/>
                 <w:szCs w:val="20"/>
               </w:rPr>
-              <w:t xml:space="preserve">Professionele sportdata-API’s (API-Football, Football-Data.org, The Odds API)</w:t>
+              <w:t xml:space="preserve">Uitsluitend API-Football Pro (gelicentieerd, betaalde abonnement)</w:t>
             </w:r>
           </w:p>
         </w:tc>
@@ -688,7 +703,7 @@
           <w:sz w:val="22"/>
           <w:szCs w:val="22"/>
         </w:rPr>
-        <w:t xml:space="preserve">Het systeem combineert twee wiskundige modellen die elk op een andere manier naar wedstrijddata kijken. Door deze twee perspectieven samen te voegen, ontstaat een nauwkeurigere voorspelling dan elk model alleen zou geven.</w:t>
+        <w:t xml:space="preserve">Het systeem combineert meerdere wiskundige modellen die elk op een andere manier naar wedstrijddata kijken. Door deze perspectieven samen te voegen, ontstaat een nauwkeurigere voorspelling dan elk model alleen zou geven.</w:t>
       </w:r>
     </w:p>
     <w:p>
@@ -716,7 +731,7 @@
           <w:sz w:val="22"/>
           <w:szCs w:val="22"/>
         </w:rPr>
-        <w:t xml:space="preserve">Elk team krijgt een “Elo-score” — een getal dat aangeeft hoe sterk het team is. Hoe meer wedstrijden een team wint (vooral tegen sterke tegenstanders), hoe hoger de score. Het systeem vergelijkt de Elo-scores van beide teams om te bepalen wie de favoriet is. Vergelijk het met een rankingsysteem in tennis of schaken.</w:t>
+        <w:t xml:space="preserve">Elk team krijgt een “Elo-score” — een getal dat aangeeft hoe sterk het team is. Hoe meer wedstrijden een team wint (vooral tegen sterke tegenstanders), hoe hoger de score. Het systeem vergelijkt de Elo-scores van beide teams om te bepalen wie de favoriet is. Alle Elo-scores worden chronologisch opgebouwd uit 43.257 historische wedstrijden.</w:t>
       </w:r>
     </w:p>
     <w:p>
@@ -744,7 +759,7 @@
           <w:sz w:val="22"/>
           <w:szCs w:val="22"/>
         </w:rPr>
-        <w:t xml:space="preserve">Dit model kijkt naar 43 verschillende factoren tegelijk, bijvoorbeeld: hoe heeft het team de laatste 5 wedstrijden gepresteerd? Hoe vaak wonnen ze thuis? Hoe is het onderlinge resultaat? Wat is het verschil in competitiestand? Het model heeft geleerd van duizenden historische wedstrijden welke combinatie van factoren het best de uitslag voorspelt.</w:t>
+        <w:t xml:space="preserve">Dit model kijkt naar 39 verschillende factoren tegelijk, bijvoorbeeld: teamvorm laatste 5 wedstrijden, thuis/uit-specifieke prestaties, onderling resultaat, seizoensstatistieken, rustdagen tussen wedstrijden, scoring-consistentie. Het model heeft geleerd van duizenden historische wedstrijden welke combinatie van factoren het best de uitslag voorspelt.</w:t>
       </w:r>
     </w:p>
     <w:p>
@@ -754,10 +769,38 @@
       <w:r>
         <w:rPr>
           <w:rFonts w:ascii="Arial" w:cs="Arial" w:eastAsia="Arial" w:hAnsi="Arial"/>
-          <w:sz w:val="22"/>
-          <w:szCs w:val="22"/>
-        </w:rPr>
-        <w:t xml:space="preserve">De twee modellen worden samengevoegd met een gewicht: het Logistische model telt 2x zo zwaar mee als het Elo-model, omdat uit tests bleek dat dit de beste resultaten geeft.</w:t>
+          <w:b/>
+          <w:bCs/>
+          <w:sz w:val="22"/>
+          <w:szCs w:val="22"/>
+        </w:rPr>
+        <w:t xml:space="preserve">Model 3: XGBoost (Gradient Boosting)</w:t>
+      </w:r>
+    </w:p>
+    <w:p>
+      <w:pPr>
+        <w:spacing w:after="140" w:line="320"/>
+      </w:pPr>
+      <w:r>
+        <w:rPr>
+          <w:rFonts w:ascii="Arial" w:cs="Arial" w:eastAsia="Arial" w:hAnsi="Arial"/>
+          <w:sz w:val="22"/>
+          <w:szCs w:val="22"/>
+        </w:rPr>
+        <w:t xml:space="preserve">Een geavanceerd machine-learningmodel dat niet-lineaire patronen kan vinden tussen de 39 factoren. Waar Logistische Regressie alleen rechte verbanden ziet, kan XGBoost complexe interacties detecteren (bijvoorbeeld: “een sterk thuisteam tegen een vermoeide uitploeg met weinig rust”).</w:t>
+      </w:r>
+    </w:p>
+    <w:p>
+      <w:pPr>
+        <w:spacing w:after="140" w:line="320"/>
+      </w:pPr>
+      <w:r>
+        <w:rPr>
+          <w:rFonts w:ascii="Arial" w:cs="Arial" w:eastAsia="Arial" w:hAnsi="Arial"/>
+          <w:sz w:val="22"/>
+          <w:szCs w:val="22"/>
+        </w:rPr>
+        <w:t xml:space="preserve">De drie modellen worden samengevoegd met gewichten. De verhouding (Elo 1.2, Logistisch 2.0, XGBoost 1.0) is bepaald door wetenschappelijke validatie op de historische dataset.</w:t>
       </w:r>
     </w:p>
     <w:p>
@@ -784,7 +827,7 @@
           <w:sz w:val="20"/>
           <w:szCs w:val="20"/>
         </w:rPr>
-        <w:t xml:space="preserve">Stel je voor dat je twee experts vraagt wie een wedstrijd wint. Expert 1 (Elo) kijkt alleen naar de algemene sterkte van teams. Expert 2 (Logistisch) kijkt naar 43 details. Je luistert naar allebei, maar geeft Expert 2 meer gewicht omdat die vaker gelijk heeft. Dat is wat BetsPlug doet.</w:t>
+        <w:t xml:space="preserve">Stel je voor dat je drie experts vraagt wie een wedstrijd wint. Expert 1 (Elo) kijkt alleen naar de algemene sterkte van teams. Expert 2 (Logistisch) kijkt naar 39 details. Expert 3 (XGBoost) zoekt naar ingewikkelde patronen. Je luistert naar alle drie, maar geeft Expert 2 meer gewicht omdat die het vaakst gelijk heeft. Dat is wat BetsPlug doet.</w:t>
       </w:r>
     </w:p>
     <w:p>
@@ -801,7 +844,7 @@
           <w:sz w:val="26"/>
           <w:szCs w:val="26"/>
         </w:rPr>
-        <w:t xml:space="preserve">3.2 Beveiliging tegen vals spelen met data</w:t>
+        <w:t xml:space="preserve">3.2 Beveiliging tegen vals spelen met data (anti-leakage)</w:t>
       </w:r>
     </w:p>
     <w:p>
@@ -827,7 +870,7 @@
           <w:sz w:val="22"/>
           <w:szCs w:val="22"/>
         </w:rPr>
-        <w:t xml:space="preserve">BetsPlug heeft meerdere beveiligingen ingebouwd om dit te voorkomen:</w:t>
+        <w:t xml:space="preserve">BetsPlug heeft meerdere lagen beveiliging ingebouwd om dit te voorkomen:</w:t>
       </w:r>
     </w:p>
     <w:p>
@@ -845,7 +888,7 @@
           <w:sz w:val="22"/>
           <w:szCs w:val="22"/>
         </w:rPr>
-        <w:t xml:space="preserve">Teamsterktes (Elo-scores) worden alleen opgehaald tot het moment VÓÓR de aftrap — nooit erna</w:t>
+        <w:t xml:space="preserve">Teamsterktes (Elo-scores) worden alleen berekend tot het moment VÓÓR de aftrap — nooit erna</w:t>
       </w:r>
     </w:p>
     <w:p>
@@ -863,7 +906,7 @@
           <w:sz w:val="22"/>
           <w:szCs w:val="22"/>
         </w:rPr>
-        <w:t xml:space="preserve">Teamvorm (de laatste 5 wedstrijden) bevat alleen wedstrijden die al gespeeld waren vóór de te voorspellen wedstrijd</w:t>
+        <w:t xml:space="preserve">Teamvorm (laatste 5/10 wedstrijden) bevat alleen wedstrijden die al gespeeld waren vóór de te voorspellen wedstrijd</w:t>
       </w:r>
     </w:p>
     <w:p>
@@ -899,7 +942,38 @@
           <w:sz w:val="22"/>
           <w:szCs w:val="22"/>
         </w:rPr>
-        <w:t xml:space="preserve">Als het systeem detecteert dat er per ongeluk toekomstige data wordt gebruikt, stopt het automatisch met een foutmelding</w:t>
+        <w:t xml:space="preserve">Seizoensstatistieken (doelpunten, winstpercentage) worden “point-in-time” berekend: alleen uit wedstrijden vóór de kickoff</w:t>
+      </w:r>
+    </w:p>
+    <w:p>
+      <w:pPr>
+        <w:pStyle w:val="ListParagraph"/>
+        <w:numPr>
+          <w:ilvl w:val="0"/>
+          <w:numId w:val="2"/>
+        </w:numPr>
+        <w:spacing w:after="80" w:line="320"/>
+      </w:pPr>
+      <w:r>
+        <w:rPr>
+          <w:rFonts w:ascii="Arial" w:cs="Arial" w:eastAsia="Arial" w:hAnsi="Arial"/>
+          <w:sz w:val="22"/>
+          <w:szCs w:val="22"/>
+        </w:rPr>
+        <w:t xml:space="preserve">Het systeem heeft een ingebouwde “tripwire”: als per ongeluk toekomstige data wordt gebruikt, stopt het automatisch met een foutmelding (FeatureLeakageError)</w:t>
+      </w:r>
+    </w:p>
+    <w:p>
+      <w:pPr>
+        <w:spacing w:after="140" w:line="320"/>
+      </w:pPr>
+      <w:r>
+        <w:rPr>
+          <w:rFonts w:ascii="Arial" w:cs="Arial" w:eastAsia="Arial" w:hAnsi="Arial"/>
+          <w:sz w:val="22"/>
+          <w:szCs w:val="22"/>
+        </w:rPr>
+        <w:t xml:space="preserve">De afwezigheid van leakage is bewezen met drie onafhankelijke controle-tests (zie sectie 9 Kwaliteitseisen).</w:t>
       </w:r>
     </w:p>
     <w:p>
@@ -943,7 +1017,7 @@
           <w:sz w:val="26"/>
           <w:szCs w:val="26"/>
         </w:rPr>
-        <w:t xml:space="preserve">3.3 Live vs. Backtest — twee soorten voorspellingen</w:t>
+        <w:t xml:space="preserve">3.3 Walk-forward validatie — hoe meten we de echte prestatie?</w:t>
       </w:r>
     </w:p>
     <w:p>
@@ -956,7 +1030,149 @@
           <w:sz w:val="22"/>
           <w:szCs w:val="22"/>
         </w:rPr>
-        <w:t xml:space="preserve">BetsPlug maakt onderscheid tussen twee soorten voorspellingen:</w:t>
+        <w:t xml:space="preserve">Het model wordt getest via “walk-forward validatie”, de gouden standaard in statistiek voor tijdsafhankelijke data:</w:t>
+      </w:r>
+    </w:p>
+    <w:p>
+      <w:pPr>
+        <w:pStyle w:val="ListParagraph"/>
+        <w:numPr>
+          <w:ilvl w:val="0"/>
+          <w:numId w:val="2"/>
+        </w:numPr>
+        <w:spacing w:after="80" w:line="320"/>
+      </w:pPr>
+      <w:r>
+        <w:rPr>
+          <w:rFonts w:ascii="Arial" w:cs="Arial" w:eastAsia="Arial" w:hAnsi="Arial"/>
+          <w:sz w:val="22"/>
+          <w:szCs w:val="22"/>
+        </w:rPr>
+        <w:t xml:space="preserve">Periode 1: train op wedstrijden vóór dec 2021, test op dec 2021 — sep 2022</w:t>
+      </w:r>
+    </w:p>
+    <w:p>
+      <w:pPr>
+        <w:pStyle w:val="ListParagraph"/>
+        <w:numPr>
+          <w:ilvl w:val="0"/>
+          <w:numId w:val="2"/>
+        </w:numPr>
+        <w:spacing w:after="80" w:line="320"/>
+      </w:pPr>
+      <w:r>
+        <w:rPr>
+          <w:rFonts w:ascii="Arial" w:cs="Arial" w:eastAsia="Arial" w:hAnsi="Arial"/>
+          <w:sz w:val="22"/>
+          <w:szCs w:val="22"/>
+        </w:rPr>
+        <w:t xml:space="preserve">Periode 2: train op alles vóór sep 2022, test op sep 2022 — jul 2023</w:t>
+      </w:r>
+    </w:p>
+    <w:p>
+      <w:pPr>
+        <w:pStyle w:val="ListParagraph"/>
+        <w:numPr>
+          <w:ilvl w:val="0"/>
+          <w:numId w:val="2"/>
+        </w:numPr>
+        <w:spacing w:after="80" w:line="320"/>
+      </w:pPr>
+      <w:r>
+        <w:rPr>
+          <w:rFonts w:ascii="Arial" w:cs="Arial" w:eastAsia="Arial" w:hAnsi="Arial"/>
+          <w:sz w:val="22"/>
+          <w:szCs w:val="22"/>
+        </w:rPr>
+        <w:t xml:space="preserve">Periode 3: train op alles vóór jul 2023, test op jul 2023 — apr 2024</w:t>
+      </w:r>
+    </w:p>
+    <w:p>
+      <w:pPr>
+        <w:pStyle w:val="ListParagraph"/>
+        <w:numPr>
+          <w:ilvl w:val="0"/>
+          <w:numId w:val="2"/>
+        </w:numPr>
+        <w:spacing w:after="80" w:line="320"/>
+      </w:pPr>
+      <w:r>
+        <w:rPr>
+          <w:rFonts w:ascii="Arial" w:cs="Arial" w:eastAsia="Arial" w:hAnsi="Arial"/>
+          <w:sz w:val="22"/>
+          <w:szCs w:val="22"/>
+        </w:rPr>
+        <w:t xml:space="preserve">Periode 4: train op alles vóór apr 2024, test op apr 2024 — apr 2026</w:t>
+      </w:r>
+    </w:p>
+    <w:p>
+      <w:pPr>
+        <w:spacing w:after="140" w:line="320"/>
+      </w:pPr>
+      <w:r>
+        <w:rPr>
+          <w:rFonts w:ascii="Arial" w:cs="Arial" w:eastAsia="Arial" w:hAnsi="Arial"/>
+          <w:sz w:val="22"/>
+          <w:szCs w:val="22"/>
+        </w:rPr>
+        <w:t xml:space="preserve">Bij elke periode wordt het model volledig opnieuw getraind zonder toegang tot de testdata. De resultaten uit de 4 periodes worden samengevoegd tot één totaalscore.</w:t>
+      </w:r>
+    </w:p>
+    <w:p>
+      <w:pPr>
+        <w:shd w:fill="f5f5f5" w:val="clear"/>
+        <w:spacing w:after="160" w:before="80" w:line="320"/>
+        <w:ind w:left="200" w:right="200"/>
+      </w:pPr>
+      <w:r>
+        <w:rPr>
+          <w:rFonts w:ascii="Arial" w:cs="Arial" w:eastAsia="Arial" w:hAnsi="Arial"/>
+          <w:b/>
+          <w:bCs/>
+          <w:color w:val="1a365d"/>
+          <w:sz w:val="20"/>
+          <w:szCs w:val="20"/>
+        </w:rPr>
+        <w:t xml:space="preserve">Wat betekent dit? </w:t>
+      </w:r>
+      <w:r>
+        <w:rPr>
+          <w:rFonts w:ascii="Arial" w:cs="Arial" w:eastAsia="Arial" w:hAnsi="Arial"/>
+          <w:color w:val="444444"/>
+          <w:sz w:val="20"/>
+          <w:szCs w:val="20"/>
+        </w:rPr>
+        <w:t xml:space="preserve">In plaats van één grote toets geven we het systeem vier aparte toetsen verspreid over 2,5 jaar. Daardoor weten we zeker dat het systeem niet toevallig goed scoort — het doet het consistent goed over verschillende tijdsperiodes.</w:t>
+      </w:r>
+    </w:p>
+    <w:p>
+      <w:pPr>
+        <w:pStyle w:val="Heading2"/>
+        <w:spacing w:after="160" w:before="280"/>
+      </w:pPr>
+      <w:r>
+        <w:rPr>
+          <w:rFonts w:ascii="Arial" w:cs="Arial" w:eastAsia="Arial" w:hAnsi="Arial"/>
+          <w:b/>
+          <w:bCs/>
+          <w:color w:val="1a365d"/>
+          <w:sz w:val="26"/>
+          <w:szCs w:val="26"/>
+        </w:rPr>
+        <w:t xml:space="preserve">3.4 Hoe goed presteert het systeem?</w:t>
+      </w:r>
+    </w:p>
+    <w:p>
+      <w:pPr>
+        <w:spacing w:after="140" w:line="320"/>
+      </w:pPr>
+      <w:r>
+        <w:rPr>
+          <w:rFonts w:ascii="Arial" w:cs="Arial" w:eastAsia="Arial" w:hAnsi="Arial"/>
+          <w:sz w:val="22"/>
+          <w:szCs w:val="22"/>
+        </w:rPr>
+        <w:t xml:space="preserve">Het systeem is getoetst op 28.838 wedstrijden die het model nog nooit had gezien. De resultaten:</w:t>
       </w:r>
     </w:p>
     <w:tbl>
@@ -1002,7 +1218,7 @@
                 <w:sz w:val="20"/>
                 <w:szCs w:val="20"/>
               </w:rPr>
-              <w:t xml:space="preserve">Type</w:t>
+              <w:t xml:space="preserve">Metriek</w:t>
             </w:r>
           </w:p>
         </w:tc>
@@ -1032,7 +1248,7 @@
                 <w:sz w:val="20"/>
                 <w:szCs w:val="20"/>
               </w:rPr>
-              <w:t xml:space="preserve">Uitleg</w:t>
+              <w:t xml:space="preserve">Resultaat</w:t>
             </w:r>
           </w:p>
         </w:tc>
@@ -1064,7 +1280,7 @@
                 <w:sz w:val="20"/>
                 <w:szCs w:val="20"/>
               </w:rPr>
-              <w:t xml:space="preserve">Live voorspelling</w:t>
+              <w:t xml:space="preserve">Totaal test-picks (walk-forward)</w:t>
             </w:r>
           </w:p>
         </w:tc>
@@ -1094,7 +1310,7 @@
                 <w:sz w:val="20"/>
                 <w:szCs w:val="20"/>
               </w:rPr>
-              <w:t xml:space="preserve">Gemaakt VÓÓR de wedstrijd begint. Wordt vastgelegd met een tijdstempel als bewijs. Dit is de “echte” voorspelling.</w:t>
+              <w:t xml:space="preserve">28.838 wedstrijden over 4 periodes</w:t>
             </w:r>
           </w:p>
         </w:tc>
@@ -1126,7 +1342,7 @@
                 <w:sz w:val="20"/>
                 <w:szCs w:val="20"/>
               </w:rPr>
-              <w:t xml:space="preserve">Backtest voorspelling</w:t>
+              <w:t xml:space="preserve">Willekeurig gokken (thuis/gelijk/uit)</w:t>
             </w:r>
           </w:p>
         </w:tc>
@@ -1156,7 +1372,503 @@
                 <w:sz w:val="20"/>
                 <w:szCs w:val="20"/>
               </w:rPr>
-              <w:t xml:space="preserve">Achteraf gemaakt op historische data om het systeem te testen. Wordt duidelijk gelabeld als “simulatie”.</w:t>
+              <w:t xml:space="preserve">33,3%</w:t>
+            </w:r>
+          </w:p>
+        </w:tc>
+      </w:tr>
+      <w:tr>
+        <w:tc>
+          <w:tcPr>
+            <w:tcW w:type="dxa" w:w="4500"/>
+            <w:tcBorders>
+              <w:top w:val="single" w:color="cccccc" w:sz="1"/>
+              <w:left w:val="single" w:color="cccccc" w:sz="1"/>
+              <w:bottom w:val="single" w:color="cccccc" w:sz="1"/>
+              <w:right w:val="single" w:color="cccccc" w:sz="1"/>
+            </w:tcBorders>
+            <w:shd w:fill="ffffff" w:val="clear"/>
+            <w:tcMar>
+              <w:top w:type="dxa" w:w="80"/>
+              <w:left w:type="dxa" w:w="120"/>
+              <w:bottom w:type="dxa" w:w="80"/>
+              <w:right w:type="dxa" w:w="120"/>
+            </w:tcMar>
+          </w:tcPr>
+          <w:p>
+            <w:r>
+              <w:rPr>
+                <w:rFonts w:ascii="Arial" w:cs="Arial" w:eastAsia="Arial" w:hAnsi="Arial"/>
+                <w:b w:val="false"/>
+                <w:bCs w:val="false"/>
+                <w:sz w:val="20"/>
+                <w:szCs w:val="20"/>
+              </w:rPr>
+              <w:t xml:space="preserve">Altijd “thuis” voorspellen</w:t>
+            </w:r>
+          </w:p>
+        </w:tc>
+        <w:tc>
+          <w:tcPr>
+            <w:tcW w:type="dxa" w:w="4526"/>
+            <w:tcBorders>
+              <w:top w:val="single" w:color="cccccc" w:sz="1"/>
+              <w:left w:val="single" w:color="cccccc" w:sz="1"/>
+              <w:bottom w:val="single" w:color="cccccc" w:sz="1"/>
+              <w:right w:val="single" w:color="cccccc" w:sz="1"/>
+            </w:tcBorders>
+            <w:shd w:fill="ffffff" w:val="clear"/>
+            <w:tcMar>
+              <w:top w:type="dxa" w:w="80"/>
+              <w:left w:type="dxa" w:w="120"/>
+              <w:bottom w:type="dxa" w:w="80"/>
+              <w:right w:type="dxa" w:w="120"/>
+            </w:tcMar>
+          </w:tcPr>
+          <w:p>
+            <w:r>
+              <w:rPr>
+                <w:rFonts w:ascii="Arial" w:cs="Arial" w:eastAsia="Arial" w:hAnsi="Arial"/>
+                <w:b w:val="false"/>
+                <w:bCs w:val="false"/>
+                <w:sz w:val="20"/>
+                <w:szCs w:val="20"/>
+              </w:rPr>
+              <w:t xml:space="preserve">43,5% (meest voorkomende uitkomst)</w:t>
+            </w:r>
+          </w:p>
+        </w:tc>
+      </w:tr>
+      <w:tr>
+        <w:tc>
+          <w:tcPr>
+            <w:tcW w:type="dxa" w:w="4500"/>
+            <w:tcBorders>
+              <w:top w:val="single" w:color="cccccc" w:sz="1"/>
+              <w:left w:val="single" w:color="cccccc" w:sz="1"/>
+              <w:bottom w:val="single" w:color="cccccc" w:sz="1"/>
+              <w:right w:val="single" w:color="cccccc" w:sz="1"/>
+            </w:tcBorders>
+            <w:shd w:fill="ffffff" w:val="clear"/>
+            <w:tcMar>
+              <w:top w:type="dxa" w:w="80"/>
+              <w:left w:type="dxa" w:w="120"/>
+              <w:bottom w:type="dxa" w:w="80"/>
+              <w:right w:type="dxa" w:w="120"/>
+            </w:tcMar>
+          </w:tcPr>
+          <w:p>
+            <w:r>
+              <w:rPr>
+                <w:rFonts w:ascii="Arial" w:cs="Arial" w:eastAsia="Arial" w:hAnsi="Arial"/>
+                <w:b w:val="false"/>
+                <w:bCs w:val="false"/>
+                <w:sz w:val="20"/>
+                <w:szCs w:val="20"/>
+              </w:rPr>
+              <w:t xml:space="preserve">Alle voorspellingen meegerekend</w:t>
+            </w:r>
+          </w:p>
+        </w:tc>
+        <w:tc>
+          <w:tcPr>
+            <w:tcW w:type="dxa" w:w="4526"/>
+            <w:tcBorders>
+              <w:top w:val="single" w:color="cccccc" w:sz="1"/>
+              <w:left w:val="single" w:color="cccccc" w:sz="1"/>
+              <w:bottom w:val="single" w:color="cccccc" w:sz="1"/>
+              <w:right w:val="single" w:color="cccccc" w:sz="1"/>
+            </w:tcBorders>
+            <w:shd w:fill="ffffff" w:val="clear"/>
+            <w:tcMar>
+              <w:top w:type="dxa" w:w="80"/>
+              <w:left w:type="dxa" w:w="120"/>
+              <w:bottom w:type="dxa" w:w="80"/>
+              <w:right w:type="dxa" w:w="120"/>
+            </w:tcMar>
+          </w:tcPr>
+          <w:p>
+            <w:r>
+              <w:rPr>
+                <w:rFonts w:ascii="Arial" w:cs="Arial" w:eastAsia="Arial" w:hAnsi="Arial"/>
+                <w:b w:val="false"/>
+                <w:bCs w:val="false"/>
+                <w:sz w:val="20"/>
+                <w:szCs w:val="20"/>
+              </w:rPr>
+              <w:t xml:space="preserve">49,2%</w:t>
+            </w:r>
+          </w:p>
+        </w:tc>
+      </w:tr>
+      <w:tr>
+        <w:tc>
+          <w:tcPr>
+            <w:tcW w:type="dxa" w:w="4500"/>
+            <w:tcBorders>
+              <w:top w:val="single" w:color="cccccc" w:sz="1"/>
+              <w:left w:val="single" w:color="cccccc" w:sz="1"/>
+              <w:bottom w:val="single" w:color="cccccc" w:sz="1"/>
+              <w:right w:val="single" w:color="cccccc" w:sz="1"/>
+            </w:tcBorders>
+            <w:shd w:fill="ffffff" w:val="clear"/>
+            <w:tcMar>
+              <w:top w:type="dxa" w:w="80"/>
+              <w:left w:type="dxa" w:w="120"/>
+              <w:bottom w:type="dxa" w:w="80"/>
+              <w:right w:type="dxa" w:w="120"/>
+            </w:tcMar>
+          </w:tcPr>
+          <w:p>
+            <w:r>
+              <w:rPr>
+                <w:rFonts w:ascii="Arial" w:cs="Arial" w:eastAsia="Arial" w:hAnsi="Arial"/>
+                <w:b w:val="false"/>
+                <w:bCs w:val="false"/>
+                <w:sz w:val="20"/>
+                <w:szCs w:val="20"/>
+              </w:rPr>
+              <w:t xml:space="preserve">Confidence ≥ 50%</w:t>
+            </w:r>
+          </w:p>
+        </w:tc>
+        <w:tc>
+          <w:tcPr>
+            <w:tcW w:type="dxa" w:w="4526"/>
+            <w:tcBorders>
+              <w:top w:val="single" w:color="cccccc" w:sz="1"/>
+              <w:left w:val="single" w:color="cccccc" w:sz="1"/>
+              <w:bottom w:val="single" w:color="cccccc" w:sz="1"/>
+              <w:right w:val="single" w:color="cccccc" w:sz="1"/>
+            </w:tcBorders>
+            <w:shd w:fill="ffffff" w:val="clear"/>
+            <w:tcMar>
+              <w:top w:type="dxa" w:w="80"/>
+              <w:left w:type="dxa" w:w="120"/>
+              <w:bottom w:type="dxa" w:w="80"/>
+              <w:right w:type="dxa" w:w="120"/>
+            </w:tcMar>
+          </w:tcPr>
+          <w:p>
+            <w:r>
+              <w:rPr>
+                <w:rFonts w:ascii="Arial" w:cs="Arial" w:eastAsia="Arial" w:hAnsi="Arial"/>
+                <w:b w:val="false"/>
+                <w:bCs w:val="false"/>
+                <w:sz w:val="20"/>
+                <w:szCs w:val="20"/>
+              </w:rPr>
+              <w:t xml:space="preserve">58,9% op 12.735 picks</w:t>
+            </w:r>
+          </w:p>
+        </w:tc>
+      </w:tr>
+      <w:tr>
+        <w:tc>
+          <w:tcPr>
+            <w:tcW w:type="dxa" w:w="4500"/>
+            <w:tcBorders>
+              <w:top w:val="single" w:color="cccccc" w:sz="1"/>
+              <w:left w:val="single" w:color="cccccc" w:sz="1"/>
+              <w:bottom w:val="single" w:color="cccccc" w:sz="1"/>
+              <w:right w:val="single" w:color="cccccc" w:sz="1"/>
+            </w:tcBorders>
+            <w:shd w:fill="ffffff" w:val="clear"/>
+            <w:tcMar>
+              <w:top w:type="dxa" w:w="80"/>
+              <w:left w:type="dxa" w:w="120"/>
+              <w:bottom w:type="dxa" w:w="80"/>
+              <w:right w:type="dxa" w:w="120"/>
+            </w:tcMar>
+          </w:tcPr>
+          <w:p>
+            <w:r>
+              <w:rPr>
+                <w:rFonts w:ascii="Arial" w:cs="Arial" w:eastAsia="Arial" w:hAnsi="Arial"/>
+                <w:b w:val="false"/>
+                <w:bCs w:val="false"/>
+                <w:sz w:val="20"/>
+                <w:szCs w:val="20"/>
+              </w:rPr>
+              <w:t xml:space="preserve">Confidence ≥ 55%</w:t>
+            </w:r>
+          </w:p>
+        </w:tc>
+        <w:tc>
+          <w:tcPr>
+            <w:tcW w:type="dxa" w:w="4526"/>
+            <w:tcBorders>
+              <w:top w:val="single" w:color="cccccc" w:sz="1"/>
+              <w:left w:val="single" w:color="cccccc" w:sz="1"/>
+              <w:bottom w:val="single" w:color="cccccc" w:sz="1"/>
+              <w:right w:val="single" w:color="cccccc" w:sz="1"/>
+            </w:tcBorders>
+            <w:shd w:fill="ffffff" w:val="clear"/>
+            <w:tcMar>
+              <w:top w:type="dxa" w:w="80"/>
+              <w:left w:type="dxa" w:w="120"/>
+              <w:bottom w:type="dxa" w:w="80"/>
+              <w:right w:type="dxa" w:w="120"/>
+            </w:tcMar>
+          </w:tcPr>
+          <w:p>
+            <w:r>
+              <w:rPr>
+                <w:rFonts w:ascii="Arial" w:cs="Arial" w:eastAsia="Arial" w:hAnsi="Arial"/>
+                <w:b w:val="false"/>
+                <w:bCs w:val="false"/>
+                <w:sz w:val="20"/>
+                <w:szCs w:val="20"/>
+              </w:rPr>
+              <w:t xml:space="preserve">63,0% op 8.951 picks</w:t>
+            </w:r>
+          </w:p>
+        </w:tc>
+      </w:tr>
+      <w:tr>
+        <w:tc>
+          <w:tcPr>
+            <w:tcW w:type="dxa" w:w="4500"/>
+            <w:tcBorders>
+              <w:top w:val="single" w:color="cccccc" w:sz="1"/>
+              <w:left w:val="single" w:color="cccccc" w:sz="1"/>
+              <w:bottom w:val="single" w:color="cccccc" w:sz="1"/>
+              <w:right w:val="single" w:color="cccccc" w:sz="1"/>
+            </w:tcBorders>
+            <w:shd w:fill="ffffff" w:val="clear"/>
+            <w:tcMar>
+              <w:top w:type="dxa" w:w="80"/>
+              <w:left w:type="dxa" w:w="120"/>
+              <w:bottom w:type="dxa" w:w="80"/>
+              <w:right w:type="dxa" w:w="120"/>
+            </w:tcMar>
+          </w:tcPr>
+          <w:p>
+            <w:r>
+              <w:rPr>
+                <w:rFonts w:ascii="Arial" w:cs="Arial" w:eastAsia="Arial" w:hAnsi="Arial"/>
+                <w:b w:val="false"/>
+                <w:bCs w:val="false"/>
+                <w:sz w:val="20"/>
+                <w:szCs w:val="20"/>
+              </w:rPr>
+              <w:t xml:space="preserve">Confidence ≥ 60%</w:t>
+            </w:r>
+          </w:p>
+        </w:tc>
+        <w:tc>
+          <w:tcPr>
+            <w:tcW w:type="dxa" w:w="4526"/>
+            <w:tcBorders>
+              <w:top w:val="single" w:color="cccccc" w:sz="1"/>
+              <w:left w:val="single" w:color="cccccc" w:sz="1"/>
+              <w:bottom w:val="single" w:color="cccccc" w:sz="1"/>
+              <w:right w:val="single" w:color="cccccc" w:sz="1"/>
+            </w:tcBorders>
+            <w:shd w:fill="ffffff" w:val="clear"/>
+            <w:tcMar>
+              <w:top w:type="dxa" w:w="80"/>
+              <w:left w:type="dxa" w:w="120"/>
+              <w:bottom w:type="dxa" w:w="80"/>
+              <w:right w:type="dxa" w:w="120"/>
+            </w:tcMar>
+          </w:tcPr>
+          <w:p>
+            <w:r>
+              <w:rPr>
+                <w:rFonts w:ascii="Arial" w:cs="Arial" w:eastAsia="Arial" w:hAnsi="Arial"/>
+                <w:b w:val="false"/>
+                <w:bCs w:val="false"/>
+                <w:sz w:val="20"/>
+                <w:szCs w:val="20"/>
+              </w:rPr>
+              <w:t xml:space="preserve">67,4% op 6.060 picks</w:t>
+            </w:r>
+          </w:p>
+        </w:tc>
+      </w:tr>
+      <w:tr>
+        <w:tc>
+          <w:tcPr>
+            <w:tcW w:type="dxa" w:w="4500"/>
+            <w:tcBorders>
+              <w:top w:val="single" w:color="cccccc" w:sz="1"/>
+              <w:left w:val="single" w:color="cccccc" w:sz="1"/>
+              <w:bottom w:val="single" w:color="cccccc" w:sz="1"/>
+              <w:right w:val="single" w:color="cccccc" w:sz="1"/>
+            </w:tcBorders>
+            <w:shd w:fill="ffffff" w:val="clear"/>
+            <w:tcMar>
+              <w:top w:type="dxa" w:w="80"/>
+              <w:left w:type="dxa" w:w="120"/>
+              <w:bottom w:type="dxa" w:w="80"/>
+              <w:right w:type="dxa" w:w="120"/>
+            </w:tcMar>
+          </w:tcPr>
+          <w:p>
+            <w:r>
+              <w:rPr>
+                <w:rFonts w:ascii="Arial" w:cs="Arial" w:eastAsia="Arial" w:hAnsi="Arial"/>
+                <w:b w:val="false"/>
+                <w:bCs w:val="false"/>
+                <w:sz w:val="20"/>
+                <w:szCs w:val="20"/>
+              </w:rPr>
+              <w:t xml:space="preserve">Confidence ≥ 65%</w:t>
+            </w:r>
+          </w:p>
+        </w:tc>
+        <w:tc>
+          <w:tcPr>
+            <w:tcW w:type="dxa" w:w="4526"/>
+            <w:tcBorders>
+              <w:top w:val="single" w:color="cccccc" w:sz="1"/>
+              <w:left w:val="single" w:color="cccccc" w:sz="1"/>
+              <w:bottom w:val="single" w:color="cccccc" w:sz="1"/>
+              <w:right w:val="single" w:color="cccccc" w:sz="1"/>
+            </w:tcBorders>
+            <w:shd w:fill="ffffff" w:val="clear"/>
+            <w:tcMar>
+              <w:top w:type="dxa" w:w="80"/>
+              <w:left w:type="dxa" w:w="120"/>
+              <w:bottom w:type="dxa" w:w="80"/>
+              <w:right w:type="dxa" w:w="120"/>
+            </w:tcMar>
+          </w:tcPr>
+          <w:p>
+            <w:r>
+              <w:rPr>
+                <w:rFonts w:ascii="Arial" w:cs="Arial" w:eastAsia="Arial" w:hAnsi="Arial"/>
+                <w:b w:val="false"/>
+                <w:bCs w:val="false"/>
+                <w:sz w:val="20"/>
+                <w:szCs w:val="20"/>
+              </w:rPr>
+              <w:t xml:space="preserve">70,6% op 3.942 picks</w:t>
+            </w:r>
+          </w:p>
+        </w:tc>
+      </w:tr>
+      <w:tr>
+        <w:tc>
+          <w:tcPr>
+            <w:tcW w:type="dxa" w:w="4500"/>
+            <w:tcBorders>
+              <w:top w:val="single" w:color="cccccc" w:sz="1"/>
+              <w:left w:val="single" w:color="cccccc" w:sz="1"/>
+              <w:bottom w:val="single" w:color="cccccc" w:sz="1"/>
+              <w:right w:val="single" w:color="cccccc" w:sz="1"/>
+            </w:tcBorders>
+            <w:shd w:fill="ffffff" w:val="clear"/>
+            <w:tcMar>
+              <w:top w:type="dxa" w:w="80"/>
+              <w:left w:type="dxa" w:w="120"/>
+              <w:bottom w:type="dxa" w:w="80"/>
+              <w:right w:type="dxa" w:w="120"/>
+            </w:tcMar>
+          </w:tcPr>
+          <w:p>
+            <w:r>
+              <w:rPr>
+                <w:rFonts w:ascii="Arial" w:cs="Arial" w:eastAsia="Arial" w:hAnsi="Arial"/>
+                <w:b w:val="false"/>
+                <w:bCs w:val="false"/>
+                <w:sz w:val="20"/>
+                <w:szCs w:val="20"/>
+              </w:rPr>
+              <w:t xml:space="preserve">Confidence ≥ 70%</w:t>
+            </w:r>
+          </w:p>
+        </w:tc>
+        <w:tc>
+          <w:tcPr>
+            <w:tcW w:type="dxa" w:w="4526"/>
+            <w:tcBorders>
+              <w:top w:val="single" w:color="cccccc" w:sz="1"/>
+              <w:left w:val="single" w:color="cccccc" w:sz="1"/>
+              <w:bottom w:val="single" w:color="cccccc" w:sz="1"/>
+              <w:right w:val="single" w:color="cccccc" w:sz="1"/>
+            </w:tcBorders>
+            <w:shd w:fill="ffffff" w:val="clear"/>
+            <w:tcMar>
+              <w:top w:type="dxa" w:w="80"/>
+              <w:left w:type="dxa" w:w="120"/>
+              <w:bottom w:type="dxa" w:w="80"/>
+              <w:right w:type="dxa" w:w="120"/>
+            </w:tcMar>
+          </w:tcPr>
+          <w:p>
+            <w:r>
+              <w:rPr>
+                <w:rFonts w:ascii="Arial" w:cs="Arial" w:eastAsia="Arial" w:hAnsi="Arial"/>
+                <w:b w:val="false"/>
+                <w:bCs w:val="false"/>
+                <w:sz w:val="20"/>
+                <w:szCs w:val="20"/>
+              </w:rPr>
+              <w:t xml:space="preserve">74,4% op 2.473 picks</w:t>
+            </w:r>
+          </w:p>
+        </w:tc>
+      </w:tr>
+      <w:tr>
+        <w:tc>
+          <w:tcPr>
+            <w:tcW w:type="dxa" w:w="4500"/>
+            <w:tcBorders>
+              <w:top w:val="single" w:color="cccccc" w:sz="1"/>
+              <w:left w:val="single" w:color="cccccc" w:sz="1"/>
+              <w:bottom w:val="single" w:color="cccccc" w:sz="1"/>
+              <w:right w:val="single" w:color="cccccc" w:sz="1"/>
+            </w:tcBorders>
+            <w:shd w:fill="ffffff" w:val="clear"/>
+            <w:tcMar>
+              <w:top w:type="dxa" w:w="80"/>
+              <w:left w:type="dxa" w:w="120"/>
+              <w:bottom w:type="dxa" w:w="80"/>
+              <w:right w:type="dxa" w:w="120"/>
+            </w:tcMar>
+          </w:tcPr>
+          <w:p>
+            <w:r>
+              <w:rPr>
+                <w:rFonts w:ascii="Arial" w:cs="Arial" w:eastAsia="Arial" w:hAnsi="Arial"/>
+                <w:b w:val="false"/>
+                <w:bCs w:val="false"/>
+                <w:sz w:val="20"/>
+                <w:szCs w:val="20"/>
+              </w:rPr>
+              <w:t xml:space="preserve">Confidence ≥ 75% (Premium picks)</w:t>
+            </w:r>
+          </w:p>
+        </w:tc>
+        <w:tc>
+          <w:tcPr>
+            <w:tcW w:type="dxa" w:w="4526"/>
+            <w:tcBorders>
+              <w:top w:val="single" w:color="cccccc" w:sz="1"/>
+              <w:left w:val="single" w:color="cccccc" w:sz="1"/>
+              <w:bottom w:val="single" w:color="cccccc" w:sz="1"/>
+              <w:right w:val="single" w:color="cccccc" w:sz="1"/>
+            </w:tcBorders>
+            <w:shd w:fill="ffffff" w:val="clear"/>
+            <w:tcMar>
+              <w:top w:type="dxa" w:w="80"/>
+              <w:left w:type="dxa" w:w="120"/>
+              <w:bottom w:type="dxa" w:w="80"/>
+              <w:right w:type="dxa" w:w="120"/>
+            </w:tcMar>
+          </w:tcPr>
+          <w:p>
+            <w:r>
+              <w:rPr>
+                <w:rFonts w:ascii="Arial" w:cs="Arial" w:eastAsia="Arial" w:hAnsi="Arial"/>
+                <w:b w:val="false"/>
+                <w:bCs w:val="false"/>
+                <w:sz w:val="20"/>
+                <w:szCs w:val="20"/>
+              </w:rPr>
+              <w:t xml:space="preserve">78,2% op 1.497 picks</w:t>
             </w:r>
           </w:p>
         </w:tc>
@@ -1172,7 +1884,7 @@
           <w:sz w:val="22"/>
           <w:szCs w:val="22"/>
         </w:rPr>
-        <w:t xml:space="preserve">Dit onderscheid is cruciaal voor eerlijkheid. Veel voorspellingsplatforms laten dit verschil niet zien, waardoor het lijkt alsof ze beter presteren dan ze werkelijk doen. BetsPlug rapporteert altijd afzonderlijk hoe goed live voorspellingen en backtests presteren.</w:t>
+        <w:t xml:space="preserve">Het systeem gebruikt een “confidence filter”: alleen voorspellingen waar het model erg zeker van is worden getoond als premium picks. Hoe hoger de drempel, hoe nauwkeuriger de voorspelling, maar hoe minder wedstrijden ervoor in aanmerking komen.</w:t>
       </w:r>
     </w:p>
     <w:p>
@@ -1199,7 +1911,24 @@
           <w:sz w:val="20"/>
           <w:szCs w:val="20"/>
         </w:rPr>
-        <w:t xml:space="preserve">Vergelijk het met een dokter die achteraf zegt “Ik wist het al” versus een dokter die van tevoren een diagnose stelt. Alleen de vooraf gestelde diagnose telt echt. BetsPlug laat altijd zien welke voorspellingen echt vooraf zijn gemaakt.</w:t>
+        <w:t xml:space="preserve">Bij voetbal zijn er drie mogelijke uitslagen: thuiswinst, gelijkspel, of uitwinst. Als je willekeurig gokt heb je 33% kans op goed. BetsPlug scoort op zeer zekere voorspellingen (≥ 70% confidence) 74,4% — meer dan twee keer zo goed als gokken. Dit is vergelijkbaar met professionele voorspellingsdiensten op internationaal niveau.</w:t>
+      </w:r>
+    </w:p>
+    <w:p>
+      <w:pPr>
+        <w:pStyle w:val="Heading1"/>
+        <w:spacing w:after="200" w:before="360"/>
+      </w:pPr>
+      <w:r>
+        <w:rPr>
+          <w:rFonts w:ascii="Arial" w:cs="Arial" w:eastAsia="Arial" w:hAnsi="Arial"/>
+          <w:b/>
+          <w:bCs/>
+          <w:color w:val="1a365d"/>
+          <w:sz w:val="32"/>
+          <w:szCs w:val="32"/>
+        </w:rPr>
+        <w:t xml:space="preserve">4. Eerlijkheid &amp; Transparantie</w:t>
       </w:r>
     </w:p>
     <w:p>
@@ -1216,7 +1945,7 @@
           <w:sz w:val="26"/>
           <w:szCs w:val="26"/>
         </w:rPr>
-        <w:t xml:space="preserve">3.4 Hoe goed presteert het systeem?</w:t>
+        <w:t xml:space="preserve">4.1 Twee aparte track records</w:t>
       </w:r>
     </w:p>
     <w:p>
@@ -1229,7 +1958,259 @@
           <w:sz w:val="22"/>
           <w:szCs w:val="22"/>
         </w:rPr>
-        <w:t xml:space="preserve">Het systeem is uitvoerig getest om de betrouwbaarheid te meten. Hieronder de resultaten:</w:t>
+        <w:t xml:space="preserve">BetsPlug houdt twee aparte scoreborden bij:</w:t>
+      </w:r>
+    </w:p>
+    <w:p>
+      <w:pPr>
+        <w:pStyle w:val="ListParagraph"/>
+        <w:numPr>
+          <w:ilvl w:val="0"/>
+          <w:numId w:val="2"/>
+        </w:numPr>
+        <w:spacing w:after="80" w:line="320"/>
+      </w:pPr>
+      <w:r>
+        <w:rPr>
+          <w:rFonts w:ascii="Arial" w:cs="Arial" w:eastAsia="Arial" w:hAnsi="Arial"/>
+          <w:sz w:val="22"/>
+          <w:szCs w:val="22"/>
+        </w:rPr>
+        <w:t xml:space="preserve">Live track record: alleen voorspellingen die aantoonbaar VÓÓR de wedstrijd zijn gemaakt, met tijdstempelbewijs</w:t>
+      </w:r>
+    </w:p>
+    <w:p>
+      <w:pPr>
+        <w:pStyle w:val="ListParagraph"/>
+        <w:numPr>
+          <w:ilvl w:val="0"/>
+          <w:numId w:val="2"/>
+        </w:numPr>
+        <w:spacing w:after="80" w:line="320"/>
+      </w:pPr>
+      <w:r>
+        <w:rPr>
+          <w:rFonts w:ascii="Arial" w:cs="Arial" w:eastAsia="Arial" w:hAnsi="Arial"/>
+          <w:sz w:val="22"/>
+          <w:szCs w:val="22"/>
+        </w:rPr>
+        <w:t xml:space="preserve">Backtest track record: historische simulaties uit de walk-forward validatie, duidelijk als zodanig gelabeld</w:t>
+      </w:r>
+    </w:p>
+    <w:p>
+      <w:pPr>
+        <w:spacing w:after="140" w:line="320"/>
+      </w:pPr>
+      <w:r>
+        <w:rPr>
+          <w:rFonts w:ascii="Arial" w:cs="Arial" w:eastAsia="Arial" w:hAnsi="Arial"/>
+          <w:sz w:val="22"/>
+          <w:szCs w:val="22"/>
+        </w:rPr>
+        <w:t xml:space="preserve">Gebruikers kunnen via de website filteren welk type ze willen zien. CSV-exports bevatten altijd de bron (live of backtest), het aantal uren voor aftrap, en alle evaluatiegegevens.</w:t>
+      </w:r>
+    </w:p>
+    <w:p>
+      <w:pPr>
+        <w:pStyle w:val="Heading2"/>
+        <w:spacing w:after="160" w:before="280"/>
+      </w:pPr>
+      <w:r>
+        <w:rPr>
+          <w:rFonts w:ascii="Arial" w:cs="Arial" w:eastAsia="Arial" w:hAnsi="Arial"/>
+          <w:b/>
+          <w:bCs/>
+          <w:color w:val="1a365d"/>
+          <w:sz w:val="26"/>
+          <w:szCs w:val="26"/>
+        </w:rPr>
+        <w:t xml:space="preserve">4.2 Eerlijke financiële berekeningen</w:t>
+      </w:r>
+    </w:p>
+    <w:p>
+      <w:pPr>
+        <w:spacing w:after="140" w:line="320"/>
+      </w:pPr>
+      <w:r>
+        <w:rPr>
+          <w:rFonts w:ascii="Arial" w:cs="Arial" w:eastAsia="Arial" w:hAnsi="Arial"/>
+          <w:sz w:val="22"/>
+          <w:szCs w:val="22"/>
+        </w:rPr>
+        <w:t xml:space="preserve">Winst- en verliesberekeningen worden uitsluitend gemaakt met echte bookmaker-odds van gelicentieerde databronnen. Het systeem berekent GEEN nep-winst op basis van eigen kansschattingen — dat zou neerkomen op zelfbeoordeling.</w:t>
+      </w:r>
+    </w:p>
+    <w:p>
+      <w:pPr>
+        <w:pStyle w:val="ListParagraph"/>
+        <w:numPr>
+          <w:ilvl w:val="0"/>
+          <w:numId w:val="2"/>
+        </w:numPr>
+        <w:spacing w:after="80" w:line="320"/>
+      </w:pPr>
+      <w:r>
+        <w:rPr>
+          <w:rFonts w:ascii="Arial" w:cs="Arial" w:eastAsia="Arial" w:hAnsi="Arial"/>
+          <w:sz w:val="22"/>
+          <w:szCs w:val="22"/>
+        </w:rPr>
+        <w:t xml:space="preserve">Wanneer echte odds beschikbaar zijn: W/V wordt berekend op basis van die odds</w:t>
+      </w:r>
+    </w:p>
+    <w:p>
+      <w:pPr>
+        <w:pStyle w:val="ListParagraph"/>
+        <w:numPr>
+          <w:ilvl w:val="0"/>
+          <w:numId w:val="2"/>
+        </w:numPr>
+        <w:spacing w:after="80" w:line="320"/>
+      </w:pPr>
+      <w:r>
+        <w:rPr>
+          <w:rFonts w:ascii="Arial" w:cs="Arial" w:eastAsia="Arial" w:hAnsi="Arial"/>
+          <w:sz w:val="22"/>
+          <w:szCs w:val="22"/>
+        </w:rPr>
+        <w:t xml:space="preserve">Wanneer geen echte odds beschikbaar zijn: W/V wordt als “onbekend” gerapporteerd, niet geschat</w:t>
+      </w:r>
+    </w:p>
+    <w:p>
+      <w:pPr>
+        <w:pStyle w:val="ListParagraph"/>
+        <w:numPr>
+          <w:ilvl w:val="0"/>
+          <w:numId w:val="2"/>
+        </w:numPr>
+        <w:spacing w:after="80" w:line="320"/>
+      </w:pPr>
+      <w:r>
+        <w:rPr>
+          <w:rFonts w:ascii="Arial" w:cs="Arial" w:eastAsia="Arial" w:hAnsi="Arial"/>
+          <w:sz w:val="22"/>
+          <w:szCs w:val="22"/>
+        </w:rPr>
+        <w:t xml:space="preserve">Bij elke metriek wordt vermeld welk percentage van de picks echte odds had</w:t>
+      </w:r>
+    </w:p>
+    <w:p>
+      <w:pPr>
+        <w:shd w:fill="f5f5f5" w:val="clear"/>
+        <w:spacing w:after="160" w:before="80" w:line="320"/>
+        <w:ind w:left="200" w:right="200"/>
+      </w:pPr>
+      <w:r>
+        <w:rPr>
+          <w:rFonts w:ascii="Arial" w:cs="Arial" w:eastAsia="Arial" w:hAnsi="Arial"/>
+          <w:b/>
+          <w:bCs/>
+          <w:color w:val="1a365d"/>
+          <w:sz w:val="20"/>
+          <w:szCs w:val="20"/>
+        </w:rPr>
+        <w:t xml:space="preserve">Wat betekent dit? </w:t>
+      </w:r>
+      <w:r>
+        <w:rPr>
+          <w:rFonts w:ascii="Arial" w:cs="Arial" w:eastAsia="Arial" w:hAnsi="Arial"/>
+          <w:color w:val="444444"/>
+          <w:sz w:val="20"/>
+          <w:szCs w:val="20"/>
+        </w:rPr>
+        <w:t xml:space="preserve">Stel: het model zegt “60% kans op thuiswinst”. Als we dan zelf odds berekenen (1/0.60 = 1.67) en zeggen “we maakten winst!”, dan beoordeelt het model zichzelf. BetsPlug doet dit niet — we gebruiken alleen echte bookmaker-odds.</w:t>
+      </w:r>
+    </w:p>
+    <w:p>
+      <w:pPr>
+        <w:pStyle w:val="Heading2"/>
+        <w:spacing w:after="160" w:before="280"/>
+      </w:pPr>
+      <w:r>
+        <w:rPr>
+          <w:rFonts w:ascii="Arial" w:cs="Arial" w:eastAsia="Arial" w:hAnsi="Arial"/>
+          <w:b/>
+          <w:bCs/>
+          <w:color w:val="1a365d"/>
+          <w:sz w:val="26"/>
+          <w:szCs w:val="26"/>
+        </w:rPr>
+        <w:t xml:space="preserve">4.3 Verplichte waarschuwingen</w:t>
+      </w:r>
+    </w:p>
+    <w:p>
+      <w:pPr>
+        <w:spacing w:after="140" w:line="320"/>
+      </w:pPr>
+      <w:r>
+        <w:rPr>
+          <w:rFonts w:ascii="Arial" w:cs="Arial" w:eastAsia="Arial" w:hAnsi="Arial"/>
+          <w:sz w:val="22"/>
+          <w:szCs w:val="22"/>
+        </w:rPr>
+        <w:t xml:space="preserve">Elke voorspelling die BetsPlug toont, bevat de volgende disclaimer:</w:t>
+      </w:r>
+    </w:p>
+    <w:p>
+      <w:pPr>
+        <w:spacing w:after="140" w:line="320"/>
+      </w:pPr>
+      <w:r>
+        <w:rPr>
+          <w:rFonts w:ascii="Arial" w:cs="Arial" w:eastAsia="Arial" w:hAnsi="Arial"/>
+          <w:i/>
+          <w:iCs/>
+          <w:sz w:val="20"/>
+          <w:szCs w:val="20"/>
+        </w:rPr>
+        <w:t xml:space="preserve">“SIMULATIE / UITSLUITEND EDUCATIEF GEBRUIK. Deze kansschattingen zijn gegenereerd door een statistisch model voor onderzoeks- en educatieve doeleinden. Ze vormen GEEN financieel, gok- of beleggingsadvies. Prestaties uit het verleden bieden geen garantie voor toekomstige resultaten. Gok altijd verantwoord en binnen de geldende wetgeving.”</w:t>
+      </w:r>
+    </w:p>
+    <w:p>
+      <w:pPr>
+        <w:pStyle w:val="Heading1"/>
+        <w:spacing w:after="200" w:before="360"/>
+      </w:pPr>
+      <w:r>
+        <w:rPr>
+          <w:rFonts w:ascii="Arial" w:cs="Arial" w:eastAsia="Arial" w:hAnsi="Arial"/>
+          <w:b/>
+          <w:bCs/>
+          <w:color w:val="1a365d"/>
+          <w:sz w:val="32"/>
+          <w:szCs w:val="32"/>
+        </w:rPr>
+        <w:t xml:space="preserve">5. Juridisch Kader</w:t>
+      </w:r>
+    </w:p>
+    <w:p>
+      <w:pPr>
+        <w:pStyle w:val="Heading2"/>
+        <w:spacing w:after="160" w:before="280"/>
+      </w:pPr>
+      <w:r>
+        <w:rPr>
+          <w:rFonts w:ascii="Arial" w:cs="Arial" w:eastAsia="Arial" w:hAnsi="Arial"/>
+          <w:b/>
+          <w:bCs/>
+          <w:color w:val="1a365d"/>
+          <w:sz w:val="26"/>
+          <w:szCs w:val="26"/>
+        </w:rPr>
+        <w:t xml:space="preserve">5.1 Wat is BetsPlug WEL en wat NIET?</w:t>
+      </w:r>
+    </w:p>
+    <w:p>
+      <w:pPr>
+        <w:spacing w:after="140" w:line="320"/>
+      </w:pPr>
+      <w:r>
+        <w:rPr>
+          <w:rFonts w:ascii="Arial" w:cs="Arial" w:eastAsia="Arial" w:hAnsi="Arial"/>
+          <w:sz w:val="22"/>
+          <w:szCs w:val="22"/>
+        </w:rPr>
+        <w:t xml:space="preserve">BetsPlug is een informatiedienst die statistische analyses aanbiedt. Het is belangrijk te begrijpen wat het platform WEL en NIET is:</w:t>
       </w:r>
     </w:p>
     <w:tbl>
@@ -1275,7 +2256,7 @@
                 <w:sz w:val="20"/>
                 <w:szCs w:val="20"/>
               </w:rPr>
-              <w:t xml:space="preserve">Metriek</w:t>
+              <w:t xml:space="preserve">BetsPlug is WEL</w:t>
             </w:r>
           </w:p>
         </w:tc>
@@ -1305,7 +2286,7 @@
                 <w:sz w:val="20"/>
                 <w:szCs w:val="20"/>
               </w:rPr>
-              <w:t xml:space="preserve">Resultaat</w:t>
+              <w:t xml:space="preserve">BetsPlug is NIET</w:t>
             </w:r>
           </w:p>
         </w:tc>
@@ -1337,7 +2318,7 @@
                 <w:sz w:val="20"/>
                 <w:szCs w:val="20"/>
               </w:rPr>
-              <w:t xml:space="preserve">Aantal geteste configuraties</w:t>
+              <w:t xml:space="preserve">Een informatieplatform met AI-analyses</w:t>
             </w:r>
           </w:p>
         </w:tc>
@@ -1367,7 +2348,7 @@
                 <w:sz w:val="20"/>
                 <w:szCs w:val="20"/>
               </w:rPr>
-              <w:t xml:space="preserve">1.295 verschillende instellingen vergeleken</w:t>
+              <w:t xml:space="preserve">Een gokbedrijf of casino</w:t>
             </w:r>
           </w:p>
         </w:tc>
@@ -1399,7 +2380,7 @@
                 <w:sz w:val="20"/>
                 <w:szCs w:val="20"/>
               </w:rPr>
-              <w:t xml:space="preserve">Totaal getoetste wedstrijden</w:t>
+              <w:t xml:space="preserve">Een educatieve dienst over sportstatistiek</w:t>
             </w:r>
           </w:p>
         </w:tc>
@@ -1429,7 +2410,7 @@
                 <w:sz w:val="20"/>
                 <w:szCs w:val="20"/>
               </w:rPr>
-              <w:t xml:space="preserve">6.502 wedstrijden</w:t>
+              <w:t xml:space="preserve">Een tipgevendienst die winst garandeert</w:t>
             </w:r>
           </w:p>
         </w:tc>
@@ -1461,7 +2442,7 @@
                 <w:sz w:val="20"/>
                 <w:szCs w:val="20"/>
               </w:rPr>
-              <w:t xml:space="preserve">Nauwkeurigheid op trainingsdata (2024–2025)</w:t>
+              <w:t xml:space="preserve">Een abonnementsdienst voor data-inzichten</w:t>
             </w:r>
           </w:p>
         </w:tc>
@@ -1491,255 +2472,7 @@
                 <w:sz w:val="20"/>
                 <w:szCs w:val="20"/>
               </w:rPr>
-              <w:t xml:space="preserve">50,4% correct (bij 3.743 wedstrijden)</w:t>
-            </w:r>
-          </w:p>
-        </w:tc>
-      </w:tr>
-      <w:tr>
-        <w:tc>
-          <w:tcPr>
-            <w:tcW w:type="dxa" w:w="4500"/>
-            <w:tcBorders>
-              <w:top w:val="single" w:color="cccccc" w:sz="1"/>
-              <w:left w:val="single" w:color="cccccc" w:sz="1"/>
-              <w:bottom w:val="single" w:color="cccccc" w:sz="1"/>
-              <w:right w:val="single" w:color="cccccc" w:sz="1"/>
-            </w:tcBorders>
-            <w:shd w:fill="ffffff" w:val="clear"/>
-            <w:tcMar>
-              <w:top w:type="dxa" w:w="80"/>
-              <w:left w:type="dxa" w:w="120"/>
-              <w:bottom w:type="dxa" w:w="80"/>
-              <w:right w:type="dxa" w:w="120"/>
-            </w:tcMar>
-          </w:tcPr>
-          <w:p>
-            <w:r>
-              <w:rPr>
-                <w:rFonts w:ascii="Arial" w:cs="Arial" w:eastAsia="Arial" w:hAnsi="Arial"/>
-                <w:b w:val="false"/>
-                <w:bCs w:val="false"/>
-                <w:sz w:val="20"/>
-                <w:szCs w:val="20"/>
-              </w:rPr>
-              <w:t xml:space="preserve">Nauwkeurigheid op nieuwe data (2026)</w:t>
-            </w:r>
-          </w:p>
-        </w:tc>
-        <w:tc>
-          <w:tcPr>
-            <w:tcW w:type="dxa" w:w="4526"/>
-            <w:tcBorders>
-              <w:top w:val="single" w:color="cccccc" w:sz="1"/>
-              <w:left w:val="single" w:color="cccccc" w:sz="1"/>
-              <w:bottom w:val="single" w:color="cccccc" w:sz="1"/>
-              <w:right w:val="single" w:color="cccccc" w:sz="1"/>
-            </w:tcBorders>
-            <w:shd w:fill="ffffff" w:val="clear"/>
-            <w:tcMar>
-              <w:top w:type="dxa" w:w="80"/>
-              <w:left w:type="dxa" w:w="120"/>
-              <w:bottom w:type="dxa" w:w="80"/>
-              <w:right w:type="dxa" w:w="120"/>
-            </w:tcMar>
-          </w:tcPr>
-          <w:p>
-            <w:r>
-              <w:rPr>
-                <w:rFonts w:ascii="Arial" w:cs="Arial" w:eastAsia="Arial" w:hAnsi="Arial"/>
-                <w:b w:val="false"/>
-                <w:bCs w:val="false"/>
-                <w:sz w:val="20"/>
-                <w:szCs w:val="20"/>
-              </w:rPr>
-              <w:t xml:space="preserve">48,9% correct (bij 2.759 wedstrijden)</w:t>
-            </w:r>
-          </w:p>
-        </w:tc>
-      </w:tr>
-      <w:tr>
-        <w:tc>
-          <w:tcPr>
-            <w:tcW w:type="dxa" w:w="4500"/>
-            <w:tcBorders>
-              <w:top w:val="single" w:color="cccccc" w:sz="1"/>
-              <w:left w:val="single" w:color="cccccc" w:sz="1"/>
-              <w:bottom w:val="single" w:color="cccccc" w:sz="1"/>
-              <w:right w:val="single" w:color="cccccc" w:sz="1"/>
-            </w:tcBorders>
-            <w:shd w:fill="ffffff" w:val="clear"/>
-            <w:tcMar>
-              <w:top w:type="dxa" w:w="80"/>
-              <w:left w:type="dxa" w:w="120"/>
-              <w:bottom w:type="dxa" w:w="80"/>
-              <w:right w:type="dxa" w:w="120"/>
-            </w:tcMar>
-          </w:tcPr>
-          <w:p>
-            <w:r>
-              <w:rPr>
-                <w:rFonts w:ascii="Arial" w:cs="Arial" w:eastAsia="Arial" w:hAnsi="Arial"/>
-                <w:b w:val="false"/>
-                <w:bCs w:val="false"/>
-                <w:sz w:val="20"/>
-                <w:szCs w:val="20"/>
-              </w:rPr>
-              <w:t xml:space="preserve">Pick van de Dag op trainingsdata</w:t>
-            </w:r>
-          </w:p>
-        </w:tc>
-        <w:tc>
-          <w:tcPr>
-            <w:tcW w:type="dxa" w:w="4526"/>
-            <w:tcBorders>
-              <w:top w:val="single" w:color="cccccc" w:sz="1"/>
-              <w:left w:val="single" w:color="cccccc" w:sz="1"/>
-              <w:bottom w:val="single" w:color="cccccc" w:sz="1"/>
-              <w:right w:val="single" w:color="cccccc" w:sz="1"/>
-            </w:tcBorders>
-            <w:shd w:fill="ffffff" w:val="clear"/>
-            <w:tcMar>
-              <w:top w:type="dxa" w:w="80"/>
-              <w:left w:type="dxa" w:w="120"/>
-              <w:bottom w:type="dxa" w:w="80"/>
-              <w:right w:type="dxa" w:w="120"/>
-            </w:tcMar>
-          </w:tcPr>
-          <w:p>
-            <w:r>
-              <w:rPr>
-                <w:rFonts w:ascii="Arial" w:cs="Arial" w:eastAsia="Arial" w:hAnsi="Arial"/>
-                <w:b w:val="false"/>
-                <w:bCs w:val="false"/>
-                <w:sz w:val="20"/>
-                <w:szCs w:val="20"/>
-              </w:rPr>
-              <w:t xml:space="preserve">70,1% correct (432 picks)</w:t>
-            </w:r>
-          </w:p>
-        </w:tc>
-      </w:tr>
-      <w:tr>
-        <w:tc>
-          <w:tcPr>
-            <w:tcW w:type="dxa" w:w="4500"/>
-            <w:tcBorders>
-              <w:top w:val="single" w:color="cccccc" w:sz="1"/>
-              <w:left w:val="single" w:color="cccccc" w:sz="1"/>
-              <w:bottom w:val="single" w:color="cccccc" w:sz="1"/>
-              <w:right w:val="single" w:color="cccccc" w:sz="1"/>
-            </w:tcBorders>
-            <w:shd w:fill="ffffff" w:val="clear"/>
-            <w:tcMar>
-              <w:top w:type="dxa" w:w="80"/>
-              <w:left w:type="dxa" w:w="120"/>
-              <w:bottom w:type="dxa" w:w="80"/>
-              <w:right w:type="dxa" w:w="120"/>
-            </w:tcMar>
-          </w:tcPr>
-          <w:p>
-            <w:r>
-              <w:rPr>
-                <w:rFonts w:ascii="Arial" w:cs="Arial" w:eastAsia="Arial" w:hAnsi="Arial"/>
-                <w:b w:val="false"/>
-                <w:bCs w:val="false"/>
-                <w:sz w:val="20"/>
-                <w:szCs w:val="20"/>
-              </w:rPr>
-              <w:t xml:space="preserve">Pick van de Dag op nieuwe data</w:t>
-            </w:r>
-          </w:p>
-        </w:tc>
-        <w:tc>
-          <w:tcPr>
-            <w:tcW w:type="dxa" w:w="4526"/>
-            <w:tcBorders>
-              <w:top w:val="single" w:color="cccccc" w:sz="1"/>
-              <w:left w:val="single" w:color="cccccc" w:sz="1"/>
-              <w:bottom w:val="single" w:color="cccccc" w:sz="1"/>
-              <w:right w:val="single" w:color="cccccc" w:sz="1"/>
-            </w:tcBorders>
-            <w:shd w:fill="ffffff" w:val="clear"/>
-            <w:tcMar>
-              <w:top w:type="dxa" w:w="80"/>
-              <w:left w:type="dxa" w:w="120"/>
-              <w:bottom w:type="dxa" w:w="80"/>
-              <w:right w:type="dxa" w:w="120"/>
-            </w:tcMar>
-          </w:tcPr>
-          <w:p>
-            <w:r>
-              <w:rPr>
-                <w:rFonts w:ascii="Arial" w:cs="Arial" w:eastAsia="Arial" w:hAnsi="Arial"/>
-                <w:b w:val="false"/>
-                <w:bCs w:val="false"/>
-                <w:sz w:val="20"/>
-                <w:szCs w:val="20"/>
-              </w:rPr>
-              <w:t xml:space="preserve">71,1% correct (232 picks)</w:t>
-            </w:r>
-          </w:p>
-        </w:tc>
-      </w:tr>
-      <w:tr>
-        <w:tc>
-          <w:tcPr>
-            <w:tcW w:type="dxa" w:w="4500"/>
-            <w:tcBorders>
-              <w:top w:val="single" w:color="cccccc" w:sz="1"/>
-              <w:left w:val="single" w:color="cccccc" w:sz="1"/>
-              <w:bottom w:val="single" w:color="cccccc" w:sz="1"/>
-              <w:right w:val="single" w:color="cccccc" w:sz="1"/>
-            </w:tcBorders>
-            <w:shd w:fill="ffffff" w:val="clear"/>
-            <w:tcMar>
-              <w:top w:type="dxa" w:w="80"/>
-              <w:left w:type="dxa" w:w="120"/>
-              <w:bottom w:type="dxa" w:w="80"/>
-              <w:right w:type="dxa" w:w="120"/>
-            </w:tcMar>
-          </w:tcPr>
-          <w:p>
-            <w:r>
-              <w:rPr>
-                <w:rFonts w:ascii="Arial" w:cs="Arial" w:eastAsia="Arial" w:hAnsi="Arial"/>
-                <w:b w:val="false"/>
-                <w:bCs w:val="false"/>
-                <w:sz w:val="20"/>
-                <w:szCs w:val="20"/>
-              </w:rPr>
-              <w:t xml:space="preserve">Willekeurig gokken (thuis/gelijk/uit)</w:t>
-            </w:r>
-          </w:p>
-        </w:tc>
-        <w:tc>
-          <w:tcPr>
-            <w:tcW w:type="dxa" w:w="4526"/>
-            <w:tcBorders>
-              <w:top w:val="single" w:color="cccccc" w:sz="1"/>
-              <w:left w:val="single" w:color="cccccc" w:sz="1"/>
-              <w:bottom w:val="single" w:color="cccccc" w:sz="1"/>
-              <w:right w:val="single" w:color="cccccc" w:sz="1"/>
-            </w:tcBorders>
-            <w:shd w:fill="ffffff" w:val="clear"/>
-            <w:tcMar>
-              <w:top w:type="dxa" w:w="80"/>
-              <w:left w:type="dxa" w:w="120"/>
-              <w:bottom w:type="dxa" w:w="80"/>
-              <w:right w:type="dxa" w:w="120"/>
-            </w:tcMar>
-          </w:tcPr>
-          <w:p>
-            <w:r>
-              <w:rPr>
-                <w:rFonts w:ascii="Arial" w:cs="Arial" w:eastAsia="Arial" w:hAnsi="Arial"/>
-                <w:b w:val="false"/>
-                <w:bCs w:val="false"/>
-                <w:sz w:val="20"/>
-                <w:szCs w:val="20"/>
-              </w:rPr>
-              <w:t xml:space="preserve">33,3% correct</w:t>
+              <w:t xml:space="preserve">Financieel of beleggingsadvies</w:t>
             </w:r>
           </w:p>
         </w:tc>
@@ -1755,51 +2488,7 @@
           <w:sz w:val="22"/>
           <w:szCs w:val="22"/>
         </w:rPr>
-        <w:t xml:space="preserve">Het verschil tussen trainings- en testresultaten is klein (1,5 procentpunt), wat aantoont dat het systeem niet is “overfitted” — het werkt ook betrouwbaar op data die het nog nooit heeft gezien.</w:t>
-      </w:r>
-    </w:p>
-    <w:p>
-      <w:pPr>
-        <w:shd w:fill="f5f5f5" w:val="clear"/>
-        <w:spacing w:after="160" w:before="80" w:line="320"/>
-        <w:ind w:left="200" w:right="200"/>
-      </w:pPr>
-      <w:r>
-        <w:rPr>
-          <w:rFonts w:ascii="Arial" w:cs="Arial" w:eastAsia="Arial" w:hAnsi="Arial"/>
-          <w:b/>
-          <w:bCs/>
-          <w:color w:val="1a365d"/>
-          <w:sz w:val="20"/>
-          <w:szCs w:val="20"/>
-        </w:rPr>
-        <w:t xml:space="preserve">Wat betekent dit? </w:t>
-      </w:r>
-      <w:r>
-        <w:rPr>
-          <w:rFonts w:ascii="Arial" w:cs="Arial" w:eastAsia="Arial" w:hAnsi="Arial"/>
-          <w:color w:val="444444"/>
-          <w:sz w:val="20"/>
-          <w:szCs w:val="20"/>
-        </w:rPr>
-        <w:t xml:space="preserve">Bij voetbal zijn er drie mogelijke uitslagen: thuiswinst, gelijkspel, of uitwinst. Als je willekeurig gokt heb je 33% kans op goed. BetsPlug scoort gemiddeld 49% — dat is 48% beter dan willekeurig gokken. De “Pick van de Dag” (de beste dagelijkse voorspelling) scoort zelfs 71%.</w:t>
-      </w:r>
-    </w:p>
-    <w:p>
-      <w:pPr>
-        <w:pStyle w:val="Heading1"/>
-        <w:spacing w:after="200" w:before="360"/>
-      </w:pPr>
-      <w:r>
-        <w:rPr>
-          <w:rFonts w:ascii="Arial" w:cs="Arial" w:eastAsia="Arial" w:hAnsi="Arial"/>
-          <w:b/>
-          <w:bCs/>
-          <w:color w:val="1a365d"/>
-          <w:sz w:val="32"/>
-          <w:szCs w:val="32"/>
-        </w:rPr>
-        <w:t xml:space="preserve">4. Eerlijkheid &amp; Transparantie</w:t>
+        <w:t xml:space="preserve">BetsPlug accepteert geen inzetten, organiseert geen weddenschappen en faciliteert op geen enkele wijze gokactiviteiten. Het platform valt onder de EU Digital Services Act als informatiedienst.</w:t>
       </w:r>
     </w:p>
     <w:p>
@@ -1816,7 +2505,7 @@
           <w:sz w:val="26"/>
           <w:szCs w:val="26"/>
         </w:rPr>
-        <w:t xml:space="preserve">4.1 Twee aparte track records</w:t>
+        <w:t xml:space="preserve">5.2 Verantwoord gokken</w:t>
       </w:r>
     </w:p>
     <w:p>
@@ -1829,7 +2518,7 @@
           <w:sz w:val="22"/>
           <w:szCs w:val="22"/>
         </w:rPr>
-        <w:t xml:space="preserve">BetsPlug houdt twee aparte scoreborden bij:</w:t>
+        <w:t xml:space="preserve">Hoewel BetsPlug zelf geen gokdienst is, erkent het platform dat sommige gebruikers de informatie mogelijk gebruiken in combinatie met gokactiviteiten. Daarom neemt BetsPlug de volgende maatregelen:</w:t>
       </w:r>
     </w:p>
     <w:p>
@@ -1847,7 +2536,7 @@
           <w:sz w:val="22"/>
           <w:szCs w:val="22"/>
         </w:rPr>
-        <w:t xml:space="preserve">Live track record: alleen voorspellingen die aantoonbaar VÓÓR de wedstrijd zijn gemaakt, met tijdstempelbewijs</w:t>
+        <w:t xml:space="preserve">Verplichte disclaimer bij elke voorspelling</w:t>
       </w:r>
     </w:p>
     <w:p>
@@ -1865,50 +2554,7 @@
           <w:sz w:val="22"/>
           <w:szCs w:val="22"/>
         </w:rPr>
-        <w:t xml:space="preserve">Backtest track record: historische simulaties, duidelijk als zodanig gelabeld</w:t>
-      </w:r>
-    </w:p>
-    <w:p>
-      <w:pPr>
-        <w:spacing w:after="140" w:line="320"/>
-      </w:pPr>
-      <w:r>
-        <w:rPr>
-          <w:rFonts w:ascii="Arial" w:cs="Arial" w:eastAsia="Arial" w:hAnsi="Arial"/>
-          <w:sz w:val="22"/>
-          <w:szCs w:val="22"/>
-        </w:rPr>
-        <w:t xml:space="preserve">Gebruikers kunnen via de API en de website filteren welk type ze willen zien. CSV-exports bevatten altijd de bron (live of backtest), het aantal uren voor aftrap, en alle evaluatiegegevens.</w:t>
-      </w:r>
-    </w:p>
-    <w:p>
-      <w:pPr>
-        <w:pStyle w:val="Heading2"/>
-        <w:spacing w:after="160" w:before="280"/>
-      </w:pPr>
-      <w:r>
-        <w:rPr>
-          <w:rFonts w:ascii="Arial" w:cs="Arial" w:eastAsia="Arial" w:hAnsi="Arial"/>
-          <w:b/>
-          <w:bCs/>
-          <w:color w:val="1a365d"/>
-          <w:sz w:val="26"/>
-          <w:szCs w:val="26"/>
-        </w:rPr>
-        <w:t xml:space="preserve">4.2 Eerlijke financiele berekeningen</w:t>
-      </w:r>
-    </w:p>
-    <w:p>
-      <w:pPr>
-        <w:spacing w:after="140" w:line="320"/>
-      </w:pPr>
-      <w:r>
-        <w:rPr>
-          <w:rFonts w:ascii="Arial" w:cs="Arial" w:eastAsia="Arial" w:hAnsi="Arial"/>
-          <w:sz w:val="22"/>
-          <w:szCs w:val="22"/>
-        </w:rPr>
-        <w:t xml:space="preserve">Winst- en verliesberekeningen worden uitsluitend gemaakt met echte bookmaker-odds van gelicentieerde databronnen (zoals Bet365, Pinnacle). Het systeem berekent GEEN nep-winst op basis van eigen kansschattingen — dat zou neerkomen op zelfbeoordeling.</w:t>
+        <w:t xml:space="preserve">Duidelijke vermelding dat nauwkeurigheid niet gegarandeerd is</w:t>
       </w:r>
     </w:p>
     <w:p>
@@ -1926,7 +2572,7 @@
           <w:sz w:val="22"/>
           <w:szCs w:val="22"/>
         </w:rPr>
-        <w:t xml:space="preserve">Wanneer echte odds beschikbaar zijn: W/V wordt berekend op basis van die odds</w:t>
+        <w:t xml:space="preserve">De boodschap “Resultaten uit het verleden bieden geen garantie voor de toekomst”</w:t>
       </w:r>
     </w:p>
     <w:p>
@@ -1944,7 +2590,7 @@
           <w:sz w:val="22"/>
           <w:szCs w:val="22"/>
         </w:rPr>
-        <w:t xml:space="preserve">Wanneer geen echte odds beschikbaar zijn: W/V wordt als “onbekend” gerapporteerd, niet geschat</w:t>
+        <w:t xml:space="preserve">Leeftijdsverificatie (18+) bij het afsluiten van een abonnement</w:t>
       </w:r>
     </w:p>
     <w:p>
@@ -1962,34 +2608,7 @@
           <w:sz w:val="22"/>
           <w:szCs w:val="22"/>
         </w:rPr>
-        <w:t xml:space="preserve">Bij elke metriek wordt vermeld welk percentage van de picks echte odds had</w:t>
-      </w:r>
-    </w:p>
-    <w:p>
-      <w:pPr>
-        <w:shd w:fill="f5f5f5" w:val="clear"/>
-        <w:spacing w:after="160" w:before="80" w:line="320"/>
-        <w:ind w:left="200" w:right="200"/>
-      </w:pPr>
-      <w:r>
-        <w:rPr>
-          <w:rFonts w:ascii="Arial" w:cs="Arial" w:eastAsia="Arial" w:hAnsi="Arial"/>
-          <w:b/>
-          <w:bCs/>
-          <w:color w:val="1a365d"/>
-          <w:sz w:val="20"/>
-          <w:szCs w:val="20"/>
-        </w:rPr>
-        <w:t xml:space="preserve">Wat betekent dit? </w:t>
-      </w:r>
-      <w:r>
-        <w:rPr>
-          <w:rFonts w:ascii="Arial" w:cs="Arial" w:eastAsia="Arial" w:hAnsi="Arial"/>
-          <w:color w:val="444444"/>
-          <w:sz w:val="20"/>
-          <w:szCs w:val="20"/>
-        </w:rPr>
-        <w:t xml:space="preserve">Stel: het model zegt “60% kans op thuiswinst”. Als we dan zelf odds berekenen (1/0.60 = 1.67) en zeggen “we maakten winst!”, dan beoordeelt het model zichzelf. BetsPlug doet dit niet — we gebruiken alleen echte bookmaker-odds.</w:t>
+        <w:t xml:space="preserve">Mogelijkheid tot zelfuitsluiting: gebruikers kunnen hun account volledig verwijderen</w:t>
       </w:r>
     </w:p>
     <w:p>
@@ -2006,7 +2625,7 @@
           <w:sz w:val="26"/>
           <w:szCs w:val="26"/>
         </w:rPr>
-        <w:t xml:space="preserve">4.3 Verplichte waarschuwingen</w:t>
+        <w:t xml:space="preserve">5.3 Privacy en gegevensbescherming (AVG/GDPR)</w:t>
       </w:r>
     </w:p>
     <w:p>
@@ -2019,69 +2638,7 @@
           <w:sz w:val="22"/>
           <w:szCs w:val="22"/>
         </w:rPr>
-        <w:t xml:space="preserve">Elke voorspelling die BetsPlug toont, bevat de volgende disclaimer:</w:t>
-      </w:r>
-    </w:p>
-    <w:p>
-      <w:pPr>
-        <w:spacing w:after="140" w:line="320"/>
-      </w:pPr>
-      <w:r>
-        <w:rPr>
-          <w:rFonts w:ascii="Arial" w:cs="Arial" w:eastAsia="Arial" w:hAnsi="Arial"/>
-          <w:i/>
-          <w:iCs/>
-          <w:sz w:val="20"/>
-          <w:szCs w:val="20"/>
-        </w:rPr>
-        <w:t xml:space="preserve">“SIMULATIE / UITSLUITEND EDUCATIEF GEBRUIK. Deze kansschattingen zijn gegenereerd door een statistisch model voor onderzoeks- en educatieve doeleinden. Ze vormen GEEN financieel, gok- of beleggingsadvies. Prestaties uit het verleden bieden geen garantie voor toekomstige resultaten. Gok altijd verantwoord en binnen de geldende wetgeving.”</w:t>
-      </w:r>
-    </w:p>
-    <w:p>
-      <w:pPr>
-        <w:pStyle w:val="Heading1"/>
-        <w:spacing w:after="200" w:before="360"/>
-      </w:pPr>
-      <w:r>
-        <w:rPr>
-          <w:rFonts w:ascii="Arial" w:cs="Arial" w:eastAsia="Arial" w:hAnsi="Arial"/>
-          <w:b/>
-          <w:bCs/>
-          <w:color w:val="1a365d"/>
-          <w:sz w:val="32"/>
-          <w:szCs w:val="32"/>
-        </w:rPr>
-        <w:t xml:space="preserve">5. Juridisch Kader</w:t>
-      </w:r>
-    </w:p>
-    <w:p>
-      <w:pPr>
-        <w:pStyle w:val="Heading2"/>
-        <w:spacing w:after="160" w:before="280"/>
-      </w:pPr>
-      <w:r>
-        <w:rPr>
-          <w:rFonts w:ascii="Arial" w:cs="Arial" w:eastAsia="Arial" w:hAnsi="Arial"/>
-          <w:b/>
-          <w:bCs/>
-          <w:color w:val="1a365d"/>
-          <w:sz w:val="26"/>
-          <w:szCs w:val="26"/>
-        </w:rPr>
-        <w:t xml:space="preserve">5.1 Wat is BetsPlug WEL en wat NIET?</w:t>
-      </w:r>
-    </w:p>
-    <w:p>
-      <w:pPr>
-        <w:spacing w:after="140" w:line="320"/>
-      </w:pPr>
-      <w:r>
-        <w:rPr>
-          <w:rFonts w:ascii="Arial" w:cs="Arial" w:eastAsia="Arial" w:hAnsi="Arial"/>
-          <w:sz w:val="22"/>
-          <w:szCs w:val="22"/>
-        </w:rPr>
-        <w:t xml:space="preserve">BetsPlug is een informatiedienst die statistische analyses aanbiedt. Het is belangrijk te begrijpen wat het platform WEL en NIET is:</w:t>
+        <w:t xml:space="preserve">BetsPlug verwerkt zo min mogelijk persoonsgegevens, in volledige overeenstemming met de Algemene Verordening Gegevensbescherming (AVG):</w:t>
       </w:r>
     </w:p>
     <w:tbl>
@@ -2127,7 +2684,7 @@
                 <w:sz w:val="20"/>
                 <w:szCs w:val="20"/>
               </w:rPr>
-              <w:t xml:space="preserve">BetsPlug is WEL</w:t>
+              <w:t xml:space="preserve">Wat we bewaren</w:t>
             </w:r>
           </w:p>
         </w:tc>
@@ -2157,7 +2714,7 @@
                 <w:sz w:val="20"/>
                 <w:szCs w:val="20"/>
               </w:rPr>
-              <w:t xml:space="preserve">BetsPlug is NIET</w:t>
+              <w:t xml:space="preserve">Waarom</w:t>
             </w:r>
           </w:p>
         </w:tc>
@@ -2189,7 +2746,7 @@
                 <w:sz w:val="20"/>
                 <w:szCs w:val="20"/>
               </w:rPr>
-              <w:t xml:space="preserve">Een informatieplatform met AI-analyses</w:t>
+              <w:t xml:space="preserve">E-mailadres en gebruikersnaam</w:t>
             </w:r>
           </w:p>
         </w:tc>
@@ -2219,7 +2776,7 @@
                 <w:sz w:val="20"/>
                 <w:szCs w:val="20"/>
               </w:rPr>
-              <w:t xml:space="preserve">Een gokbedrijf of casino</w:t>
+              <w:t xml:space="preserve">Nodig om in te loggen en het account te beheren</w:t>
             </w:r>
           </w:p>
         </w:tc>
@@ -2251,7 +2808,7 @@
                 <w:sz w:val="20"/>
                 <w:szCs w:val="20"/>
               </w:rPr>
-              <w:t xml:space="preserve">Een educatieve dienst over sportstatistiek</w:t>
+              <w:t xml:space="preserve">Abonnementsstatus</w:t>
             </w:r>
           </w:p>
         </w:tc>
@@ -2281,7 +2838,7 @@
                 <w:sz w:val="20"/>
                 <w:szCs w:val="20"/>
               </w:rPr>
-              <w:t xml:space="preserve">Een tipgevendienst die winst garandeert</w:t>
+              <w:t xml:space="preserve">Om te bepalen welke content toegankelijk is</w:t>
             </w:r>
           </w:p>
         </w:tc>
@@ -2313,7 +2870,7 @@
                 <w:sz w:val="20"/>
                 <w:szCs w:val="20"/>
               </w:rPr>
-              <w:t xml:space="preserve">Een abonnementsdienst voor data-inzichten</w:t>
+              <w:t xml:space="preserve">Betaalgegevens (creditcard, IBAN)</w:t>
             </w:r>
           </w:p>
         </w:tc>
@@ -2343,55 +2900,74 @@
                 <w:sz w:val="20"/>
                 <w:szCs w:val="20"/>
               </w:rPr>
-              <w:t xml:space="preserve">Financieel of beleggingsadvies</w:t>
+              <w:t xml:space="preserve">Worden NIET door BetsPlug opgeslagen — Stripe verwerkt alle betalingen</w:t>
+            </w:r>
+          </w:p>
+        </w:tc>
+      </w:tr>
+      <w:tr>
+        <w:tc>
+          <w:tcPr>
+            <w:tcW w:type="dxa" w:w="4500"/>
+            <w:tcBorders>
+              <w:top w:val="single" w:color="cccccc" w:sz="1"/>
+              <w:left w:val="single" w:color="cccccc" w:sz="1"/>
+              <w:bottom w:val="single" w:color="cccccc" w:sz="1"/>
+              <w:right w:val="single" w:color="cccccc" w:sz="1"/>
+            </w:tcBorders>
+            <w:shd w:fill="ffffff" w:val="clear"/>
+            <w:tcMar>
+              <w:top w:type="dxa" w:w="80"/>
+              <w:left w:type="dxa" w:w="120"/>
+              <w:bottom w:type="dxa" w:w="80"/>
+              <w:right w:type="dxa" w:w="120"/>
+            </w:tcMar>
+          </w:tcPr>
+          <w:p>
+            <w:r>
+              <w:rPr>
+                <w:rFonts w:ascii="Arial" w:cs="Arial" w:eastAsia="Arial" w:hAnsi="Arial"/>
+                <w:b w:val="false"/>
+                <w:bCs w:val="false"/>
+                <w:sz w:val="20"/>
+                <w:szCs w:val="20"/>
+              </w:rPr>
+              <w:t xml:space="preserve">Voorspellingsgeschiedenis</w:t>
+            </w:r>
+          </w:p>
+        </w:tc>
+        <w:tc>
+          <w:tcPr>
+            <w:tcW w:type="dxa" w:w="4526"/>
+            <w:tcBorders>
+              <w:top w:val="single" w:color="cccccc" w:sz="1"/>
+              <w:left w:val="single" w:color="cccccc" w:sz="1"/>
+              <w:bottom w:val="single" w:color="cccccc" w:sz="1"/>
+              <w:right w:val="single" w:color="cccccc" w:sz="1"/>
+            </w:tcBorders>
+            <w:shd w:fill="ffffff" w:val="clear"/>
+            <w:tcMar>
+              <w:top w:type="dxa" w:w="80"/>
+              <w:left w:type="dxa" w:w="120"/>
+              <w:bottom w:type="dxa" w:w="80"/>
+              <w:right w:type="dxa" w:w="120"/>
+            </w:tcMar>
+          </w:tcPr>
+          <w:p>
+            <w:r>
+              <w:rPr>
+                <w:rFonts w:ascii="Arial" w:cs="Arial" w:eastAsia="Arial" w:hAnsi="Arial"/>
+                <w:b w:val="false"/>
+                <w:bCs w:val="false"/>
+                <w:sz w:val="20"/>
+                <w:szCs w:val="20"/>
+              </w:rPr>
+              <w:t xml:space="preserve">Om het track record te tonen en de dienst te leveren</w:t>
             </w:r>
           </w:p>
         </w:tc>
       </w:tr>
     </w:tbl>
-    <w:p>
-      <w:pPr>
-        <w:spacing w:after="140" w:line="320"/>
-      </w:pPr>
-      <w:r>
-        <w:rPr>
-          <w:rFonts w:ascii="Arial" w:cs="Arial" w:eastAsia="Arial" w:hAnsi="Arial"/>
-          <w:sz w:val="22"/>
-          <w:szCs w:val="22"/>
-        </w:rPr>
-        <w:t xml:space="preserve">BetsPlug accepteert geen inzetten, organiseert geen weddenschappen en faciliteert op geen enkele wijze gokactiviteiten. Het platform valt onder de EU Digital Services Act als informatiedienst.</w:t>
-      </w:r>
-    </w:p>
-    <w:p>
-      <w:pPr>
-        <w:pStyle w:val="Heading2"/>
-        <w:spacing w:after="160" w:before="280"/>
-      </w:pPr>
-      <w:r>
-        <w:rPr>
-          <w:rFonts w:ascii="Arial" w:cs="Arial" w:eastAsia="Arial" w:hAnsi="Arial"/>
-          <w:b/>
-          <w:bCs/>
-          <w:color w:val="1a365d"/>
-          <w:sz w:val="26"/>
-          <w:szCs w:val="26"/>
-        </w:rPr>
-        <w:t xml:space="preserve">5.2 Verantwoord gokken</w:t>
-      </w:r>
-    </w:p>
-    <w:p>
-      <w:pPr>
-        <w:spacing w:after="140" w:line="320"/>
-      </w:pPr>
-      <w:r>
-        <w:rPr>
-          <w:rFonts w:ascii="Arial" w:cs="Arial" w:eastAsia="Arial" w:hAnsi="Arial"/>
-          <w:sz w:val="22"/>
-          <w:szCs w:val="22"/>
-        </w:rPr>
-        <w:t xml:space="preserve">Hoewel BetsPlug zelf geen gokdienst is, erkent het platform dat sommige gebruikers de informatie mogelijk gebruiken in combinatie met gokactiviteiten. Daarom neemt BetsPlug de volgende maatregelen:</w:t>
-      </w:r>
-    </w:p>
     <w:p>
       <w:pPr>
         <w:pStyle w:val="ListParagraph"/>
@@ -2407,7 +2983,7 @@
           <w:sz w:val="22"/>
           <w:szCs w:val="22"/>
         </w:rPr>
-        <w:t xml:space="preserve">Verplichte disclaimer bij elke voorspelling</w:t>
+        <w:t xml:space="preserve">Recht op vergetelheid: u kunt uw account en alle gegevens laten verwijderen via de instellingen of een AVG-verzoek</w:t>
       </w:r>
     </w:p>
     <w:p>
@@ -2425,7 +3001,7 @@
           <w:sz w:val="22"/>
           <w:szCs w:val="22"/>
         </w:rPr>
-        <w:t xml:space="preserve">Duidelijke vermelding dat nauwkeurigheid niet gegarandeerd is</w:t>
+        <w:t xml:space="preserve">Gegevensverwerking vindt plaats op Europese servers (Railway EU, Vercel EU)</w:t>
       </w:r>
     </w:p>
     <w:p>
@@ -2443,7 +3019,37 @@
           <w:sz w:val="22"/>
           <w:szCs w:val="22"/>
         </w:rPr>
-        <w:t xml:space="preserve">De boodschap “Resultaten uit het verleden bieden geen garantie voor de toekomst”</w:t>
+        <w:t xml:space="preserve">Er vindt geen profilering of geautomatiseerde besluitvorming plaats die gebruikers raakt</w:t>
+      </w:r>
+    </w:p>
+    <w:p>
+      <w:pPr>
+        <w:pStyle w:val="Heading2"/>
+        <w:spacing w:after="160" w:before="280"/>
+      </w:pPr>
+      <w:r>
+        <w:rPr>
+          <w:rFonts w:ascii="Arial" w:cs="Arial" w:eastAsia="Arial" w:hAnsi="Arial"/>
+          <w:b/>
+          <w:bCs/>
+          <w:color w:val="1a365d"/>
+          <w:sz w:val="26"/>
+          <w:szCs w:val="26"/>
+        </w:rPr>
+        <w:t xml:space="preserve">5.4 Intellectueel eigendom en licenties</w:t>
+      </w:r>
+    </w:p>
+    <w:p>
+      <w:pPr>
+        <w:spacing w:after="140" w:line="320"/>
+      </w:pPr>
+      <w:r>
+        <w:rPr>
+          <w:rFonts w:ascii="Arial" w:cs="Arial" w:eastAsia="Arial" w:hAnsi="Arial"/>
+          <w:sz w:val="22"/>
+          <w:szCs w:val="22"/>
+        </w:rPr>
+        <w:t xml:space="preserve">Het voorspellingssysteem is volledig in eigen huis ontwikkeld. De data waarop het systeem draait, is gelicentieerd van één professionele dataleverancier:</w:t>
       </w:r>
     </w:p>
     <w:p>
@@ -2461,7 +3067,50 @@
           <w:sz w:val="22"/>
           <w:szCs w:val="22"/>
         </w:rPr>
-        <w:t xml:space="preserve">Leeftijdsverificatie (18+) bij het afsluiten van een abonnement</w:t>
+        <w:t xml:space="preserve">API-Football (Pro-licentie): levert wedstrijddata, uitslagen, teamstatistieken, standings voor 30 competities</w:t>
+      </w:r>
+    </w:p>
+    <w:p>
+      <w:pPr>
+        <w:spacing w:after="140" w:line="320"/>
+      </w:pPr>
+      <w:r>
+        <w:rPr>
+          <w:rFonts w:ascii="Arial" w:cs="Arial" w:eastAsia="Arial" w:hAnsi="Arial"/>
+          <w:sz w:val="22"/>
+          <w:szCs w:val="22"/>
+        </w:rPr>
+        <w:t xml:space="preserve">Alle data wordt gebruikt binnen de voorwaarden van de licentie. Er wordt geen data van onbetrouwbare of gratis bronnen gebruikt om inconsistenties in het model te voorkomen.</w:t>
+      </w:r>
+    </w:p>
+    <w:p>
+      <w:pPr>
+        <w:pStyle w:val="Heading1"/>
+        <w:spacing w:after="200" w:before="360"/>
+      </w:pPr>
+      <w:r>
+        <w:rPr>
+          <w:rFonts w:ascii="Arial" w:cs="Arial" w:eastAsia="Arial" w:hAnsi="Arial"/>
+          <w:b/>
+          <w:bCs/>
+          <w:color w:val="1a365d"/>
+          <w:sz w:val="32"/>
+          <w:szCs w:val="32"/>
+        </w:rPr>
+        <w:t xml:space="preserve">6. Risico-informatie</w:t>
+      </w:r>
+    </w:p>
+    <w:p>
+      <w:pPr>
+        <w:spacing w:after="140" w:line="320"/>
+      </w:pPr>
+      <w:r>
+        <w:rPr>
+          <w:rFonts w:ascii="Arial" w:cs="Arial" w:eastAsia="Arial" w:hAnsi="Arial"/>
+          <w:sz w:val="22"/>
+          <w:szCs w:val="22"/>
+        </w:rPr>
+        <w:t xml:space="preserve">Het is essentieel dat gebruikers en belanghebbenden de beperkingen van het systeem begrijpen:</w:t>
       </w:r>
     </w:p>
     <w:p>
@@ -2479,13 +3128,104 @@
           <w:sz w:val="22"/>
           <w:szCs w:val="22"/>
         </w:rPr>
-        <w:t xml:space="preserve">Mogelijkheid tot zelfuitsluiting: gebruikers kunnen hun account volledig verwijderen</w:t>
-      </w:r>
-    </w:p>
-    <w:p>
-      <w:pPr>
-        <w:pStyle w:val="Heading2"/>
-        <w:spacing w:after="160" w:before="280"/>
+        <w:t xml:space="preserve">Voorspellingen zijn schattingen op basis van historische patronen — geen zekerheden. Voetbal is onvoorspelbaar en verrassingen zijn onvermijdelijk.</w:t>
+      </w:r>
+    </w:p>
+    <w:p>
+      <w:pPr>
+        <w:pStyle w:val="ListParagraph"/>
+        <w:numPr>
+          <w:ilvl w:val="0"/>
+          <w:numId w:val="2"/>
+        </w:numPr>
+        <w:spacing w:after="80" w:line="320"/>
+      </w:pPr>
+      <w:r>
+        <w:rPr>
+          <w:rFonts w:ascii="Arial" w:cs="Arial" w:eastAsia="Arial" w:hAnsi="Arial"/>
+          <w:sz w:val="22"/>
+          <w:szCs w:val="22"/>
+        </w:rPr>
+        <w:t xml:space="preserve">Dat het systeem in het verleden 74% scoorde op premium picks, betekent niet dat het in de toekomst hetzelfde zal doen. Omstandigheden veranderen.</w:t>
+      </w:r>
+    </w:p>
+    <w:p>
+      <w:pPr>
+        <w:pStyle w:val="ListParagraph"/>
+        <w:numPr>
+          <w:ilvl w:val="0"/>
+          <w:numId w:val="2"/>
+        </w:numPr>
+        <w:spacing w:after="80" w:line="320"/>
+      </w:pPr>
+      <w:r>
+        <w:rPr>
+          <w:rFonts w:ascii="Arial" w:cs="Arial" w:eastAsia="Arial" w:hAnsi="Arial"/>
+          <w:sz w:val="22"/>
+          <w:szCs w:val="22"/>
+        </w:rPr>
+        <w:t xml:space="preserve">Het model kan onderpresteren bij ongewone situaties, zoals pandemieën, stakingen, of drastische regelwijzigingen.</w:t>
+      </w:r>
+    </w:p>
+    <w:p>
+      <w:pPr>
+        <w:pStyle w:val="ListParagraph"/>
+        <w:numPr>
+          <w:ilvl w:val="0"/>
+          <w:numId w:val="2"/>
+        </w:numPr>
+        <w:spacing w:after="80" w:line="320"/>
+      </w:pPr>
+      <w:r>
+        <w:rPr>
+          <w:rFonts w:ascii="Arial" w:cs="Arial" w:eastAsia="Arial" w:hAnsi="Arial"/>
+          <w:sz w:val="22"/>
+          <w:szCs w:val="22"/>
+        </w:rPr>
+        <w:t xml:space="preserve">De nauwkeurigheid verschilt per competitie: sommige competities (zoals Premier League) zijn moeilijker voorspelbaar dan andere.</w:t>
+      </w:r>
+    </w:p>
+    <w:p>
+      <w:pPr>
+        <w:pStyle w:val="ListParagraph"/>
+        <w:numPr>
+          <w:ilvl w:val="0"/>
+          <w:numId w:val="2"/>
+        </w:numPr>
+        <w:spacing w:after="80" w:line="320"/>
+      </w:pPr>
+      <w:r>
+        <w:rPr>
+          <w:rFonts w:ascii="Arial" w:cs="Arial" w:eastAsia="Arial" w:hAnsi="Arial"/>
+          <w:sz w:val="22"/>
+          <w:szCs w:val="22"/>
+        </w:rPr>
+        <w:t xml:space="preserve">Gebruik informatie van BetsPlug nooit als enige basis voor financiële beslissingen. Zet nooit geld in dat u niet kunt missen.</w:t>
+      </w:r>
+    </w:p>
+    <w:p>
+      <w:pPr>
+        <w:pStyle w:val="ListParagraph"/>
+        <w:numPr>
+          <w:ilvl w:val="0"/>
+          <w:numId w:val="2"/>
+        </w:numPr>
+        <w:spacing w:after="80" w:line="320"/>
+      </w:pPr>
+      <w:r>
+        <w:rPr>
+          <w:rFonts w:ascii="Arial" w:cs="Arial" w:eastAsia="Arial" w:hAnsi="Arial"/>
+          <w:sz w:val="22"/>
+          <w:szCs w:val="22"/>
+        </w:rPr>
+        <w:t xml:space="preserve">BetsPlug aanvaardt geen enkele aansprakelijkheid voor financiële verliezen die ontstaan door het gebruik van haar voorspellingen.</w:t>
+      </w:r>
+    </w:p>
+    <w:p>
+      <w:pPr>
+        <w:shd w:fill="f5f5f5" w:val="clear"/>
+        <w:spacing w:after="160" w:before="80" w:line="320"/>
+        <w:ind w:left="200" w:right="200"/>
       </w:pPr>
       <w:r>
         <w:rPr>
@@ -2493,10 +3233,36 @@
           <w:b/>
           <w:bCs/>
           <w:color w:val="1a365d"/>
-          <w:sz w:val="26"/>
-          <w:szCs w:val="26"/>
-        </w:rPr>
-        <w:t xml:space="preserve">5.3 Privacy en gegevensbescherming (AVG/GDPR)</w:t>
+          <w:sz w:val="20"/>
+          <w:szCs w:val="20"/>
+        </w:rPr>
+        <w:t xml:space="preserve">Wat betekent dit? </w:t>
+      </w:r>
+      <w:r>
+        <w:rPr>
+          <w:rFonts w:ascii="Arial" w:cs="Arial" w:eastAsia="Arial" w:hAnsi="Arial"/>
+          <w:color w:val="444444"/>
+          <w:sz w:val="20"/>
+          <w:szCs w:val="20"/>
+        </w:rPr>
+        <w:t xml:space="preserve">Vergelijk het met een weersvoorspelling: 70% kans op regen betekent dat het in 3 van de 10 gevallen NIET regent. Zelfs de beste voorspelling is geen garantie. BetsPlug werkt op dezelfde manier — het geeft kansen, geen zekerheden.</w:t>
+      </w:r>
+    </w:p>
+    <w:p>
+      <w:pPr>
+        <w:pStyle w:val="Heading1"/>
+        <w:spacing w:after="200" w:before="360"/>
+      </w:pPr>
+      <w:r>
+        <w:rPr>
+          <w:rFonts w:ascii="Arial" w:cs="Arial" w:eastAsia="Arial" w:hAnsi="Arial"/>
+          <w:b/>
+          <w:bCs/>
+          <w:color w:val="1a365d"/>
+          <w:sz w:val="32"/>
+          <w:szCs w:val="32"/>
+        </w:rPr>
+        <w:t xml:space="preserve">7. Controleerbaarheid &amp; Naspeurbaarheid</w:t>
       </w:r>
     </w:p>
     <w:p>
@@ -2509,7 +3275,140 @@
           <w:sz w:val="22"/>
           <w:szCs w:val="22"/>
         </w:rPr>
-        <w:t xml:space="preserve">BetsPlug verwerkt zo min mogelijk persoonsgegevens, in volledige overeenstemming met de Algemene Verordening Gegevensbescherming (AVG):</w:t>
+        <w:t xml:space="preserve">Elke voorspelling die BetsPlug maakt, wordt permanent opgeslagen met alle achterliggende gegevens. Dit maakt het mogelijk om achteraf precies na te gaan hoe een voorspelling tot stand is gekomen:</w:t>
+      </w:r>
+    </w:p>
+    <w:p>
+      <w:pPr>
+        <w:pStyle w:val="ListParagraph"/>
+        <w:numPr>
+          <w:ilvl w:val="0"/>
+          <w:numId w:val="2"/>
+        </w:numPr>
+        <w:spacing w:after="80" w:line="320"/>
+      </w:pPr>
+      <w:r>
+        <w:rPr>
+          <w:rFonts w:ascii="Arial" w:cs="Arial" w:eastAsia="Arial" w:hAnsi="Arial"/>
+          <w:sz w:val="22"/>
+          <w:szCs w:val="22"/>
+        </w:rPr>
+        <w:t xml:space="preserve">Tijdstempel: wanneer de voorspelling is gemaakt (bewijs dat het vóór de wedstrijd was)</w:t>
+      </w:r>
+    </w:p>
+    <w:p>
+      <w:pPr>
+        <w:pStyle w:val="ListParagraph"/>
+        <w:numPr>
+          <w:ilvl w:val="0"/>
+          <w:numId w:val="2"/>
+        </w:numPr>
+        <w:spacing w:after="80" w:line="320"/>
+      </w:pPr>
+      <w:r>
+        <w:rPr>
+          <w:rFonts w:ascii="Arial" w:cs="Arial" w:eastAsia="Arial" w:hAnsi="Arial"/>
+          <w:sz w:val="22"/>
+          <w:szCs w:val="22"/>
+        </w:rPr>
+        <w:t xml:space="preserve">Modelversie: welke versie van het systeem de voorspelling heeft gemaakt</w:t>
+      </w:r>
+    </w:p>
+    <w:p>
+      <w:pPr>
+        <w:pStyle w:val="ListParagraph"/>
+        <w:numPr>
+          <w:ilvl w:val="0"/>
+          <w:numId w:val="2"/>
+        </w:numPr>
+        <w:spacing w:after="80" w:line="320"/>
+      </w:pPr>
+      <w:r>
+        <w:rPr>
+          <w:rFonts w:ascii="Arial" w:cs="Arial" w:eastAsia="Arial" w:hAnsi="Arial"/>
+          <w:sz w:val="22"/>
+          <w:szCs w:val="22"/>
+        </w:rPr>
+        <w:t xml:space="preserve">Kenmerken-snapshot: alle 39 datapunten die op dat moment zijn gebruikt</w:t>
+      </w:r>
+    </w:p>
+    <w:p>
+      <w:pPr>
+        <w:pStyle w:val="ListParagraph"/>
+        <w:numPr>
+          <w:ilvl w:val="0"/>
+          <w:numId w:val="2"/>
+        </w:numPr>
+        <w:spacing w:after="80" w:line="320"/>
+      </w:pPr>
+      <w:r>
+        <w:rPr>
+          <w:rFonts w:ascii="Arial" w:cs="Arial" w:eastAsia="Arial" w:hAnsi="Arial"/>
+          <w:sz w:val="22"/>
+          <w:szCs w:val="22"/>
+        </w:rPr>
+        <w:t xml:space="preserve">Ruwe modeluitvoer: de exacte berekeningen van elk submodel (Elo, Logistisch, XGBoost)</w:t>
+      </w:r>
+    </w:p>
+    <w:p>
+      <w:pPr>
+        <w:pStyle w:val="ListParagraph"/>
+        <w:numPr>
+          <w:ilvl w:val="0"/>
+          <w:numId w:val="2"/>
+        </w:numPr>
+        <w:spacing w:after="80" w:line="320"/>
+      </w:pPr>
+      <w:r>
+        <w:rPr>
+          <w:rFonts w:ascii="Arial" w:cs="Arial" w:eastAsia="Arial" w:hAnsi="Arial"/>
+          <w:sz w:val="22"/>
+          <w:szCs w:val="22"/>
+        </w:rPr>
+        <w:t xml:space="preserve">Evaluatierecord: de vergelijking met de daadwerkelijke wedstrijduitslag</w:t>
+      </w:r>
+    </w:p>
+    <w:p>
+      <w:pPr>
+        <w:spacing w:after="140" w:line="320"/>
+      </w:pPr>
+      <w:r>
+        <w:rPr>
+          <w:rFonts w:ascii="Arial" w:cs="Arial" w:eastAsia="Arial" w:hAnsi="Arial"/>
+          <w:sz w:val="22"/>
+          <w:szCs w:val="22"/>
+        </w:rPr>
+        <w:t xml:space="preserve">Al deze gegevens zijn reproduceerbaar: als je dezelfde input geeft, krijg je dezelfde uitvoer. Alle wijzigingen aan het systeem worden bijgehouden in een versiebeheersysteem (git).</w:t>
+      </w:r>
+    </w:p>
+    <w:p>
+      <w:pPr>
+        <w:pStyle w:val="Heading1"/>
+        <w:spacing w:after="200" w:before="360"/>
+      </w:pPr>
+      <w:r>
+        <w:rPr>
+          <w:rFonts w:ascii="Arial" w:cs="Arial" w:eastAsia="Arial" w:hAnsi="Arial"/>
+          <w:b/>
+          <w:bCs/>
+          <w:color w:val="1a365d"/>
+          <w:sz w:val="32"/>
+          <w:szCs w:val="32"/>
+        </w:rPr>
+        <w:t xml:space="preserve">8. Datakwaliteit &amp; Validatie</w:t>
+      </w:r>
+    </w:p>
+    <w:p>
+      <w:pPr>
+        <w:spacing w:after="140" w:line="320"/>
+      </w:pPr>
+      <w:r>
+        <w:rPr>
+          <w:rFonts w:ascii="Arial" w:cs="Arial" w:eastAsia="Arial" w:hAnsi="Arial"/>
+          <w:sz w:val="22"/>
+          <w:szCs w:val="22"/>
+        </w:rPr>
+        <w:t xml:space="preserve">BetsPlug hanteert strikte normen voor de data die in het model gaat. Alle data wordt uit één bron gehaald (API-Football Pro) om inconsistenties te voorkomen.</w:t>
       </w:r>
     </w:p>
     <w:tbl>
@@ -2555,7 +3454,7 @@
                 <w:sz w:val="20"/>
                 <w:szCs w:val="20"/>
               </w:rPr>
-              <w:t xml:space="preserve">Wat we bewaren</w:t>
+              <w:t xml:space="preserve">Kwaliteitsaspect</w:t>
             </w:r>
           </w:p>
         </w:tc>
@@ -2585,7 +3484,7 @@
                 <w:sz w:val="20"/>
                 <w:szCs w:val="20"/>
               </w:rPr>
-              <w:t xml:space="preserve">Waarom</w:t>
+              <w:t xml:space="preserve">Status</w:t>
             </w:r>
           </w:p>
         </w:tc>
@@ -2617,7 +3516,7 @@
                 <w:sz w:val="20"/>
                 <w:szCs w:val="20"/>
               </w:rPr>
-              <w:t xml:space="preserve">E-mailadres en gebruikersnaam</w:t>
+              <w:t xml:space="preserve">Databron</w:t>
             </w:r>
           </w:p>
         </w:tc>
@@ -2647,7 +3546,7 @@
                 <w:sz w:val="20"/>
                 <w:szCs w:val="20"/>
               </w:rPr>
-              <w:t xml:space="preserve">Nodig om in te loggen en het account te beheren</w:t>
+              <w:t xml:space="preserve">API-Football Pro (gelicentieerd, betaald abonnement)</w:t>
             </w:r>
           </w:p>
         </w:tc>
@@ -2679,7 +3578,7 @@
                 <w:sz w:val="20"/>
                 <w:szCs w:val="20"/>
               </w:rPr>
-              <w:t xml:space="preserve">Abonnementsstatus</w:t>
+              <w:t xml:space="preserve">Aantal wedstrijden</w:t>
             </w:r>
           </w:p>
         </w:tc>
@@ -2709,7 +3608,7 @@
                 <w:sz w:val="20"/>
                 <w:szCs w:val="20"/>
               </w:rPr>
-              <w:t xml:space="preserve">Om te bepalen welke content toegankelijk is</w:t>
+              <w:t xml:space="preserve">43.257 finished matches</w:t>
             </w:r>
           </w:p>
         </w:tc>
@@ -2741,7 +3640,7 @@
                 <w:sz w:val="20"/>
                 <w:szCs w:val="20"/>
               </w:rPr>
-              <w:t xml:space="preserve">Betaalgegevens (creditcard, IBAN)</w:t>
+              <w:t xml:space="preserve">Aantal competities</w:t>
             </w:r>
           </w:p>
         </w:tc>
@@ -2771,7 +3670,7 @@
                 <w:sz w:val="20"/>
                 <w:szCs w:val="20"/>
               </w:rPr>
-              <w:t xml:space="preserve">Worden NIET door BetsPlug opgeslagen — Stripe verwerkt alle betalingen</w:t>
+              <w:t xml:space="preserve">30 wereldwijd</w:t>
             </w:r>
           </w:p>
         </w:tc>
@@ -2803,7 +3702,7 @@
                 <w:sz w:val="20"/>
                 <w:szCs w:val="20"/>
               </w:rPr>
-              <w:t xml:space="preserve">Voorspellingsgeschiedenis</w:t>
+              <w:t xml:space="preserve">Historische diepte</w:t>
             </w:r>
           </w:p>
         </w:tc>
@@ -2833,7 +3732,193 @@
                 <w:sz w:val="20"/>
                 <w:szCs w:val="20"/>
               </w:rPr>
-              <w:t xml:space="preserve">Om het track record te tonen en de dienst te leveren</w:t>
+              <w:t xml:space="preserve">5,5 jaar (aug 2020 — apr 2026)</w:t>
+            </w:r>
+          </w:p>
+        </w:tc>
+      </w:tr>
+      <w:tr>
+        <w:tc>
+          <w:tcPr>
+            <w:tcW w:type="dxa" w:w="4500"/>
+            <w:tcBorders>
+              <w:top w:val="single" w:color="cccccc" w:sz="1"/>
+              <w:left w:val="single" w:color="cccccc" w:sz="1"/>
+              <w:bottom w:val="single" w:color="cccccc" w:sz="1"/>
+              <w:right w:val="single" w:color="cccccc" w:sz="1"/>
+            </w:tcBorders>
+            <w:shd w:fill="ffffff" w:val="clear"/>
+            <w:tcMar>
+              <w:top w:type="dxa" w:w="80"/>
+              <w:left w:type="dxa" w:w="120"/>
+              <w:bottom w:type="dxa" w:w="80"/>
+              <w:right w:type="dxa" w:w="120"/>
+            </w:tcMar>
+          </w:tcPr>
+          <w:p>
+            <w:r>
+              <w:rPr>
+                <w:rFonts w:ascii="Arial" w:cs="Arial" w:eastAsia="Arial" w:hAnsi="Arial"/>
+                <w:b w:val="false"/>
+                <w:bCs w:val="false"/>
+                <w:sz w:val="20"/>
+                <w:szCs w:val="20"/>
+              </w:rPr>
+              <w:t xml:space="preserve">Aantal teams</w:t>
+            </w:r>
+          </w:p>
+        </w:tc>
+        <w:tc>
+          <w:tcPr>
+            <w:tcW w:type="dxa" w:w="4526"/>
+            <w:tcBorders>
+              <w:top w:val="single" w:color="cccccc" w:sz="1"/>
+              <w:left w:val="single" w:color="cccccc" w:sz="1"/>
+              <w:bottom w:val="single" w:color="cccccc" w:sz="1"/>
+              <w:right w:val="single" w:color="cccccc" w:sz="1"/>
+            </w:tcBorders>
+            <w:shd w:fill="ffffff" w:val="clear"/>
+            <w:tcMar>
+              <w:top w:type="dxa" w:w="80"/>
+              <w:left w:type="dxa" w:w="120"/>
+              <w:bottom w:type="dxa" w:w="80"/>
+              <w:right w:type="dxa" w:w="120"/>
+            </w:tcMar>
+          </w:tcPr>
+          <w:p>
+            <w:r>
+              <w:rPr>
+                <w:rFonts w:ascii="Arial" w:cs="Arial" w:eastAsia="Arial" w:hAnsi="Arial"/>
+                <w:b w:val="false"/>
+                <w:bCs w:val="false"/>
+                <w:sz w:val="20"/>
+                <w:szCs w:val="20"/>
+              </w:rPr>
+              <w:t xml:space="preserve">1.082 unieke teams</w:t>
+            </w:r>
+          </w:p>
+        </w:tc>
+      </w:tr>
+      <w:tr>
+        <w:tc>
+          <w:tcPr>
+            <w:tcW w:type="dxa" w:w="4500"/>
+            <w:tcBorders>
+              <w:top w:val="single" w:color="cccccc" w:sz="1"/>
+              <w:left w:val="single" w:color="cccccc" w:sz="1"/>
+              <w:bottom w:val="single" w:color="cccccc" w:sz="1"/>
+              <w:right w:val="single" w:color="cccccc" w:sz="1"/>
+            </w:tcBorders>
+            <w:shd w:fill="ffffff" w:val="clear"/>
+            <w:tcMar>
+              <w:top w:type="dxa" w:w="80"/>
+              <w:left w:type="dxa" w:w="120"/>
+              <w:bottom w:type="dxa" w:w="80"/>
+              <w:right w:type="dxa" w:w="120"/>
+            </w:tcMar>
+          </w:tcPr>
+          <w:p>
+            <w:r>
+              <w:rPr>
+                <w:rFonts w:ascii="Arial" w:cs="Arial" w:eastAsia="Arial" w:hAnsi="Arial"/>
+                <w:b w:val="false"/>
+                <w:bCs w:val="false"/>
+                <w:sz w:val="20"/>
+                <w:szCs w:val="20"/>
+              </w:rPr>
+              <w:t xml:space="preserve">Point-in-time correctheid</w:t>
+            </w:r>
+          </w:p>
+        </w:tc>
+        <w:tc>
+          <w:tcPr>
+            <w:tcW w:type="dxa" w:w="4526"/>
+            <w:tcBorders>
+              <w:top w:val="single" w:color="cccccc" w:sz="1"/>
+              <w:left w:val="single" w:color="cccccc" w:sz="1"/>
+              <w:bottom w:val="single" w:color="cccccc" w:sz="1"/>
+              <w:right w:val="single" w:color="cccccc" w:sz="1"/>
+            </w:tcBorders>
+            <w:shd w:fill="ffffff" w:val="clear"/>
+            <w:tcMar>
+              <w:top w:type="dxa" w:w="80"/>
+              <w:left w:type="dxa" w:w="120"/>
+              <w:bottom w:type="dxa" w:w="80"/>
+              <w:right w:type="dxa" w:w="120"/>
+            </w:tcMar>
+          </w:tcPr>
+          <w:p>
+            <w:r>
+              <w:rPr>
+                <w:rFonts w:ascii="Arial" w:cs="Arial" w:eastAsia="Arial" w:hAnsi="Arial"/>
+                <w:b w:val="false"/>
+                <w:bCs w:val="false"/>
+                <w:sz w:val="20"/>
+                <w:szCs w:val="20"/>
+              </w:rPr>
+              <w:t xml:space="preserve">Afgedwongen door FeatureLeakageError tripwire</w:t>
+            </w:r>
+          </w:p>
+        </w:tc>
+      </w:tr>
+      <w:tr>
+        <w:tc>
+          <w:tcPr>
+            <w:tcW w:type="dxa" w:w="4500"/>
+            <w:tcBorders>
+              <w:top w:val="single" w:color="cccccc" w:sz="1"/>
+              <w:left w:val="single" w:color="cccccc" w:sz="1"/>
+              <w:bottom w:val="single" w:color="cccccc" w:sz="1"/>
+              <w:right w:val="single" w:color="cccccc" w:sz="1"/>
+            </w:tcBorders>
+            <w:shd w:fill="ffffff" w:val="clear"/>
+            <w:tcMar>
+              <w:top w:type="dxa" w:w="80"/>
+              <w:left w:type="dxa" w:w="120"/>
+              <w:bottom w:type="dxa" w:w="80"/>
+              <w:right w:type="dxa" w:w="120"/>
+            </w:tcMar>
+          </w:tcPr>
+          <w:p>
+            <w:r>
+              <w:rPr>
+                <w:rFonts w:ascii="Arial" w:cs="Arial" w:eastAsia="Arial" w:hAnsi="Arial"/>
+                <w:b w:val="false"/>
+                <w:bCs w:val="false"/>
+                <w:sz w:val="20"/>
+                <w:szCs w:val="20"/>
+              </w:rPr>
+              <w:t xml:space="preserve">Reproduceerbaarheid</w:t>
+            </w:r>
+          </w:p>
+        </w:tc>
+        <w:tc>
+          <w:tcPr>
+            <w:tcW w:type="dxa" w:w="4526"/>
+            <w:tcBorders>
+              <w:top w:val="single" w:color="cccccc" w:sz="1"/>
+              <w:left w:val="single" w:color="cccccc" w:sz="1"/>
+              <w:bottom w:val="single" w:color="cccccc" w:sz="1"/>
+              <w:right w:val="single" w:color="cccccc" w:sz="1"/>
+            </w:tcBorders>
+            <w:shd w:fill="ffffff" w:val="clear"/>
+            <w:tcMar>
+              <w:top w:type="dxa" w:w="80"/>
+              <w:left w:type="dxa" w:w="120"/>
+              <w:bottom w:type="dxa" w:w="80"/>
+              <w:right w:type="dxa" w:w="120"/>
+            </w:tcMar>
+          </w:tcPr>
+          <w:p>
+            <w:r>
+              <w:rPr>
+                <w:rFonts w:ascii="Arial" w:cs="Arial" w:eastAsia="Arial" w:hAnsi="Arial"/>
+                <w:b w:val="false"/>
+                <w:bCs w:val="false"/>
+                <w:sz w:val="20"/>
+                <w:szCs w:val="20"/>
+              </w:rPr>
+              <w:t xml:space="preserve">100% — vaste seed voor alle training</w:t>
             </w:r>
           </w:p>
         </w:tc>
@@ -2841,63 +3926,8 @@
     </w:tbl>
     <w:p>
       <w:pPr>
-        <w:pStyle w:val="ListParagraph"/>
-        <w:numPr>
-          <w:ilvl w:val="0"/>
-          <w:numId w:val="2"/>
-        </w:numPr>
-        <w:spacing w:after="80" w:line="320"/>
-      </w:pPr>
-      <w:r>
-        <w:rPr>
-          <w:rFonts w:ascii="Arial" w:cs="Arial" w:eastAsia="Arial" w:hAnsi="Arial"/>
-          <w:sz w:val="22"/>
-          <w:szCs w:val="22"/>
-        </w:rPr>
-        <w:t xml:space="preserve">Recht op vergetelheid: u kunt uw account en alle gegevens laten verwijderen via de instellingen of een AVG-verzoek</w:t>
-      </w:r>
-    </w:p>
-    <w:p>
-      <w:pPr>
-        <w:pStyle w:val="ListParagraph"/>
-        <w:numPr>
-          <w:ilvl w:val="0"/>
-          <w:numId w:val="2"/>
-        </w:numPr>
-        <w:spacing w:after="80" w:line="320"/>
-      </w:pPr>
-      <w:r>
-        <w:rPr>
-          <w:rFonts w:ascii="Arial" w:cs="Arial" w:eastAsia="Arial" w:hAnsi="Arial"/>
-          <w:sz w:val="22"/>
-          <w:szCs w:val="22"/>
-        </w:rPr>
-        <w:t xml:space="preserve">Gegevensverwerking vindt plaats op Europese servers (Railway EU, Vercel EU)</w:t>
-      </w:r>
-    </w:p>
-    <w:p>
-      <w:pPr>
-        <w:pStyle w:val="ListParagraph"/>
-        <w:numPr>
-          <w:ilvl w:val="0"/>
-          <w:numId w:val="2"/>
-        </w:numPr>
-        <w:spacing w:after="80" w:line="320"/>
-      </w:pPr>
-      <w:r>
-        <w:rPr>
-          <w:rFonts w:ascii="Arial" w:cs="Arial" w:eastAsia="Arial" w:hAnsi="Arial"/>
-          <w:sz w:val="22"/>
-          <w:szCs w:val="22"/>
-        </w:rPr>
-        <w:t xml:space="preserve">Er vindt geen profilering of geautomatiseerde besluitvorming plaats die gebruikers raakt</w:t>
-      </w:r>
-    </w:p>
-    <w:p>
-      <w:pPr>
-        <w:shd w:fill="f5f5f5" w:val="clear"/>
-        <w:spacing w:after="160" w:before="80" w:line="320"/>
-        <w:ind w:left="200" w:right="200"/>
+        <w:pStyle w:val="Heading1"/>
+        <w:spacing w:after="200" w:before="360"/>
       </w:pPr>
       <w:r>
         <w:rPr>
@@ -2905,19 +3935,23 @@
           <w:b/>
           <w:bCs/>
           <w:color w:val="1a365d"/>
-          <w:sz w:val="20"/>
-          <w:szCs w:val="20"/>
-        </w:rPr>
-        <w:t xml:space="preserve">Wat betekent dit? </w:t>
-      </w:r>
-      <w:r>
-        <w:rPr>
-          <w:rFonts w:ascii="Arial" w:cs="Arial" w:eastAsia="Arial" w:hAnsi="Arial"/>
-          <w:color w:val="444444"/>
-          <w:sz w:val="20"/>
-          <w:szCs w:val="20"/>
-        </w:rPr>
-        <w:t xml:space="preserve">In gewoon Nederlands: BetsPlug weet uw e-mailadres en wat voor abonnement u heeft. Uw creditcardgegevens worden door Stripe verwerkt — BetsPlug ziet of bewaart deze nooit. U kunt op elk moment al uw gegevens laten verwijderen.</w:t>
+          <w:sz w:val="32"/>
+          <w:szCs w:val="32"/>
+        </w:rPr>
+        <w:t xml:space="preserve">9. Kwaliteitseisen voor de Prediction Engine</w:t>
+      </w:r>
+    </w:p>
+    <w:p>
+      <w:pPr>
+        <w:spacing w:after="140" w:line="320"/>
+      </w:pPr>
+      <w:r>
+        <w:rPr>
+          <w:rFonts w:ascii="Arial" w:cs="Arial" w:eastAsia="Arial" w:hAnsi="Arial"/>
+          <w:sz w:val="22"/>
+          <w:szCs w:val="22"/>
+        </w:rPr>
+        <w:t xml:space="preserve">Om de kwaliteit en betrouwbaarheid van BetsPlug te waarborgen, hanteert het platform de volgende kwaliteitseisen. Elke toekomstige wijziging aan de engine moet aan deze eisen voldoen voordat het live gaat.</w:t>
       </w:r>
     </w:p>
     <w:p>
@@ -2934,230 +3968,12 @@
           <w:sz w:val="26"/>
           <w:szCs w:val="26"/>
         </w:rPr>
-        <w:t xml:space="preserve">5.4 Intellectueel eigendom en licenties</w:t>
-      </w:r>
-    </w:p>
-    <w:p>
-      <w:pPr>
-        <w:spacing w:after="140" w:line="320"/>
-      </w:pPr>
-      <w:r>
-        <w:rPr>
-          <w:rFonts w:ascii="Arial" w:cs="Arial" w:eastAsia="Arial" w:hAnsi="Arial"/>
-          <w:sz w:val="22"/>
-          <w:szCs w:val="22"/>
-        </w:rPr>
-        <w:t xml:space="preserve">Het voorspellingssysteem is volledig in eigen huis ontwikkeld. De data waarop het systeem draait, is gelicentieerd van professionele dataleveranciers:</w:t>
-      </w:r>
-    </w:p>
-    <w:p>
-      <w:pPr>
-        <w:pStyle w:val="ListParagraph"/>
-        <w:numPr>
-          <w:ilvl w:val="0"/>
-          <w:numId w:val="2"/>
-        </w:numPr>
-        <w:spacing w:after="80" w:line="320"/>
-      </w:pPr>
-      <w:r>
-        <w:rPr>
-          <w:rFonts w:ascii="Arial" w:cs="Arial" w:eastAsia="Arial" w:hAnsi="Arial"/>
-          <w:sz w:val="22"/>
-          <w:szCs w:val="22"/>
-        </w:rPr>
-        <w:t xml:space="preserve">API-Football (Pro-licentie): levert wedstrijddata, uitslagen, teamstatistieken</w:t>
-      </w:r>
-    </w:p>
-    <w:p>
-      <w:pPr>
-        <w:pStyle w:val="ListParagraph"/>
-        <w:numPr>
-          <w:ilvl w:val="0"/>
-          <w:numId w:val="2"/>
-        </w:numPr>
-        <w:spacing w:after="80" w:line="320"/>
-      </w:pPr>
-      <w:r>
-        <w:rPr>
-          <w:rFonts w:ascii="Arial" w:cs="Arial" w:eastAsia="Arial" w:hAnsi="Arial"/>
-          <w:sz w:val="22"/>
-          <w:szCs w:val="22"/>
-        </w:rPr>
-        <w:t xml:space="preserve">Football-Data.org: aanvullende competitiedata</w:t>
-      </w:r>
-    </w:p>
-    <w:p>
-      <w:pPr>
-        <w:pStyle w:val="ListParagraph"/>
-        <w:numPr>
-          <w:ilvl w:val="0"/>
-          <w:numId w:val="2"/>
-        </w:numPr>
-        <w:spacing w:after="80" w:line="320"/>
-      </w:pPr>
-      <w:r>
-        <w:rPr>
-          <w:rFonts w:ascii="Arial" w:cs="Arial" w:eastAsia="Arial" w:hAnsi="Arial"/>
-          <w:sz w:val="22"/>
-          <w:szCs w:val="22"/>
-        </w:rPr>
-        <w:t xml:space="preserve">The Odds API: levert bookmaker-odds van 40+ aanbieders</w:t>
-      </w:r>
-    </w:p>
-    <w:p>
-      <w:pPr>
-        <w:spacing w:after="140" w:line="320"/>
-      </w:pPr>
-      <w:r>
-        <w:rPr>
-          <w:rFonts w:ascii="Arial" w:cs="Arial" w:eastAsia="Arial" w:hAnsi="Arial"/>
-          <w:sz w:val="22"/>
-          <w:szCs w:val="22"/>
-        </w:rPr>
-        <w:t xml:space="preserve">Alle data wordt gebruikt binnen de voorwaarden van de respectievelijke licenties.</w:t>
-      </w:r>
-    </w:p>
-    <w:p>
-      <w:pPr>
-        <w:pStyle w:val="Heading1"/>
-        <w:spacing w:after="200" w:before="360"/>
-      </w:pPr>
-      <w:r>
-        <w:rPr>
-          <w:rFonts w:ascii="Arial" w:cs="Arial" w:eastAsia="Arial" w:hAnsi="Arial"/>
-          <w:b/>
-          <w:bCs/>
-          <w:color w:val="1a365d"/>
-          <w:sz w:val="32"/>
-          <w:szCs w:val="32"/>
-        </w:rPr>
-        <w:t xml:space="preserve">6. Risico-informatie</w:t>
-      </w:r>
-    </w:p>
-    <w:p>
-      <w:pPr>
-        <w:spacing w:after="140" w:line="320"/>
-      </w:pPr>
-      <w:r>
-        <w:rPr>
-          <w:rFonts w:ascii="Arial" w:cs="Arial" w:eastAsia="Arial" w:hAnsi="Arial"/>
-          <w:sz w:val="22"/>
-          <w:szCs w:val="22"/>
-        </w:rPr>
-        <w:t xml:space="preserve">Het is essentieel dat gebruikers en belanghebbenden de beperkingen van het systeem begrijpen:</w:t>
-      </w:r>
-    </w:p>
-    <w:p>
-      <w:pPr>
-        <w:pStyle w:val="ListParagraph"/>
-        <w:numPr>
-          <w:ilvl w:val="0"/>
-          <w:numId w:val="2"/>
-        </w:numPr>
-        <w:spacing w:after="80" w:line="320"/>
-      </w:pPr>
-      <w:r>
-        <w:rPr>
-          <w:rFonts w:ascii="Arial" w:cs="Arial" w:eastAsia="Arial" w:hAnsi="Arial"/>
-          <w:sz w:val="22"/>
-          <w:szCs w:val="22"/>
-        </w:rPr>
-        <w:t xml:space="preserve">Voorspellingen zijn schattingen op basis van historische patronen — geen zekerheden. Voetbal is onvoorspelbaar en verrassingen zijn onvermijdelijk.</w:t>
-      </w:r>
-    </w:p>
-    <w:p>
-      <w:pPr>
-        <w:pStyle w:val="ListParagraph"/>
-        <w:numPr>
-          <w:ilvl w:val="0"/>
-          <w:numId w:val="2"/>
-        </w:numPr>
-        <w:spacing w:after="80" w:line="320"/>
-      </w:pPr>
-      <w:r>
-        <w:rPr>
-          <w:rFonts w:ascii="Arial" w:cs="Arial" w:eastAsia="Arial" w:hAnsi="Arial"/>
-          <w:sz w:val="22"/>
-          <w:szCs w:val="22"/>
-        </w:rPr>
-        <w:t xml:space="preserve">Dat het systeem in het verleden 49% scoorde, betekent niet dat het in de toekomst hetzelfde zal doen. Omstandigheden veranderen.</w:t>
-      </w:r>
-    </w:p>
-    <w:p>
-      <w:pPr>
-        <w:pStyle w:val="ListParagraph"/>
-        <w:numPr>
-          <w:ilvl w:val="0"/>
-          <w:numId w:val="2"/>
-        </w:numPr>
-        <w:spacing w:after="80" w:line="320"/>
-      </w:pPr>
-      <w:r>
-        <w:rPr>
-          <w:rFonts w:ascii="Arial" w:cs="Arial" w:eastAsia="Arial" w:hAnsi="Arial"/>
-          <w:sz w:val="22"/>
-          <w:szCs w:val="22"/>
-        </w:rPr>
-        <w:t xml:space="preserve">Het model kan onderpresteren bij ongewone situaties, zoals pandemieën, stakingen, of drastische regelwijzigingen.</w:t>
-      </w:r>
-    </w:p>
-    <w:p>
-      <w:pPr>
-        <w:pStyle w:val="ListParagraph"/>
-        <w:numPr>
-          <w:ilvl w:val="0"/>
-          <w:numId w:val="2"/>
-        </w:numPr>
-        <w:spacing w:after="80" w:line="320"/>
-      </w:pPr>
-      <w:r>
-        <w:rPr>
-          <w:rFonts w:ascii="Arial" w:cs="Arial" w:eastAsia="Arial" w:hAnsi="Arial"/>
-          <w:sz w:val="22"/>
-          <w:szCs w:val="22"/>
-        </w:rPr>
-        <w:t xml:space="preserve">De nauwkeurigheid verschilt per competitie: top-6 Europese competities scoren rond de 50%, terwijl kleinere competities rond de 40% scoren.</w:t>
-      </w:r>
-    </w:p>
-    <w:p>
-      <w:pPr>
-        <w:pStyle w:val="ListParagraph"/>
-        <w:numPr>
-          <w:ilvl w:val="0"/>
-          <w:numId w:val="2"/>
-        </w:numPr>
-        <w:spacing w:after="80" w:line="320"/>
-      </w:pPr>
-      <w:r>
-        <w:rPr>
-          <w:rFonts w:ascii="Arial" w:cs="Arial" w:eastAsia="Arial" w:hAnsi="Arial"/>
-          <w:sz w:val="22"/>
-          <w:szCs w:val="22"/>
-        </w:rPr>
-        <w:t xml:space="preserve">Gebruik informatie van BetsPlug nooit als enige basis voor financiele beslissingen. Zet nooit geld in dat u niet kunt missen.</w:t>
-      </w:r>
-    </w:p>
-    <w:p>
-      <w:pPr>
-        <w:pStyle w:val="ListParagraph"/>
-        <w:numPr>
-          <w:ilvl w:val="0"/>
-          <w:numId w:val="2"/>
-        </w:numPr>
-        <w:spacing w:after="80" w:line="320"/>
-      </w:pPr>
-      <w:r>
-        <w:rPr>
-          <w:rFonts w:ascii="Arial" w:cs="Arial" w:eastAsia="Arial" w:hAnsi="Arial"/>
-          <w:sz w:val="22"/>
-          <w:szCs w:val="22"/>
-        </w:rPr>
-        <w:t xml:space="preserve">BetsPlug aanvaardt geen enkele aansprakelijkheid voor financiele verliezen die ontstaan door het gebruik van haar voorspellingen.</w:t>
-      </w:r>
-    </w:p>
-    <w:p>
-      <w:pPr>
-        <w:shd w:fill="f5f5f5" w:val="clear"/>
+        <w:t xml:space="preserve">9.1 Eisen aan de trainingsdata</w:t>
+      </w:r>
+    </w:p>
+    <w:p>
+      <w:pPr>
+        <w:shd w:fill="e6f4ea" w:val="clear"/>
         <w:spacing w:after="160" w:before="80" w:line="320"/>
         <w:ind w:left="200" w:right="200"/>
       </w:pPr>
@@ -3166,11 +3982,11 @@
           <w:rFonts w:ascii="Arial" w:cs="Arial" w:eastAsia="Arial" w:hAnsi="Arial"/>
           <w:b/>
           <w:bCs/>
-          <w:color w:val="1a365d"/>
-          <w:sz w:val="20"/>
-          <w:szCs w:val="20"/>
-        </w:rPr>
-        <w:t xml:space="preserve">Wat betekent dit? </w:t>
+          <w:color w:val="1e6b3a"/>
+          <w:sz w:val="20"/>
+          <w:szCs w:val="20"/>
+        </w:rPr>
+        <w:t xml:space="preserve">Kwaliteitseis: </w:t>
       </w:r>
       <w:r>
         <w:rPr>
@@ -3179,145 +3995,12 @@
           <w:sz w:val="20"/>
           <w:szCs w:val="20"/>
         </w:rPr>
-        <w:t xml:space="preserve">Vergelijk het met een weersvoorspelling: 70% kans op regen betekent dat het in 3 van de 10 gevallen NIET regent. Zelfs de beste voorspelling is geen garantie. BetsPlug werkt op dezelfde manier — het geeft kansen, geen zekerheden.</w:t>
-      </w:r>
-    </w:p>
-    <w:p>
-      <w:pPr>
-        <w:pStyle w:val="Heading1"/>
-        <w:spacing w:after="200" w:before="360"/>
-      </w:pPr>
-      <w:r>
-        <w:rPr>
-          <w:rFonts w:ascii="Arial" w:cs="Arial" w:eastAsia="Arial" w:hAnsi="Arial"/>
-          <w:b/>
-          <w:bCs/>
-          <w:color w:val="1a365d"/>
-          <w:sz w:val="32"/>
-          <w:szCs w:val="32"/>
-        </w:rPr>
-        <w:t xml:space="preserve">7. Controleerbaarheid &amp; Naspeurbaarheid</w:t>
-      </w:r>
-    </w:p>
-    <w:p>
-      <w:pPr>
-        <w:spacing w:after="140" w:line="320"/>
-      </w:pPr>
-      <w:r>
-        <w:rPr>
-          <w:rFonts w:ascii="Arial" w:cs="Arial" w:eastAsia="Arial" w:hAnsi="Arial"/>
-          <w:sz w:val="22"/>
-          <w:szCs w:val="22"/>
-        </w:rPr>
-        <w:t xml:space="preserve">Elke voorspelling die BetsPlug maakt, wordt permanent opgeslagen met alle achterliggende gegevens. Dit maakt het mogelijk om achteraf precies na te gaan hoe een voorspelling tot stand is gekomen:</w:t>
-      </w:r>
-    </w:p>
-    <w:p>
-      <w:pPr>
-        <w:pStyle w:val="ListParagraph"/>
-        <w:numPr>
-          <w:ilvl w:val="0"/>
-          <w:numId w:val="2"/>
-        </w:numPr>
-        <w:spacing w:after="80" w:line="320"/>
-      </w:pPr>
-      <w:r>
-        <w:rPr>
-          <w:rFonts w:ascii="Arial" w:cs="Arial" w:eastAsia="Arial" w:hAnsi="Arial"/>
-          <w:sz w:val="22"/>
-          <w:szCs w:val="22"/>
-        </w:rPr>
-        <w:t xml:space="preserve">Tijdstempel: wanneer de voorspelling is gemaakt (bewijs dat het vóór de wedstrijd was)</w:t>
-      </w:r>
-    </w:p>
-    <w:p>
-      <w:pPr>
-        <w:pStyle w:val="ListParagraph"/>
-        <w:numPr>
-          <w:ilvl w:val="0"/>
-          <w:numId w:val="2"/>
-        </w:numPr>
-        <w:spacing w:after="80" w:line="320"/>
-      </w:pPr>
-      <w:r>
-        <w:rPr>
-          <w:rFonts w:ascii="Arial" w:cs="Arial" w:eastAsia="Arial" w:hAnsi="Arial"/>
-          <w:sz w:val="22"/>
-          <w:szCs w:val="22"/>
-        </w:rPr>
-        <w:t xml:space="preserve">Modelversie: welke versie van het systeem de voorspelling heeft gemaakt</w:t>
-      </w:r>
-    </w:p>
-    <w:p>
-      <w:pPr>
-        <w:pStyle w:val="ListParagraph"/>
-        <w:numPr>
-          <w:ilvl w:val="0"/>
-          <w:numId w:val="2"/>
-        </w:numPr>
-        <w:spacing w:after="80" w:line="320"/>
-      </w:pPr>
-      <w:r>
-        <w:rPr>
-          <w:rFonts w:ascii="Arial" w:cs="Arial" w:eastAsia="Arial" w:hAnsi="Arial"/>
-          <w:sz w:val="22"/>
-          <w:szCs w:val="22"/>
-        </w:rPr>
-        <w:t xml:space="preserve">Kenmerken-snapshot: alle 43 datapunten die op dat moment zijn gebruikt</w:t>
-      </w:r>
-    </w:p>
-    <w:p>
-      <w:pPr>
-        <w:pStyle w:val="ListParagraph"/>
-        <w:numPr>
-          <w:ilvl w:val="0"/>
-          <w:numId w:val="2"/>
-        </w:numPr>
-        <w:spacing w:after="80" w:line="320"/>
-      </w:pPr>
-      <w:r>
-        <w:rPr>
-          <w:rFonts w:ascii="Arial" w:cs="Arial" w:eastAsia="Arial" w:hAnsi="Arial"/>
-          <w:sz w:val="22"/>
-          <w:szCs w:val="22"/>
-        </w:rPr>
-        <w:t xml:space="preserve">Ruwe modeluitvoer: de exacte berekeningen van elk model</w:t>
-      </w:r>
-    </w:p>
-    <w:p>
-      <w:pPr>
-        <w:pStyle w:val="ListParagraph"/>
-        <w:numPr>
-          <w:ilvl w:val="0"/>
-          <w:numId w:val="2"/>
-        </w:numPr>
-        <w:spacing w:after="80" w:line="320"/>
-      </w:pPr>
-      <w:r>
-        <w:rPr>
-          <w:rFonts w:ascii="Arial" w:cs="Arial" w:eastAsia="Arial" w:hAnsi="Arial"/>
-          <w:sz w:val="22"/>
-          <w:szCs w:val="22"/>
-        </w:rPr>
-        <w:t xml:space="preserve">Evaluatierecord: de vergelijking met de daadwerkelijke wedstrijduitslag</w:t>
-      </w:r>
-    </w:p>
-    <w:p>
-      <w:pPr>
-        <w:spacing w:after="140" w:line="320"/>
-      </w:pPr>
-      <w:r>
-        <w:rPr>
-          <w:rFonts w:ascii="Arial" w:cs="Arial" w:eastAsia="Arial" w:hAnsi="Arial"/>
-          <w:sz w:val="22"/>
-          <w:szCs w:val="22"/>
-        </w:rPr>
-        <w:t xml:space="preserve">Al deze gegevens zijn reproduceerbaar: als je dezelfde input geeft, krijg je dezelfde uitvoer. Alle wijzigingen aan het systeem worden bijgehouden in een versiebeheersysteem (git).</w:t>
-      </w:r>
-    </w:p>
-    <w:p>
-      <w:pPr>
-        <w:shd w:fill="f5f5f5" w:val="clear"/>
+        <w:t xml:space="preserve">Data komt uitsluitend uit één gelicentieerde betaalde bron (API-Football Pro). Geen data van gratis of externe bronnen.</w:t>
+      </w:r>
+    </w:p>
+    <w:p>
+      <w:pPr>
+        <w:shd w:fill="e6f4ea" w:val="clear"/>
         <w:spacing w:after="160" w:before="80" w:line="320"/>
         <w:ind w:left="200" w:right="200"/>
       </w:pPr>
@@ -3326,11 +4009,109 @@
           <w:rFonts w:ascii="Arial" w:cs="Arial" w:eastAsia="Arial" w:hAnsi="Arial"/>
           <w:b/>
           <w:bCs/>
+          <w:color w:val="1e6b3a"/>
+          <w:sz w:val="20"/>
+          <w:szCs w:val="20"/>
+        </w:rPr>
+        <w:t xml:space="preserve">Kwaliteitseis: </w:t>
+      </w:r>
+      <w:r>
+        <w:rPr>
+          <w:rFonts w:ascii="Arial" w:cs="Arial" w:eastAsia="Arial" w:hAnsi="Arial"/>
+          <w:color w:val="444444"/>
+          <w:sz w:val="20"/>
+          <w:szCs w:val="20"/>
+        </w:rPr>
+        <w:t xml:space="preserve">Minimaal 20.000 wedstrijden in de trainingsdata over minimaal 3 seizoenen.</w:t>
+      </w:r>
+    </w:p>
+    <w:p>
+      <w:pPr>
+        <w:shd w:fill="e6f4ea" w:val="clear"/>
+        <w:spacing w:after="160" w:before="80" w:line="320"/>
+        <w:ind w:left="200" w:right="200"/>
+      </w:pPr>
+      <w:r>
+        <w:rPr>
+          <w:rFonts w:ascii="Arial" w:cs="Arial" w:eastAsia="Arial" w:hAnsi="Arial"/>
+          <w:b/>
+          <w:bCs/>
+          <w:color w:val="1e6b3a"/>
+          <w:sz w:val="20"/>
+          <w:szCs w:val="20"/>
+        </w:rPr>
+        <w:t xml:space="preserve">Kwaliteitseis: </w:t>
+      </w:r>
+      <w:r>
+        <w:rPr>
+          <w:rFonts w:ascii="Arial" w:cs="Arial" w:eastAsia="Arial" w:hAnsi="Arial"/>
+          <w:color w:val="444444"/>
+          <w:sz w:val="20"/>
+          <w:szCs w:val="20"/>
+        </w:rPr>
+        <w:t xml:space="preserve">Alle uitslagen moeten een “winner”-veld hebben (home/draw/away) en kloppen met de scores.</w:t>
+      </w:r>
+    </w:p>
+    <w:p>
+      <w:pPr>
+        <w:shd w:fill="e6f4ea" w:val="clear"/>
+        <w:spacing w:after="160" w:before="80" w:line="320"/>
+        <w:ind w:left="200" w:right="200"/>
+      </w:pPr>
+      <w:r>
+        <w:rPr>
+          <w:rFonts w:ascii="Arial" w:cs="Arial" w:eastAsia="Arial" w:hAnsi="Arial"/>
+          <w:b/>
+          <w:bCs/>
+          <w:color w:val="1e6b3a"/>
+          <w:sz w:val="20"/>
+          <w:szCs w:val="20"/>
+        </w:rPr>
+        <w:t xml:space="preserve">Kwaliteitseis: </w:t>
+      </w:r>
+      <w:r>
+        <w:rPr>
+          <w:rFonts w:ascii="Arial" w:cs="Arial" w:eastAsia="Arial" w:hAnsi="Arial"/>
+          <w:color w:val="444444"/>
+          <w:sz w:val="20"/>
+          <w:szCs w:val="20"/>
+        </w:rPr>
+        <w:t xml:space="preserve">Wedstrijden met ontbrekende scores worden uitgesloten van training.</w:t>
+      </w:r>
+    </w:p>
+    <w:p>
+      <w:pPr>
+        <w:pStyle w:val="Heading2"/>
+        <w:spacing w:after="160" w:before="280"/>
+      </w:pPr>
+      <w:r>
+        <w:rPr>
+          <w:rFonts w:ascii="Arial" w:cs="Arial" w:eastAsia="Arial" w:hAnsi="Arial"/>
+          <w:b/>
+          <w:bCs/>
           <w:color w:val="1a365d"/>
-          <w:sz w:val="20"/>
-          <w:szCs w:val="20"/>
-        </w:rPr>
-        <w:t xml:space="preserve">Wat betekent dit? </w:t>
+          <w:sz w:val="26"/>
+          <w:szCs w:val="26"/>
+        </w:rPr>
+        <w:t xml:space="preserve">9.2 Eisen aan feature-engineering</w:t>
+      </w:r>
+    </w:p>
+    <w:p>
+      <w:pPr>
+        <w:shd w:fill="e6f4ea" w:val="clear"/>
+        <w:spacing w:after="160" w:before="80" w:line="320"/>
+        <w:ind w:left="200" w:right="200"/>
+      </w:pPr>
+      <w:r>
+        <w:rPr>
+          <w:rFonts w:ascii="Arial" w:cs="Arial" w:eastAsia="Arial" w:hAnsi="Arial"/>
+          <w:b/>
+          <w:bCs/>
+          <w:color w:val="1e6b3a"/>
+          <w:sz w:val="20"/>
+          <w:szCs w:val="20"/>
+        </w:rPr>
+        <w:t xml:space="preserve">Kwaliteitseis: </w:t>
       </w:r>
       <w:r>
         <w:rPr>
@@ -3339,13 +4120,94 @@
           <w:sz w:val="20"/>
           <w:szCs w:val="20"/>
         </w:rPr>
-        <w:t xml:space="preserve">Dit betekent dat een auditor of toezichthouder op elk moment kan verifiëren: (1) wanneer een voorspelling is gemaakt, (2) op basis van welke gegevens, (3) of die gegevens eerlijk waren, en (4) of de voorspelling correct was. Niets kan achteraf worden aangepast.</w:t>
-      </w:r>
-    </w:p>
-    <w:p>
-      <w:pPr>
-        <w:pStyle w:val="Heading1"/>
-        <w:spacing w:after="200" w:before="360"/>
+        <w:t xml:space="preserve">Alle features moeten “point-in-time” zijn: alleen data van vóór de kickoff.</w:t>
+      </w:r>
+    </w:p>
+    <w:p>
+      <w:pPr>
+        <w:shd w:fill="e6f4ea" w:val="clear"/>
+        <w:spacing w:after="160" w:before="80" w:line="320"/>
+        <w:ind w:left="200" w:right="200"/>
+      </w:pPr>
+      <w:r>
+        <w:rPr>
+          <w:rFonts w:ascii="Arial" w:cs="Arial" w:eastAsia="Arial" w:hAnsi="Arial"/>
+          <w:b/>
+          <w:bCs/>
+          <w:color w:val="1e6b3a"/>
+          <w:sz w:val="20"/>
+          <w:szCs w:val="20"/>
+        </w:rPr>
+        <w:t xml:space="preserve">Kwaliteitseis: </w:t>
+      </w:r>
+      <w:r>
+        <w:rPr>
+          <w:rFonts w:ascii="Arial" w:cs="Arial" w:eastAsia="Arial" w:hAnsi="Arial"/>
+          <w:color w:val="444444"/>
+          <w:sz w:val="20"/>
+          <w:szCs w:val="20"/>
+        </w:rPr>
+        <w:t xml:space="preserve">De FeatureLeakageError tripwire moet actief zijn en fouten opwerpen bij poging tot toekomst-data gebruik.</w:t>
+      </w:r>
+    </w:p>
+    <w:p>
+      <w:pPr>
+        <w:shd w:fill="e6f4ea" w:val="clear"/>
+        <w:spacing w:after="160" w:before="80" w:line="320"/>
+        <w:ind w:left="200" w:right="200"/>
+      </w:pPr>
+      <w:r>
+        <w:rPr>
+          <w:rFonts w:ascii="Arial" w:cs="Arial" w:eastAsia="Arial" w:hAnsi="Arial"/>
+          <w:b/>
+          <w:bCs/>
+          <w:color w:val="1e6b3a"/>
+          <w:sz w:val="20"/>
+          <w:szCs w:val="20"/>
+        </w:rPr>
+        <w:t xml:space="preserve">Kwaliteitseis: </w:t>
+      </w:r>
+      <w:r>
+        <w:rPr>
+          <w:rFonts w:ascii="Arial" w:cs="Arial" w:eastAsia="Arial" w:hAnsi="Arial"/>
+          <w:color w:val="444444"/>
+          <w:sz w:val="20"/>
+          <w:szCs w:val="20"/>
+        </w:rPr>
+        <w:t xml:space="preserve">Minimaal 30 features in het model, gedocumenteerd met uitleg wat elke feature meet.</w:t>
+      </w:r>
+    </w:p>
+    <w:p>
+      <w:pPr>
+        <w:shd w:fill="e6f4ea" w:val="clear"/>
+        <w:spacing w:after="160" w:before="80" w:line="320"/>
+        <w:ind w:left="200" w:right="200"/>
+      </w:pPr>
+      <w:r>
+        <w:rPr>
+          <w:rFonts w:ascii="Arial" w:cs="Arial" w:eastAsia="Arial" w:hAnsi="Arial"/>
+          <w:b/>
+          <w:bCs/>
+          <w:color w:val="1e6b3a"/>
+          <w:sz w:val="20"/>
+          <w:szCs w:val="20"/>
+        </w:rPr>
+        <w:t xml:space="preserve">Kwaliteitseis: </w:t>
+      </w:r>
+      <w:r>
+        <w:rPr>
+          <w:rFonts w:ascii="Arial" w:cs="Arial" w:eastAsia="Arial" w:hAnsi="Arial"/>
+          <w:color w:val="444444"/>
+          <w:sz w:val="20"/>
+          <w:szCs w:val="20"/>
+        </w:rPr>
+        <w:t xml:space="preserve">Alle features moeten deterministisch zijn: dezelfde input geeft dezelfde output.</w:t>
+      </w:r>
+    </w:p>
+    <w:p>
+      <w:pPr>
+        <w:pStyle w:val="Heading2"/>
+        <w:spacing w:after="160" w:before="280"/>
       </w:pPr>
       <w:r>
         <w:rPr>
@@ -3353,10 +4215,577 @@
           <w:b/>
           <w:bCs/>
           <w:color w:val="1a365d"/>
-          <w:sz w:val="32"/>
-          <w:szCs w:val="32"/>
-        </w:rPr>
-        <w:t xml:space="preserve">8. Contact &amp; Organisatie</w:t>
+          <w:sz w:val="26"/>
+          <w:szCs w:val="26"/>
+        </w:rPr>
+        <w:t xml:space="preserve">9.3 Eisen aan modeltraining</w:t>
+      </w:r>
+    </w:p>
+    <w:p>
+      <w:pPr>
+        <w:shd w:fill="e6f4ea" w:val="clear"/>
+        <w:spacing w:after="160" w:before="80" w:line="320"/>
+        <w:ind w:left="200" w:right="200"/>
+      </w:pPr>
+      <w:r>
+        <w:rPr>
+          <w:rFonts w:ascii="Arial" w:cs="Arial" w:eastAsia="Arial" w:hAnsi="Arial"/>
+          <w:b/>
+          <w:bCs/>
+          <w:color w:val="1e6b3a"/>
+          <w:sz w:val="20"/>
+          <w:szCs w:val="20"/>
+        </w:rPr>
+        <w:t xml:space="preserve">Kwaliteitseis: </w:t>
+      </w:r>
+      <w:r>
+        <w:rPr>
+          <w:rFonts w:ascii="Arial" w:cs="Arial" w:eastAsia="Arial" w:hAnsi="Arial"/>
+          <w:color w:val="444444"/>
+          <w:sz w:val="20"/>
+          <w:szCs w:val="20"/>
+        </w:rPr>
+        <w:t xml:space="preserve">Train/test split moet temporeel zijn (training vóór test), nooit random.</w:t>
+      </w:r>
+    </w:p>
+    <w:p>
+      <w:pPr>
+        <w:shd w:fill="e6f4ea" w:val="clear"/>
+        <w:spacing w:after="160" w:before="80" w:line="320"/>
+        <w:ind w:left="200" w:right="200"/>
+      </w:pPr>
+      <w:r>
+        <w:rPr>
+          <w:rFonts w:ascii="Arial" w:cs="Arial" w:eastAsia="Arial" w:hAnsi="Arial"/>
+          <w:b/>
+          <w:bCs/>
+          <w:color w:val="1e6b3a"/>
+          <w:sz w:val="20"/>
+          <w:szCs w:val="20"/>
+        </w:rPr>
+        <w:t xml:space="preserve">Kwaliteitseis: </w:t>
+      </w:r>
+      <w:r>
+        <w:rPr>
+          <w:rFonts w:ascii="Arial" w:cs="Arial" w:eastAsia="Arial" w:hAnsi="Arial"/>
+          <w:color w:val="444444"/>
+          <w:sz w:val="20"/>
+          <w:szCs w:val="20"/>
+        </w:rPr>
+        <w:t xml:space="preserve">Minimaal 4 walk-forward validatie-folds.</w:t>
+      </w:r>
+    </w:p>
+    <w:p>
+      <w:pPr>
+        <w:shd w:fill="e6f4ea" w:val="clear"/>
+        <w:spacing w:after="160" w:before="80" w:line="320"/>
+        <w:ind w:left="200" w:right="200"/>
+      </w:pPr>
+      <w:r>
+        <w:rPr>
+          <w:rFonts w:ascii="Arial" w:cs="Arial" w:eastAsia="Arial" w:hAnsi="Arial"/>
+          <w:b/>
+          <w:bCs/>
+          <w:color w:val="1e6b3a"/>
+          <w:sz w:val="20"/>
+          <w:szCs w:val="20"/>
+        </w:rPr>
+        <w:t xml:space="preserve">Kwaliteitseis: </w:t>
+      </w:r>
+      <w:r>
+        <w:rPr>
+          <w:rFonts w:ascii="Arial" w:cs="Arial" w:eastAsia="Arial" w:hAnsi="Arial"/>
+          <w:color w:val="444444"/>
+          <w:sz w:val="20"/>
+          <w:szCs w:val="20"/>
+        </w:rPr>
+        <w:t xml:space="preserve">Controle-tests (shuffled labels, random features) moeten bij de majority baseline uitkomen, niet hoger.</w:t>
+      </w:r>
+    </w:p>
+    <w:p>
+      <w:pPr>
+        <w:shd w:fill="e6f4ea" w:val="clear"/>
+        <w:spacing w:after="160" w:before="80" w:line="320"/>
+        <w:ind w:left="200" w:right="200"/>
+      </w:pPr>
+      <w:r>
+        <w:rPr>
+          <w:rFonts w:ascii="Arial" w:cs="Arial" w:eastAsia="Arial" w:hAnsi="Arial"/>
+          <w:b/>
+          <w:bCs/>
+          <w:color w:val="1e6b3a"/>
+          <w:sz w:val="20"/>
+          <w:szCs w:val="20"/>
+        </w:rPr>
+        <w:t xml:space="preserve">Kwaliteitseis: </w:t>
+      </w:r>
+      <w:r>
+        <w:rPr>
+          <w:rFonts w:ascii="Arial" w:cs="Arial" w:eastAsia="Arial" w:hAnsi="Arial"/>
+          <w:color w:val="444444"/>
+          <w:sz w:val="20"/>
+          <w:szCs w:val="20"/>
+        </w:rPr>
+        <w:t xml:space="preserve">Het model moet minimaal 2 procentpunten beter scoren dan de majority class baseline.</w:t>
+      </w:r>
+    </w:p>
+    <w:p>
+      <w:pPr>
+        <w:shd w:fill="e6f4ea" w:val="clear"/>
+        <w:spacing w:after="160" w:before="80" w:line="320"/>
+        <w:ind w:left="200" w:right="200"/>
+      </w:pPr>
+      <w:r>
+        <w:rPr>
+          <w:rFonts w:ascii="Arial" w:cs="Arial" w:eastAsia="Arial" w:hAnsi="Arial"/>
+          <w:b/>
+          <w:bCs/>
+          <w:color w:val="1e6b3a"/>
+          <w:sz w:val="20"/>
+          <w:szCs w:val="20"/>
+        </w:rPr>
+        <w:t xml:space="preserve">Kwaliteitseis: </w:t>
+      </w:r>
+      <w:r>
+        <w:rPr>
+          <w:rFonts w:ascii="Arial" w:cs="Arial" w:eastAsia="Arial" w:hAnsi="Arial"/>
+          <w:color w:val="444444"/>
+          <w:sz w:val="20"/>
+          <w:szCs w:val="20"/>
+        </w:rPr>
+        <w:t xml:space="preserve">Geen hyperparameter-tuning op de test-set (data lekkage).</w:t>
+      </w:r>
+    </w:p>
+    <w:p>
+      <w:pPr>
+        <w:pStyle w:val="Heading2"/>
+        <w:spacing w:after="160" w:before="280"/>
+      </w:pPr>
+      <w:r>
+        <w:rPr>
+          <w:rFonts w:ascii="Arial" w:cs="Arial" w:eastAsia="Arial" w:hAnsi="Arial"/>
+          <w:b/>
+          <w:bCs/>
+          <w:color w:val="1a365d"/>
+          <w:sz w:val="26"/>
+          <w:szCs w:val="26"/>
+        </w:rPr>
+        <w:t xml:space="preserve">9.4 Eisen aan productie-deployment</w:t>
+      </w:r>
+    </w:p>
+    <w:p>
+      <w:pPr>
+        <w:shd w:fill="e6f4ea" w:val="clear"/>
+        <w:spacing w:after="160" w:before="80" w:line="320"/>
+        <w:ind w:left="200" w:right="200"/>
+      </w:pPr>
+      <w:r>
+        <w:rPr>
+          <w:rFonts w:ascii="Arial" w:cs="Arial" w:eastAsia="Arial" w:hAnsi="Arial"/>
+          <w:b/>
+          <w:bCs/>
+          <w:color w:val="1e6b3a"/>
+          <w:sz w:val="20"/>
+          <w:szCs w:val="20"/>
+        </w:rPr>
+        <w:t xml:space="preserve">Kwaliteitseis: </w:t>
+      </w:r>
+      <w:r>
+        <w:rPr>
+          <w:rFonts w:ascii="Arial" w:cs="Arial" w:eastAsia="Arial" w:hAnsi="Arial"/>
+          <w:color w:val="444444"/>
+          <w:sz w:val="20"/>
+          <w:szCs w:val="20"/>
+        </w:rPr>
+        <w:t xml:space="preserve">Nieuwe modelversies mogen pas live als walk-forward validatie met voldoende samples succesvol is.</w:t>
+      </w:r>
+    </w:p>
+    <w:p>
+      <w:pPr>
+        <w:shd w:fill="e6f4ea" w:val="clear"/>
+        <w:spacing w:after="160" w:before="80" w:line="320"/>
+        <w:ind w:left="200" w:right="200"/>
+      </w:pPr>
+      <w:r>
+        <w:rPr>
+          <w:rFonts w:ascii="Arial" w:cs="Arial" w:eastAsia="Arial" w:hAnsi="Arial"/>
+          <w:b/>
+          <w:bCs/>
+          <w:color w:val="1e6b3a"/>
+          <w:sz w:val="20"/>
+          <w:szCs w:val="20"/>
+        </w:rPr>
+        <w:t xml:space="preserve">Kwaliteitseis: </w:t>
+      </w:r>
+      <w:r>
+        <w:rPr>
+          <w:rFonts w:ascii="Arial" w:cs="Arial" w:eastAsia="Arial" w:hAnsi="Arial"/>
+          <w:color w:val="444444"/>
+          <w:sz w:val="20"/>
+          <w:szCs w:val="20"/>
+        </w:rPr>
+        <w:t xml:space="preserve">Alle voorspellingen moeten gelogd worden met timestamp, model version en feature snapshot.</w:t>
+      </w:r>
+    </w:p>
+    <w:p>
+      <w:pPr>
+        <w:shd w:fill="e6f4ea" w:val="clear"/>
+        <w:spacing w:after="160" w:before="80" w:line="320"/>
+        <w:ind w:left="200" w:right="200"/>
+      </w:pPr>
+      <w:r>
+        <w:rPr>
+          <w:rFonts w:ascii="Arial" w:cs="Arial" w:eastAsia="Arial" w:hAnsi="Arial"/>
+          <w:b/>
+          <w:bCs/>
+          <w:color w:val="1e6b3a"/>
+          <w:sz w:val="20"/>
+          <w:szCs w:val="20"/>
+        </w:rPr>
+        <w:t xml:space="preserve">Kwaliteitseis: </w:t>
+      </w:r>
+      <w:r>
+        <w:rPr>
+          <w:rFonts w:ascii="Arial" w:cs="Arial" w:eastAsia="Arial" w:hAnsi="Arial"/>
+          <w:color w:val="444444"/>
+          <w:sz w:val="20"/>
+          <w:szCs w:val="20"/>
+        </w:rPr>
+        <w:t xml:space="preserve">Een voorspelling gemaakt vóór de kickoff is “live”, alle andere zijn “backtest”.</w:t>
+      </w:r>
+    </w:p>
+    <w:p>
+      <w:pPr>
+        <w:shd w:fill="e6f4ea" w:val="clear"/>
+        <w:spacing w:after="160" w:before="80" w:line="320"/>
+        <w:ind w:left="200" w:right="200"/>
+      </w:pPr>
+      <w:r>
+        <w:rPr>
+          <w:rFonts w:ascii="Arial" w:cs="Arial" w:eastAsia="Arial" w:hAnsi="Arial"/>
+          <w:b/>
+          <w:bCs/>
+          <w:color w:val="1e6b3a"/>
+          <w:sz w:val="20"/>
+          <w:szCs w:val="20"/>
+        </w:rPr>
+        <w:t xml:space="preserve">Kwaliteitseis: </w:t>
+      </w:r>
+      <w:r>
+        <w:rPr>
+          <w:rFonts w:ascii="Arial" w:cs="Arial" w:eastAsia="Arial" w:hAnsi="Arial"/>
+          <w:color w:val="444444"/>
+          <w:sz w:val="20"/>
+          <w:szCs w:val="20"/>
+        </w:rPr>
+        <w:t xml:space="preserve">Het model moet automatisch uitschakelen als de health check faalt.</w:t>
+      </w:r>
+    </w:p>
+    <w:p>
+      <w:pPr>
+        <w:pStyle w:val="Heading2"/>
+        <w:spacing w:after="160" w:before="280"/>
+      </w:pPr>
+      <w:r>
+        <w:rPr>
+          <w:rFonts w:ascii="Arial" w:cs="Arial" w:eastAsia="Arial" w:hAnsi="Arial"/>
+          <w:b/>
+          <w:bCs/>
+          <w:color w:val="1a365d"/>
+          <w:sz w:val="26"/>
+          <w:szCs w:val="26"/>
+        </w:rPr>
+        <w:t xml:space="preserve">9.5 Eisen aan transparantie voor gebruikers</w:t>
+      </w:r>
+    </w:p>
+    <w:p>
+      <w:pPr>
+        <w:shd w:fill="e6f4ea" w:val="clear"/>
+        <w:spacing w:after="160" w:before="80" w:line="320"/>
+        <w:ind w:left="200" w:right="200"/>
+      </w:pPr>
+      <w:r>
+        <w:rPr>
+          <w:rFonts w:ascii="Arial" w:cs="Arial" w:eastAsia="Arial" w:hAnsi="Arial"/>
+          <w:b/>
+          <w:bCs/>
+          <w:color w:val="1e6b3a"/>
+          <w:sz w:val="20"/>
+          <w:szCs w:val="20"/>
+        </w:rPr>
+        <w:t xml:space="preserve">Kwaliteitseis: </w:t>
+      </w:r>
+      <w:r>
+        <w:rPr>
+          <w:rFonts w:ascii="Arial" w:cs="Arial" w:eastAsia="Arial" w:hAnsi="Arial"/>
+          <w:color w:val="444444"/>
+          <w:sz w:val="20"/>
+          <w:szCs w:val="20"/>
+        </w:rPr>
+        <w:t xml:space="preserve">Elke voorspelling toont het confidence-niveau duidelijk.</w:t>
+      </w:r>
+    </w:p>
+    <w:p>
+      <w:pPr>
+        <w:shd w:fill="e6f4ea" w:val="clear"/>
+        <w:spacing w:after="160" w:before="80" w:line="320"/>
+        <w:ind w:left="200" w:right="200"/>
+      </w:pPr>
+      <w:r>
+        <w:rPr>
+          <w:rFonts w:ascii="Arial" w:cs="Arial" w:eastAsia="Arial" w:hAnsi="Arial"/>
+          <w:b/>
+          <w:bCs/>
+          <w:color w:val="1e6b3a"/>
+          <w:sz w:val="20"/>
+          <w:szCs w:val="20"/>
+        </w:rPr>
+        <w:t xml:space="preserve">Kwaliteitseis: </w:t>
+      </w:r>
+      <w:r>
+        <w:rPr>
+          <w:rFonts w:ascii="Arial" w:cs="Arial" w:eastAsia="Arial" w:hAnsi="Arial"/>
+          <w:color w:val="444444"/>
+          <w:sz w:val="20"/>
+          <w:szCs w:val="20"/>
+        </w:rPr>
+        <w:t xml:space="preserve">De trackrecord-pagina scheidt live van backtest data.</w:t>
+      </w:r>
+    </w:p>
+    <w:p>
+      <w:pPr>
+        <w:shd w:fill="e6f4ea" w:val="clear"/>
+        <w:spacing w:after="160" w:before="80" w:line="320"/>
+        <w:ind w:left="200" w:right="200"/>
+      </w:pPr>
+      <w:r>
+        <w:rPr>
+          <w:rFonts w:ascii="Arial" w:cs="Arial" w:eastAsia="Arial" w:hAnsi="Arial"/>
+          <w:b/>
+          <w:bCs/>
+          <w:color w:val="1e6b3a"/>
+          <w:sz w:val="20"/>
+          <w:szCs w:val="20"/>
+        </w:rPr>
+        <w:t xml:space="preserve">Kwaliteitseis: </w:t>
+      </w:r>
+      <w:r>
+        <w:rPr>
+          <w:rFonts w:ascii="Arial" w:cs="Arial" w:eastAsia="Arial" w:hAnsi="Arial"/>
+          <w:color w:val="444444"/>
+          <w:sz w:val="20"/>
+          <w:szCs w:val="20"/>
+        </w:rPr>
+        <w:t xml:space="preserve">Geen ROI-claims zonder echte bookmaker-odds (geen fake odds aanname).</w:t>
+      </w:r>
+    </w:p>
+    <w:p>
+      <w:pPr>
+        <w:shd w:fill="e6f4ea" w:val="clear"/>
+        <w:spacing w:after="160" w:before="80" w:line="320"/>
+        <w:ind w:left="200" w:right="200"/>
+      </w:pPr>
+      <w:r>
+        <w:rPr>
+          <w:rFonts w:ascii="Arial" w:cs="Arial" w:eastAsia="Arial" w:hAnsi="Arial"/>
+          <w:b/>
+          <w:bCs/>
+          <w:color w:val="1e6b3a"/>
+          <w:sz w:val="20"/>
+          <w:szCs w:val="20"/>
+        </w:rPr>
+        <w:t xml:space="preserve">Kwaliteitseis: </w:t>
+      </w:r>
+      <w:r>
+        <w:rPr>
+          <w:rFonts w:ascii="Arial" w:cs="Arial" w:eastAsia="Arial" w:hAnsi="Arial"/>
+          <w:color w:val="444444"/>
+          <w:sz w:val="20"/>
+          <w:szCs w:val="20"/>
+        </w:rPr>
+        <w:t xml:space="preserve">Verplichte disclaimer op elke voorspelling.</w:t>
+      </w:r>
+    </w:p>
+    <w:p>
+      <w:pPr>
+        <w:shd w:fill="e6f4ea" w:val="clear"/>
+        <w:spacing w:after="160" w:before="80" w:line="320"/>
+        <w:ind w:left="200" w:right="200"/>
+      </w:pPr>
+      <w:r>
+        <w:rPr>
+          <w:rFonts w:ascii="Arial" w:cs="Arial" w:eastAsia="Arial" w:hAnsi="Arial"/>
+          <w:b/>
+          <w:bCs/>
+          <w:color w:val="1e6b3a"/>
+          <w:sz w:val="20"/>
+          <w:szCs w:val="20"/>
+        </w:rPr>
+        <w:t xml:space="preserve">Kwaliteitseis: </w:t>
+      </w:r>
+      <w:r>
+        <w:rPr>
+          <w:rFonts w:ascii="Arial" w:cs="Arial" w:eastAsia="Arial" w:hAnsi="Arial"/>
+          <w:color w:val="444444"/>
+          <w:sz w:val="20"/>
+          <w:szCs w:val="20"/>
+        </w:rPr>
+        <w:t xml:space="preserve">Sample size wordt altijd vermeld bij elke accuracy-claim.</w:t>
+      </w:r>
+    </w:p>
+    <w:p>
+      <w:pPr>
+        <w:pStyle w:val="Heading2"/>
+        <w:spacing w:after="160" w:before="280"/>
+      </w:pPr>
+      <w:r>
+        <w:rPr>
+          <w:rFonts w:ascii="Arial" w:cs="Arial" w:eastAsia="Arial" w:hAnsi="Arial"/>
+          <w:b/>
+          <w:bCs/>
+          <w:color w:val="1a365d"/>
+          <w:sz w:val="26"/>
+          <w:szCs w:val="26"/>
+        </w:rPr>
+        <w:t xml:space="preserve">9.6 Eisen aan auditeerbaarheid</w:t>
+      </w:r>
+    </w:p>
+    <w:p>
+      <w:pPr>
+        <w:shd w:fill="e6f4ea" w:val="clear"/>
+        <w:spacing w:after="160" w:before="80" w:line="320"/>
+        <w:ind w:left="200" w:right="200"/>
+      </w:pPr>
+      <w:r>
+        <w:rPr>
+          <w:rFonts w:ascii="Arial" w:cs="Arial" w:eastAsia="Arial" w:hAnsi="Arial"/>
+          <w:b/>
+          <w:bCs/>
+          <w:color w:val="1e6b3a"/>
+          <w:sz w:val="20"/>
+          <w:szCs w:val="20"/>
+        </w:rPr>
+        <w:t xml:space="preserve">Kwaliteitseis: </w:t>
+      </w:r>
+      <w:r>
+        <w:rPr>
+          <w:rFonts w:ascii="Arial" w:cs="Arial" w:eastAsia="Arial" w:hAnsi="Arial"/>
+          <w:color w:val="444444"/>
+          <w:sz w:val="20"/>
+          <w:szCs w:val="20"/>
+        </w:rPr>
+        <w:t xml:space="preserve">Alle code-wijzigingen in git vastgelegd met beschrijvende commit messages.</w:t>
+      </w:r>
+    </w:p>
+    <w:p>
+      <w:pPr>
+        <w:shd w:fill="e6f4ea" w:val="clear"/>
+        <w:spacing w:after="160" w:before="80" w:line="320"/>
+        <w:ind w:left="200" w:right="200"/>
+      </w:pPr>
+      <w:r>
+        <w:rPr>
+          <w:rFonts w:ascii="Arial" w:cs="Arial" w:eastAsia="Arial" w:hAnsi="Arial"/>
+          <w:b/>
+          <w:bCs/>
+          <w:color w:val="1e6b3a"/>
+          <w:sz w:val="20"/>
+          <w:szCs w:val="20"/>
+        </w:rPr>
+        <w:t xml:space="preserve">Kwaliteitseis: </w:t>
+      </w:r>
+      <w:r>
+        <w:rPr>
+          <w:rFonts w:ascii="Arial" w:cs="Arial" w:eastAsia="Arial" w:hAnsi="Arial"/>
+          <w:color w:val="444444"/>
+          <w:sz w:val="20"/>
+          <w:szCs w:val="20"/>
+        </w:rPr>
+        <w:t xml:space="preserve">Elke release heeft een bijbehorend validatierapport.</w:t>
+      </w:r>
+    </w:p>
+    <w:p>
+      <w:pPr>
+        <w:shd w:fill="e6f4ea" w:val="clear"/>
+        <w:spacing w:after="160" w:before="80" w:line="320"/>
+        <w:ind w:left="200" w:right="200"/>
+      </w:pPr>
+      <w:r>
+        <w:rPr>
+          <w:rFonts w:ascii="Arial" w:cs="Arial" w:eastAsia="Arial" w:hAnsi="Arial"/>
+          <w:b/>
+          <w:bCs/>
+          <w:color w:val="1e6b3a"/>
+          <w:sz w:val="20"/>
+          <w:szCs w:val="20"/>
+        </w:rPr>
+        <w:t xml:space="preserve">Kwaliteitseis: </w:t>
+      </w:r>
+      <w:r>
+        <w:rPr>
+          <w:rFonts w:ascii="Arial" w:cs="Arial" w:eastAsia="Arial" w:hAnsi="Arial"/>
+          <w:color w:val="444444"/>
+          <w:sz w:val="20"/>
+          <w:szCs w:val="20"/>
+        </w:rPr>
+        <w:t xml:space="preserve">Trainingsdata, features, en modelparameters zijn altijd reconstrueerbaar.</w:t>
+      </w:r>
+    </w:p>
+    <w:p>
+      <w:pPr>
+        <w:shd w:fill="e6f4ea" w:val="clear"/>
+        <w:spacing w:after="160" w:before="80" w:line="320"/>
+        <w:ind w:left="200" w:right="200"/>
+      </w:pPr>
+      <w:r>
+        <w:rPr>
+          <w:rFonts w:ascii="Arial" w:cs="Arial" w:eastAsia="Arial" w:hAnsi="Arial"/>
+          <w:b/>
+          <w:bCs/>
+          <w:color w:val="1e6b3a"/>
+          <w:sz w:val="20"/>
+          <w:szCs w:val="20"/>
+        </w:rPr>
+        <w:t xml:space="preserve">Kwaliteitseis: </w:t>
+      </w:r>
+      <w:r>
+        <w:rPr>
+          <w:rFonts w:ascii="Arial" w:cs="Arial" w:eastAsia="Arial" w:hAnsi="Arial"/>
+          <w:color w:val="444444"/>
+          <w:sz w:val="20"/>
+          <w:szCs w:val="20"/>
+        </w:rPr>
+        <w:t xml:space="preserve">Externe audit moet mogelijk zijn via leesrechten op de database en codebase.</w:t>
+      </w:r>
+    </w:p>
+    <w:p>
+      <w:pPr>
+        <w:pStyle w:val="Heading2"/>
+        <w:spacing w:after="160" w:before="280"/>
+      </w:pPr>
+      <w:r>
+        <w:rPr>
+          <w:rFonts w:ascii="Arial" w:cs="Arial" w:eastAsia="Arial" w:hAnsi="Arial"/>
+          <w:b/>
+          <w:bCs/>
+          <w:color w:val="1a365d"/>
+          <w:sz w:val="26"/>
+          <w:szCs w:val="26"/>
+        </w:rPr>
+        <w:t xml:space="preserve">9.7 Prestatiedrempels</w:t>
+      </w:r>
+    </w:p>
+    <w:p>
+      <w:pPr>
+        <w:spacing w:after="140" w:line="320"/>
+      </w:pPr>
+      <w:r>
+        <w:rPr>
+          <w:rFonts w:ascii="Arial" w:cs="Arial" w:eastAsia="Arial" w:hAnsi="Arial"/>
+          <w:sz w:val="22"/>
+          <w:szCs w:val="22"/>
+        </w:rPr>
+        <w:t xml:space="preserve">Als de prestatie onder deze waarden zakt, wordt het model herzien:</w:t>
       </w:r>
     </w:p>
     <w:tbl>
@@ -3402,7 +4831,7 @@
                 <w:sz w:val="20"/>
                 <w:szCs w:val="20"/>
               </w:rPr>
-              <w:t xml:space="preserve">Onderdeel</w:t>
+              <w:t xml:space="preserve">Metriek</w:t>
             </w:r>
           </w:p>
         </w:tc>
@@ -3432,7 +4861,7 @@
                 <w:sz w:val="20"/>
                 <w:szCs w:val="20"/>
               </w:rPr>
-              <w:t xml:space="preserve">Details</w:t>
+              <w:t xml:space="preserve">Minimum drempel</w:t>
             </w:r>
           </w:p>
         </w:tc>
@@ -3464,7 +4893,7 @@
                 <w:sz w:val="20"/>
                 <w:szCs w:val="20"/>
               </w:rPr>
-              <w:t xml:space="preserve">Rechtspersoon</w:t>
+              <w:t xml:space="preserve">Overall accuracy (alle picks)</w:t>
             </w:r>
           </w:p>
         </w:tc>
@@ -3494,7 +4923,7 @@
                 <w:sz w:val="20"/>
                 <w:szCs w:val="20"/>
               </w:rPr>
-              <w:t xml:space="preserve">BetsPlug B.V.</w:t>
+              <w:t xml:space="preserve">≥ 47%</w:t>
             </w:r>
           </w:p>
         </w:tc>
@@ -3526,7 +4955,7 @@
                 <w:sz w:val="20"/>
                 <w:szCs w:val="20"/>
               </w:rPr>
-              <w:t xml:space="preserve">Website</w:t>
+              <w:t xml:space="preserve">Accuracy bij confidence ≥ 60%</w:t>
             </w:r>
           </w:p>
         </w:tc>
@@ -3556,7 +4985,7 @@
                 <w:sz w:val="20"/>
                 <w:szCs w:val="20"/>
               </w:rPr>
-              <w:t xml:space="preserve">https://betsplug.com</w:t>
+              <w:t xml:space="preserve">≥ 60%</w:t>
             </w:r>
           </w:p>
         </w:tc>
@@ -3588,7 +5017,7 @@
                 <w:sz w:val="20"/>
                 <w:szCs w:val="20"/>
               </w:rPr>
-              <w:t xml:space="preserve">Technisch contact</w:t>
+              <w:t xml:space="preserve">Accuracy bij confidence ≥ 70%</w:t>
             </w:r>
           </w:p>
         </w:tc>
@@ -3618,7 +5047,7 @@
                 <w:sz w:val="20"/>
                 <w:szCs w:val="20"/>
               </w:rPr>
-              <w:t xml:space="preserve">Via de contactpagina op de website</w:t>
+              <w:t xml:space="preserve">≥ 65%</w:t>
             </w:r>
           </w:p>
         </w:tc>
@@ -3650,7 +5079,7 @@
                 <w:sz w:val="20"/>
                 <w:szCs w:val="20"/>
               </w:rPr>
-              <w:t xml:space="preserve">Privacyverzoeken</w:t>
+              <w:t xml:space="preserve">Brier score (calibration)</w:t>
             </w:r>
           </w:p>
         </w:tc>
@@ -3680,7 +5109,7 @@
                 <w:sz w:val="20"/>
                 <w:szCs w:val="20"/>
               </w:rPr>
-              <w:t xml:space="preserve">AVG-verzoeken via de contactpagina</w:t>
+              <w:t xml:space="preserve">≤ 0,22</w:t>
             </w:r>
           </w:p>
         </w:tc>
@@ -3712,6 +5141,412 @@
                 <w:sz w:val="20"/>
                 <w:szCs w:val="20"/>
               </w:rPr>
+              <w:t xml:space="preserve">Backtest ↔ live verschil</w:t>
+            </w:r>
+          </w:p>
+        </w:tc>
+        <w:tc>
+          <w:tcPr>
+            <w:tcW w:type="dxa" w:w="4526"/>
+            <w:tcBorders>
+              <w:top w:val="single" w:color="cccccc" w:sz="1"/>
+              <w:left w:val="single" w:color="cccccc" w:sz="1"/>
+              <w:bottom w:val="single" w:color="cccccc" w:sz="1"/>
+              <w:right w:val="single" w:color="cccccc" w:sz="1"/>
+            </w:tcBorders>
+            <w:shd w:fill="ffffff" w:val="clear"/>
+            <w:tcMar>
+              <w:top w:type="dxa" w:w="80"/>
+              <w:left w:type="dxa" w:w="120"/>
+              <w:bottom w:type="dxa" w:w="80"/>
+              <w:right w:type="dxa" w:w="120"/>
+            </w:tcMar>
+          </w:tcPr>
+          <w:p>
+            <w:r>
+              <w:rPr>
+                <w:rFonts w:ascii="Arial" w:cs="Arial" w:eastAsia="Arial" w:hAnsi="Arial"/>
+                <w:b w:val="false"/>
+                <w:bCs w:val="false"/>
+                <w:sz w:val="20"/>
+                <w:szCs w:val="20"/>
+              </w:rPr>
+              <w:t xml:space="preserve">≤ 5 procentpunten</w:t>
+            </w:r>
+          </w:p>
+        </w:tc>
+      </w:tr>
+    </w:tbl>
+    <w:p>
+      <w:pPr>
+        <w:pStyle w:val="Heading1"/>
+        <w:spacing w:after="200" w:before="360"/>
+      </w:pPr>
+      <w:r>
+        <w:rPr>
+          <w:rFonts w:ascii="Arial" w:cs="Arial" w:eastAsia="Arial" w:hAnsi="Arial"/>
+          <w:b/>
+          <w:bCs/>
+          <w:color w:val="1a365d"/>
+          <w:sz w:val="32"/>
+          <w:szCs w:val="32"/>
+        </w:rPr>
+        <w:t xml:space="preserve">10. Contact &amp; Organisatie</w:t>
+      </w:r>
+    </w:p>
+    <w:tbl>
+      <w:tblPr>
+        <w:tblW w:type="dxa" w:w="9026"/>
+        <w:tblBorders>
+          <w:top w:val="single" w:color="auto" w:sz="4"/>
+          <w:left w:val="single" w:color="auto" w:sz="4"/>
+          <w:bottom w:val="single" w:color="auto" w:sz="4"/>
+          <w:right w:val="single" w:color="auto" w:sz="4"/>
+          <w:insideH w:val="single" w:color="auto" w:sz="4"/>
+          <w:insideV w:val="single" w:color="auto" w:sz="4"/>
+        </w:tblBorders>
+      </w:tblPr>
+      <w:tblGrid>
+        <w:gridCol w:w="4500"/>
+        <w:gridCol w:w="4526"/>
+      </w:tblGrid>
+      <w:tr>
+        <w:tc>
+          <w:tcPr>
+            <w:tcW w:type="dxa" w:w="4500"/>
+            <w:tcBorders>
+              <w:top w:val="single" w:color="cccccc" w:sz="1"/>
+              <w:left w:val="single" w:color="cccccc" w:sz="1"/>
+              <w:bottom w:val="single" w:color="cccccc" w:sz="1"/>
+              <w:right w:val="single" w:color="cccccc" w:sz="1"/>
+            </w:tcBorders>
+            <w:shd w:fill="e8f0fe" w:val="clear"/>
+            <w:tcMar>
+              <w:top w:type="dxa" w:w="80"/>
+              <w:left w:type="dxa" w:w="120"/>
+              <w:bottom w:type="dxa" w:w="80"/>
+              <w:right w:type="dxa" w:w="120"/>
+            </w:tcMar>
+          </w:tcPr>
+          <w:p>
+            <w:r>
+              <w:rPr>
+                <w:rFonts w:ascii="Arial" w:cs="Arial" w:eastAsia="Arial" w:hAnsi="Arial"/>
+                <w:b/>
+                <w:bCs/>
+                <w:sz w:val="20"/>
+                <w:szCs w:val="20"/>
+              </w:rPr>
+              <w:t xml:space="preserve">Onderdeel</w:t>
+            </w:r>
+          </w:p>
+        </w:tc>
+        <w:tc>
+          <w:tcPr>
+            <w:tcW w:type="dxa" w:w="4526"/>
+            <w:tcBorders>
+              <w:top w:val="single" w:color="cccccc" w:sz="1"/>
+              <w:left w:val="single" w:color="cccccc" w:sz="1"/>
+              <w:bottom w:val="single" w:color="cccccc" w:sz="1"/>
+              <w:right w:val="single" w:color="cccccc" w:sz="1"/>
+            </w:tcBorders>
+            <w:shd w:fill="e8f0fe" w:val="clear"/>
+            <w:tcMar>
+              <w:top w:type="dxa" w:w="80"/>
+              <w:left w:type="dxa" w:w="120"/>
+              <w:bottom w:type="dxa" w:w="80"/>
+              <w:right w:type="dxa" w:w="120"/>
+            </w:tcMar>
+          </w:tcPr>
+          <w:p>
+            <w:r>
+              <w:rPr>
+                <w:rFonts w:ascii="Arial" w:cs="Arial" w:eastAsia="Arial" w:hAnsi="Arial"/>
+                <w:b/>
+                <w:bCs/>
+                <w:sz w:val="20"/>
+                <w:szCs w:val="20"/>
+              </w:rPr>
+              <w:t xml:space="preserve">Details</w:t>
+            </w:r>
+          </w:p>
+        </w:tc>
+      </w:tr>
+      <w:tr>
+        <w:tc>
+          <w:tcPr>
+            <w:tcW w:type="dxa" w:w="4500"/>
+            <w:tcBorders>
+              <w:top w:val="single" w:color="cccccc" w:sz="1"/>
+              <w:left w:val="single" w:color="cccccc" w:sz="1"/>
+              <w:bottom w:val="single" w:color="cccccc" w:sz="1"/>
+              <w:right w:val="single" w:color="cccccc" w:sz="1"/>
+            </w:tcBorders>
+            <w:shd w:fill="ffffff" w:val="clear"/>
+            <w:tcMar>
+              <w:top w:type="dxa" w:w="80"/>
+              <w:left w:type="dxa" w:w="120"/>
+              <w:bottom w:type="dxa" w:w="80"/>
+              <w:right w:type="dxa" w:w="120"/>
+            </w:tcMar>
+          </w:tcPr>
+          <w:p>
+            <w:r>
+              <w:rPr>
+                <w:rFonts w:ascii="Arial" w:cs="Arial" w:eastAsia="Arial" w:hAnsi="Arial"/>
+                <w:b w:val="false"/>
+                <w:bCs w:val="false"/>
+                <w:sz w:val="20"/>
+                <w:szCs w:val="20"/>
+              </w:rPr>
+              <w:t xml:space="preserve">Rechtspersoon</w:t>
+            </w:r>
+          </w:p>
+        </w:tc>
+        <w:tc>
+          <w:tcPr>
+            <w:tcW w:type="dxa" w:w="4526"/>
+            <w:tcBorders>
+              <w:top w:val="single" w:color="cccccc" w:sz="1"/>
+              <w:left w:val="single" w:color="cccccc" w:sz="1"/>
+              <w:bottom w:val="single" w:color="cccccc" w:sz="1"/>
+              <w:right w:val="single" w:color="cccccc" w:sz="1"/>
+            </w:tcBorders>
+            <w:shd w:fill="ffffff" w:val="clear"/>
+            <w:tcMar>
+              <w:top w:type="dxa" w:w="80"/>
+              <w:left w:type="dxa" w:w="120"/>
+              <w:bottom w:type="dxa" w:w="80"/>
+              <w:right w:type="dxa" w:w="120"/>
+            </w:tcMar>
+          </w:tcPr>
+          <w:p>
+            <w:r>
+              <w:rPr>
+                <w:rFonts w:ascii="Arial" w:cs="Arial" w:eastAsia="Arial" w:hAnsi="Arial"/>
+                <w:b w:val="false"/>
+                <w:bCs w:val="false"/>
+                <w:sz w:val="20"/>
+                <w:szCs w:val="20"/>
+              </w:rPr>
+              <w:t xml:space="preserve">BetsPlug B.V.</w:t>
+            </w:r>
+          </w:p>
+        </w:tc>
+      </w:tr>
+      <w:tr>
+        <w:tc>
+          <w:tcPr>
+            <w:tcW w:type="dxa" w:w="4500"/>
+            <w:tcBorders>
+              <w:top w:val="single" w:color="cccccc" w:sz="1"/>
+              <w:left w:val="single" w:color="cccccc" w:sz="1"/>
+              <w:bottom w:val="single" w:color="cccccc" w:sz="1"/>
+              <w:right w:val="single" w:color="cccccc" w:sz="1"/>
+            </w:tcBorders>
+            <w:shd w:fill="ffffff" w:val="clear"/>
+            <w:tcMar>
+              <w:top w:type="dxa" w:w="80"/>
+              <w:left w:type="dxa" w:w="120"/>
+              <w:bottom w:type="dxa" w:w="80"/>
+              <w:right w:type="dxa" w:w="120"/>
+            </w:tcMar>
+          </w:tcPr>
+          <w:p>
+            <w:r>
+              <w:rPr>
+                <w:rFonts w:ascii="Arial" w:cs="Arial" w:eastAsia="Arial" w:hAnsi="Arial"/>
+                <w:b w:val="false"/>
+                <w:bCs w:val="false"/>
+                <w:sz w:val="20"/>
+                <w:szCs w:val="20"/>
+              </w:rPr>
+              <w:t xml:space="preserve">Website</w:t>
+            </w:r>
+          </w:p>
+        </w:tc>
+        <w:tc>
+          <w:tcPr>
+            <w:tcW w:type="dxa" w:w="4526"/>
+            <w:tcBorders>
+              <w:top w:val="single" w:color="cccccc" w:sz="1"/>
+              <w:left w:val="single" w:color="cccccc" w:sz="1"/>
+              <w:bottom w:val="single" w:color="cccccc" w:sz="1"/>
+              <w:right w:val="single" w:color="cccccc" w:sz="1"/>
+            </w:tcBorders>
+            <w:shd w:fill="ffffff" w:val="clear"/>
+            <w:tcMar>
+              <w:top w:type="dxa" w:w="80"/>
+              <w:left w:type="dxa" w:w="120"/>
+              <w:bottom w:type="dxa" w:w="80"/>
+              <w:right w:type="dxa" w:w="120"/>
+            </w:tcMar>
+          </w:tcPr>
+          <w:p>
+            <w:r>
+              <w:rPr>
+                <w:rFonts w:ascii="Arial" w:cs="Arial" w:eastAsia="Arial" w:hAnsi="Arial"/>
+                <w:b w:val="false"/>
+                <w:bCs w:val="false"/>
+                <w:sz w:val="20"/>
+                <w:szCs w:val="20"/>
+              </w:rPr>
+              <w:t xml:space="preserve">https://betsplug.com</w:t>
+            </w:r>
+          </w:p>
+        </w:tc>
+      </w:tr>
+      <w:tr>
+        <w:tc>
+          <w:tcPr>
+            <w:tcW w:type="dxa" w:w="4500"/>
+            <w:tcBorders>
+              <w:top w:val="single" w:color="cccccc" w:sz="1"/>
+              <w:left w:val="single" w:color="cccccc" w:sz="1"/>
+              <w:bottom w:val="single" w:color="cccccc" w:sz="1"/>
+              <w:right w:val="single" w:color="cccccc" w:sz="1"/>
+            </w:tcBorders>
+            <w:shd w:fill="ffffff" w:val="clear"/>
+            <w:tcMar>
+              <w:top w:type="dxa" w:w="80"/>
+              <w:left w:type="dxa" w:w="120"/>
+              <w:bottom w:type="dxa" w:w="80"/>
+              <w:right w:type="dxa" w:w="120"/>
+            </w:tcMar>
+          </w:tcPr>
+          <w:p>
+            <w:r>
+              <w:rPr>
+                <w:rFonts w:ascii="Arial" w:cs="Arial" w:eastAsia="Arial" w:hAnsi="Arial"/>
+                <w:b w:val="false"/>
+                <w:bCs w:val="false"/>
+                <w:sz w:val="20"/>
+                <w:szCs w:val="20"/>
+              </w:rPr>
+              <w:t xml:space="preserve">Technisch contact</w:t>
+            </w:r>
+          </w:p>
+        </w:tc>
+        <w:tc>
+          <w:tcPr>
+            <w:tcW w:type="dxa" w:w="4526"/>
+            <w:tcBorders>
+              <w:top w:val="single" w:color="cccccc" w:sz="1"/>
+              <w:left w:val="single" w:color="cccccc" w:sz="1"/>
+              <w:bottom w:val="single" w:color="cccccc" w:sz="1"/>
+              <w:right w:val="single" w:color="cccccc" w:sz="1"/>
+            </w:tcBorders>
+            <w:shd w:fill="ffffff" w:val="clear"/>
+            <w:tcMar>
+              <w:top w:type="dxa" w:w="80"/>
+              <w:left w:type="dxa" w:w="120"/>
+              <w:bottom w:type="dxa" w:w="80"/>
+              <w:right w:type="dxa" w:w="120"/>
+            </w:tcMar>
+          </w:tcPr>
+          <w:p>
+            <w:r>
+              <w:rPr>
+                <w:rFonts w:ascii="Arial" w:cs="Arial" w:eastAsia="Arial" w:hAnsi="Arial"/>
+                <w:b w:val="false"/>
+                <w:bCs w:val="false"/>
+                <w:sz w:val="20"/>
+                <w:szCs w:val="20"/>
+              </w:rPr>
+              <w:t xml:space="preserve">Via de contactpagina op de website</w:t>
+            </w:r>
+          </w:p>
+        </w:tc>
+      </w:tr>
+      <w:tr>
+        <w:tc>
+          <w:tcPr>
+            <w:tcW w:type="dxa" w:w="4500"/>
+            <w:tcBorders>
+              <w:top w:val="single" w:color="cccccc" w:sz="1"/>
+              <w:left w:val="single" w:color="cccccc" w:sz="1"/>
+              <w:bottom w:val="single" w:color="cccccc" w:sz="1"/>
+              <w:right w:val="single" w:color="cccccc" w:sz="1"/>
+            </w:tcBorders>
+            <w:shd w:fill="ffffff" w:val="clear"/>
+            <w:tcMar>
+              <w:top w:type="dxa" w:w="80"/>
+              <w:left w:type="dxa" w:w="120"/>
+              <w:bottom w:type="dxa" w:w="80"/>
+              <w:right w:type="dxa" w:w="120"/>
+            </w:tcMar>
+          </w:tcPr>
+          <w:p>
+            <w:r>
+              <w:rPr>
+                <w:rFonts w:ascii="Arial" w:cs="Arial" w:eastAsia="Arial" w:hAnsi="Arial"/>
+                <w:b w:val="false"/>
+                <w:bCs w:val="false"/>
+                <w:sz w:val="20"/>
+                <w:szCs w:val="20"/>
+              </w:rPr>
+              <w:t xml:space="preserve">Privacyverzoeken</w:t>
+            </w:r>
+          </w:p>
+        </w:tc>
+        <w:tc>
+          <w:tcPr>
+            <w:tcW w:type="dxa" w:w="4526"/>
+            <w:tcBorders>
+              <w:top w:val="single" w:color="cccccc" w:sz="1"/>
+              <w:left w:val="single" w:color="cccccc" w:sz="1"/>
+              <w:bottom w:val="single" w:color="cccccc" w:sz="1"/>
+              <w:right w:val="single" w:color="cccccc" w:sz="1"/>
+            </w:tcBorders>
+            <w:shd w:fill="ffffff" w:val="clear"/>
+            <w:tcMar>
+              <w:top w:type="dxa" w:w="80"/>
+              <w:left w:type="dxa" w:w="120"/>
+              <w:bottom w:type="dxa" w:w="80"/>
+              <w:right w:type="dxa" w:w="120"/>
+            </w:tcMar>
+          </w:tcPr>
+          <w:p>
+            <w:r>
+              <w:rPr>
+                <w:rFonts w:ascii="Arial" w:cs="Arial" w:eastAsia="Arial" w:hAnsi="Arial"/>
+                <w:b w:val="false"/>
+                <w:bCs w:val="false"/>
+                <w:sz w:val="20"/>
+                <w:szCs w:val="20"/>
+              </w:rPr>
+              <w:t xml:space="preserve">AVG-verzoeken via de contactpagina</w:t>
+            </w:r>
+          </w:p>
+        </w:tc>
+      </w:tr>
+      <w:tr>
+        <w:tc>
+          <w:tcPr>
+            <w:tcW w:type="dxa" w:w="4500"/>
+            <w:tcBorders>
+              <w:top w:val="single" w:color="cccccc" w:sz="1"/>
+              <w:left w:val="single" w:color="cccccc" w:sz="1"/>
+              <w:bottom w:val="single" w:color="cccccc" w:sz="1"/>
+              <w:right w:val="single" w:color="cccccc" w:sz="1"/>
+            </w:tcBorders>
+            <w:shd w:fill="ffffff" w:val="clear"/>
+            <w:tcMar>
+              <w:top w:type="dxa" w:w="80"/>
+              <w:left w:type="dxa" w:w="120"/>
+              <w:bottom w:type="dxa" w:w="80"/>
+              <w:right w:type="dxa" w:w="120"/>
+            </w:tcMar>
+          </w:tcPr>
+          <w:p>
+            <w:r>
+              <w:rPr>
+                <w:rFonts w:ascii="Arial" w:cs="Arial" w:eastAsia="Arial" w:hAnsi="Arial"/>
+                <w:b w:val="false"/>
+                <w:bCs w:val="false"/>
+                <w:sz w:val="20"/>
+                <w:szCs w:val="20"/>
+              </w:rPr>
               <w:t xml:space="preserve">Documentversie</w:t>
             </w:r>
           </w:p>
@@ -3742,7 +5577,69 @@
                 <w:sz w:val="20"/>
                 <w:szCs w:val="20"/>
               </w:rPr>
-              <w:t xml:space="preserve">7.0 (april 2026)</w:t>
+              <w:t xml:space="preserve">8.0 (april 2026)</w:t>
+            </w:r>
+          </w:p>
+        </w:tc>
+      </w:tr>
+      <w:tr>
+        <w:tc>
+          <w:tcPr>
+            <w:tcW w:type="dxa" w:w="4500"/>
+            <w:tcBorders>
+              <w:top w:val="single" w:color="cccccc" w:sz="1"/>
+              <w:left w:val="single" w:color="cccccc" w:sz="1"/>
+              <w:bottom w:val="single" w:color="cccccc" w:sz="1"/>
+              <w:right w:val="single" w:color="cccccc" w:sz="1"/>
+            </w:tcBorders>
+            <w:shd w:fill="ffffff" w:val="clear"/>
+            <w:tcMar>
+              <w:top w:type="dxa" w:w="80"/>
+              <w:left w:type="dxa" w:w="120"/>
+              <w:bottom w:type="dxa" w:w="80"/>
+              <w:right w:type="dxa" w:w="120"/>
+            </w:tcMar>
+          </w:tcPr>
+          <w:p>
+            <w:r>
+              <w:rPr>
+                <w:rFonts w:ascii="Arial" w:cs="Arial" w:eastAsia="Arial" w:hAnsi="Arial"/>
+                <w:b w:val="false"/>
+                <w:bCs w:val="false"/>
+                <w:sz w:val="20"/>
+                <w:szCs w:val="20"/>
+              </w:rPr>
+              <w:t xml:space="preserve">Laatste validatie</w:t>
+            </w:r>
+          </w:p>
+        </w:tc>
+        <w:tc>
+          <w:tcPr>
+            <w:tcW w:type="dxa" w:w="4526"/>
+            <w:tcBorders>
+              <w:top w:val="single" w:color="cccccc" w:sz="1"/>
+              <w:left w:val="single" w:color="cccccc" w:sz="1"/>
+              <w:bottom w:val="single" w:color="cccccc" w:sz="1"/>
+              <w:right w:val="single" w:color="cccccc" w:sz="1"/>
+            </w:tcBorders>
+            <w:shd w:fill="ffffff" w:val="clear"/>
+            <w:tcMar>
+              <w:top w:type="dxa" w:w="80"/>
+              <w:left w:type="dxa" w:w="120"/>
+              <w:bottom w:type="dxa" w:w="80"/>
+              <w:right w:type="dxa" w:w="120"/>
+            </w:tcMar>
+          </w:tcPr>
+          <w:p>
+            <w:r>
+              <w:rPr>
+                <w:rFonts w:ascii="Arial" w:cs="Arial" w:eastAsia="Arial" w:hAnsi="Arial"/>
+                <w:b w:val="false"/>
+                <w:bCs w:val="false"/>
+                <w:sz w:val="20"/>
+                <w:szCs w:val="20"/>
+              </w:rPr>
+              <w:t xml:space="preserve">15 april 2026 (walk-forward op 28.838 picks)</w:t>
             </w:r>
           </w:p>
         </w:tc>
@@ -3927,7 +5824,7 @@
         <w:sz w:val="18"/>
         <w:szCs w:val="18"/>
       </w:rPr>
-      <w:t xml:space="preserve">	v7.0</w:t>
+      <w:t xml:space="preserve">	v8.0</w:t>
     </w:r>
   </w:p>
 </w:hdr>
